--- a/docs/操作手册-简答题线上评卷 - 複製.docx
+++ b/docs/操作手册-简答题线上评卷 - 複製.docx
@@ -43,7 +43,6 @@
         <w:spacing w:after="40"/>
         <w:jc w:val="center"/>
         <w:rPr>
-          <w:rFonts w:hint="eastAsia"/>
           <w:b/>
           <w:color w:val="0F766E"/>
           <w:sz w:val="60"/>
@@ -140,12 +139,16 @@
       <w:pPr>
         <w:spacing w:after="1000"/>
         <w:jc w:val="center"/>
+        <w:rPr>
+          <w:lang w:eastAsia="zh-TW"/>
+        </w:rPr>
       </w:pPr>
       <w:r>
         <w:rPr>
           <w:b/>
           <w:color w:val="6B7280"/>
           <w:sz w:val="40"/>
+          <w:lang w:eastAsia="zh-TW"/>
         </w:rPr>
         <w:t>操 作 手 册</w:t>
       </w:r>
@@ -154,10 +157,14 @@
       <w:pPr>
         <w:spacing w:after="80"/>
         <w:jc w:val="center"/>
+        <w:rPr>
+          <w:lang w:eastAsia="zh-TW"/>
+        </w:rPr>
       </w:pPr>
       <w:r>
         <w:rPr>
           <w:sz w:val="22"/>
+          <w:lang w:eastAsia="zh-TW"/>
         </w:rPr>
         <w:t>文档版本：v1.0</w:t>
       </w:r>
@@ -166,10 +173,14 @@
       <w:pPr>
         <w:spacing w:after="80"/>
         <w:jc w:val="center"/>
+        <w:rPr>
+          <w:lang w:eastAsia="zh-TW"/>
+        </w:rPr>
       </w:pPr>
       <w:r>
         <w:rPr>
           <w:sz w:val="22"/>
+          <w:lang w:eastAsia="zh-TW"/>
         </w:rPr>
         <w:t>制作日期：2026 年 10 月</w:t>
       </w:r>
@@ -178,11 +189,15 @@
       <w:pPr>
         <w:spacing w:after="80"/>
         <w:jc w:val="center"/>
+        <w:rPr>
+          <w:lang w:eastAsia="zh-TW"/>
+        </w:rPr>
       </w:pPr>
       <w:r>
         <w:rPr>
           <w:color w:val="6B7280"/>
           <w:sz w:val="22"/>
+          <w:lang w:eastAsia="zh-TW"/>
         </w:rPr>
         <w:t>Powered by 强合科技</w:t>
       </w:r>
@@ -191,17 +206,29 @@
       <w:pPr>
         <w:spacing w:before="800"/>
         <w:jc w:val="center"/>
+        <w:rPr>
+          <w:lang w:eastAsia="zh-TW"/>
+        </w:rPr>
       </w:pPr>
       <w:r>
         <w:rPr>
           <w:color w:val="6B7280"/>
           <w:sz w:val="20"/>
+          <w:lang w:eastAsia="zh-TW"/>
         </w:rPr>
         <w:t>本手册为《智考云线上考核平台-操作手册》的专题补充；选择题 / 判断题等客观题流程请参阅主手册。</w:t>
       </w:r>
     </w:p>
     <w:p>
+      <w:pPr>
+        <w:rPr>
+          <w:lang w:eastAsia="zh-TW"/>
+        </w:rPr>
+      </w:pPr>
       <w:r>
+        <w:rPr>
+          <w:lang w:eastAsia="zh-TW"/>
+        </w:rPr>
         <w:br w:type="page"/>
       </w:r>
     </w:p>
@@ -2765,8 +2792,8 @@
           <w:lang w:eastAsia="zh-TW"/>
         </w:rPr>
       </w:pPr>
-      <w:bookmarkStart w:id="0" w:name="第一章-简答题线上评卷概述"/>
-      <w:bookmarkStart w:id="1" w:name="_Toc244163914"/>
+      <w:bookmarkStart w:id="0" w:name="_Toc244163914"/>
+      <w:bookmarkStart w:id="1" w:name="第一章-简答题线上评卷概述"/>
     </w:p>
     <w:p>
       <w:pPr>
@@ -2820,7 +2847,6 @@
     <w:p>
       <w:pPr>
         <w:rPr>
-          <w:rFonts w:hint="eastAsia"/>
           <w:lang w:eastAsia="zh-TW"/>
         </w:rPr>
       </w:pPr>
@@ -2841,45 +2867,51 @@
         <w:lastRenderedPageBreak/>
         <w:t>第一章　简答题线上评卷概述</w:t>
       </w:r>
-      <w:bookmarkEnd w:id="1"/>
+      <w:bookmarkEnd w:id="0"/>
     </w:p>
     <w:p>
       <w:pPr>
         <w:pStyle w:val="21"/>
         <w:rPr>
           <w:rFonts w:ascii="微軟正黑體" w:eastAsia="微軟正黑體" w:hAnsi="微軟正黑體"/>
-        </w:rPr>
-      </w:pPr>
-      <w:bookmarkStart w:id="2" w:name="这套做法解决什么"/>
-      <w:bookmarkStart w:id="3" w:name="_Toc244163915"/>
+          <w:lang w:eastAsia="zh-TW"/>
+        </w:rPr>
+      </w:pPr>
+      <w:bookmarkStart w:id="2" w:name="_Toc244163915"/>
+      <w:bookmarkStart w:id="3" w:name="这套做法解决什么"/>
       <w:r>
         <w:rPr>
           <w:rFonts w:ascii="微軟正黑體" w:eastAsia="微軟正黑體" w:hAnsi="微軟正黑體"/>
-        </w:rPr>
-        <w:t xml:space="preserve">1.1　</w:t>
+          <w:lang w:eastAsia="zh-TW"/>
+        </w:rPr>
+        <w:t>1.1　这套做法解决什么</w:t>
       </w:r>
-      <w:proofErr w:type="spellStart"/>
-      <w:r>
-        <w:rPr>
-          <w:rFonts w:ascii="微軟正黑體" w:eastAsia="微軟正黑體" w:hAnsi="微軟正黑體"/>
-        </w:rPr>
-        <w:t>这套做法解决什么</w:t>
-      </w:r>
-      <w:bookmarkEnd w:id="3"/>
-      <w:proofErr w:type="spellEnd"/>
+      <w:bookmarkEnd w:id="2"/>
     </w:p>
     <w:p>
+      <w:pPr>
+        <w:rPr>
+          <w:lang w:eastAsia="zh-TW"/>
+        </w:rPr>
+      </w:pPr>
       <w:r>
+        <w:rPr>
+          <w:lang w:eastAsia="zh-TW"/>
+        </w:rPr>
         <w:t xml:space="preserve">简答题过去多以纸本人工批改，效率低、难以留痕。本平台把简答题全程线上化，并采用 </w:t>
       </w:r>
       <w:r>
         <w:rPr>
           <w:b/>
           <w:bCs/>
+          <w:lang w:eastAsia="zh-TW"/>
         </w:rPr>
         <w:t>「AI 先初评、评卷人再确认」</w:t>
       </w:r>
       <w:r>
+        <w:rPr>
+          <w:lang w:eastAsia="zh-TW"/>
+        </w:rPr>
         <w:t xml:space="preserve"> 的两段式做法：</w:t>
       </w:r>
     </w:p>
@@ -2889,25 +2921,36 @@
           <w:ilvl w:val="0"/>
           <w:numId w:val="11"/>
         </w:numPr>
+        <w:rPr>
+          <w:lang w:eastAsia="zh-TW"/>
+        </w:rPr>
       </w:pPr>
       <w:r>
         <w:rPr>
           <w:b/>
           <w:bCs/>
+          <w:lang w:eastAsia="zh-TW"/>
         </w:rPr>
         <w:t>AI 初评</w:t>
       </w:r>
       <w:r>
+        <w:rPr>
+          <w:lang w:eastAsia="zh-TW"/>
+        </w:rPr>
         <w:t>：考生交卷后，系统自动为每道简答题给出一个</w:t>
       </w:r>
       <w:r>
         <w:rPr>
           <w:b/>
           <w:bCs/>
+          <w:lang w:eastAsia="zh-TW"/>
         </w:rPr>
         <w:t>建议分数</w:t>
       </w:r>
       <w:r>
+        <w:rPr>
+          <w:lang w:eastAsia="zh-TW"/>
+        </w:rPr>
         <w:t>（仅供参考，不直接计入成绩）。</w:t>
       </w:r>
     </w:p>
@@ -2917,30 +2960,49 @@
           <w:ilvl w:val="0"/>
           <w:numId w:val="11"/>
         </w:numPr>
+        <w:rPr>
+          <w:lang w:eastAsia="zh-TW"/>
+        </w:rPr>
       </w:pPr>
       <w:r>
         <w:rPr>
           <w:b/>
           <w:bCs/>
+          <w:lang w:eastAsia="zh-TW"/>
         </w:rPr>
         <w:t>评卷人确认</w:t>
       </w:r>
       <w:r>
+        <w:rPr>
+          <w:lang w:eastAsia="zh-TW"/>
+        </w:rPr>
         <w:t>：评卷人登入后，可一键「采用 AI 建议」或自行人工评分；</w:t>
       </w:r>
       <w:r>
         <w:rPr>
           <w:b/>
           <w:bCs/>
+          <w:lang w:eastAsia="zh-TW"/>
         </w:rPr>
         <w:t>最终成绩一律以评卷人送出的分数为准</w:t>
       </w:r>
       <w:r>
+        <w:rPr>
+          <w:lang w:eastAsia="zh-TW"/>
+        </w:rPr>
         <w:t>。</w:t>
       </w:r>
     </w:p>
     <w:p>
+      <w:pPr>
+        <w:rPr>
+          <w:lang w:eastAsia="zh-TW"/>
+        </w:rPr>
+      </w:pPr>
       <w:r>
+        <w:rPr>
+          <w:lang w:eastAsia="zh-TW"/>
+        </w:rPr>
         <w:t>这样评卷人不必从零开始逐字批改，只需在 AI 建议的基础上确认或微调，大幅省时，同时保留人工把关与改分留痕。</w:t>
       </w:r>
     </w:p>
@@ -2949,18 +3011,20 @@
         <w:pStyle w:val="21"/>
         <w:rPr>
           <w:rFonts w:ascii="微軟正黑體" w:eastAsia="微軟正黑體" w:hAnsi="微軟正黑體"/>
-        </w:rPr>
-      </w:pPr>
-      <w:bookmarkStart w:id="4" w:name="简答题全流程七步"/>
-      <w:bookmarkStart w:id="5" w:name="_Toc244163916"/>
-      <w:bookmarkEnd w:id="2"/>
+          <w:lang w:eastAsia="zh-TW"/>
+        </w:rPr>
+      </w:pPr>
+      <w:bookmarkStart w:id="4" w:name="_Toc244163916"/>
+      <w:bookmarkStart w:id="5" w:name="简答题全流程七步"/>
+      <w:bookmarkEnd w:id="3"/>
       <w:r>
         <w:rPr>
           <w:rFonts w:ascii="微軟正黑體" w:eastAsia="微軟正黑體" w:hAnsi="微軟正黑體"/>
+          <w:lang w:eastAsia="zh-TW"/>
         </w:rPr>
         <w:t>1.2　简答题全流程（七步）</w:t>
       </w:r>
-      <w:bookmarkEnd w:id="5"/>
+      <w:bookmarkEnd w:id="4"/>
     </w:p>
     <w:tbl>
       <w:tblPr>
@@ -3249,16 +3313,16 @@
           <w:rFonts w:ascii="微軟正黑體" w:eastAsia="微軟正黑體" w:hAnsi="微軟正黑體"/>
         </w:rPr>
       </w:pPr>
-      <w:bookmarkStart w:id="6" w:name="角色与权限"/>
-      <w:bookmarkStart w:id="7" w:name="_Toc244163917"/>
-      <w:bookmarkEnd w:id="4"/>
+      <w:bookmarkStart w:id="6" w:name="_Toc244163917"/>
+      <w:bookmarkStart w:id="7" w:name="角色与权限"/>
+      <w:bookmarkEnd w:id="5"/>
       <w:r>
         <w:rPr>
           <w:rFonts w:ascii="微軟正黑體" w:eastAsia="微軟正黑體" w:hAnsi="微軟正黑體"/>
         </w:rPr>
         <w:t>1.3　角色与权限</w:t>
       </w:r>
-      <w:bookmarkEnd w:id="7"/>
+      <w:bookmarkEnd w:id="6"/>
     </w:p>
     <w:tbl>
       <w:tblPr>
@@ -3277,14 +3341,12 @@
             <w:shd w:val="clear" w:color="auto" w:fill="D9ECEA"/>
           </w:tcPr>
           <w:p>
-            <w:proofErr w:type="spellStart"/>
             <w:r>
               <w:rPr>
                 <w:b/>
               </w:rPr>
               <w:t>角色</w:t>
             </w:r>
-            <w:proofErr w:type="spellEnd"/>
           </w:p>
         </w:tc>
         <w:tc>
@@ -3392,32 +3454,9 @@
       </w:tr>
     </w:tbl>
     <w:p>
-      <w:proofErr w:type="spellStart"/>
-      <w:proofErr w:type="gramStart"/>
       <w:r>
-        <w:t>评卷人为独立受限角色：登入后导览只显示「简答题评卷</w:t>
+        <w:t>评卷人为独立受限角色：登入后导览只显示「简答题评卷」，且只看得到被指派工序的考生答卷，看不到对方的选择题 / 判断题作答情况。</w:t>
       </w:r>
-      <w:proofErr w:type="spellEnd"/>
-      <w:r>
-        <w:t>」，</w:t>
-      </w:r>
-      <w:proofErr w:type="spellStart"/>
-      <w:r>
-        <w:t>且只看得到被指派工序的考生答卷，看不到对方的选择题</w:t>
-      </w:r>
-      <w:proofErr w:type="spellEnd"/>
-      <w:r>
-        <w:t xml:space="preserve"> / </w:t>
-      </w:r>
-      <w:proofErr w:type="spellStart"/>
-      <w:r>
-        <w:t>判断题作答情况</w:t>
-      </w:r>
-      <w:proofErr w:type="spellEnd"/>
-      <w:r>
-        <w:t>。</w:t>
-      </w:r>
-      <w:proofErr w:type="gramEnd"/>
     </w:p>
     <w:p>
       <w:pPr>
@@ -3426,16 +3465,16 @@
           <w:rFonts w:ascii="微軟正黑體" w:eastAsia="微軟正黑體" w:hAnsi="微軟正黑體"/>
         </w:rPr>
       </w:pPr>
-      <w:bookmarkStart w:id="8" w:name="名词说明"/>
-      <w:bookmarkStart w:id="9" w:name="_Toc244163918"/>
-      <w:bookmarkEnd w:id="6"/>
+      <w:bookmarkStart w:id="8" w:name="_Toc244163918"/>
+      <w:bookmarkStart w:id="9" w:name="名词说明"/>
+      <w:bookmarkEnd w:id="7"/>
       <w:r>
         <w:rPr>
           <w:rFonts w:ascii="微軟正黑體" w:eastAsia="微軟正黑體" w:hAnsi="微軟正黑體"/>
         </w:rPr>
         <w:t>1.4　名词说明</w:t>
       </w:r>
-      <w:bookmarkEnd w:id="9"/>
+      <w:bookmarkEnd w:id="8"/>
     </w:p>
     <w:tbl>
       <w:tblPr>
@@ -3623,10 +3662,10 @@
           <w:lang w:eastAsia="zh-TW"/>
         </w:rPr>
       </w:pPr>
-      <w:bookmarkStart w:id="10" w:name="第二章-后台登入与评卷人账号"/>
-      <w:bookmarkStart w:id="11" w:name="_Toc244163919"/>
-      <w:bookmarkEnd w:id="0"/>
-      <w:bookmarkEnd w:id="8"/>
+      <w:bookmarkStart w:id="10" w:name="_Toc244163919"/>
+      <w:bookmarkStart w:id="11" w:name="第二章-后台登入与评卷人账号"/>
+      <w:bookmarkEnd w:id="1"/>
+      <w:bookmarkEnd w:id="9"/>
     </w:p>
     <w:p>
       <w:pPr>
@@ -3680,7 +3719,6 @@
     <w:p>
       <w:pPr>
         <w:rPr>
-          <w:rFonts w:hint="eastAsia"/>
           <w:lang w:eastAsia="zh-TW"/>
         </w:rPr>
       </w:pPr>
@@ -3701,35 +3739,37 @@
         <w:lastRenderedPageBreak/>
         <w:t>第二章　后台登入与评卷人账号</w:t>
       </w:r>
-      <w:bookmarkEnd w:id="11"/>
+      <w:bookmarkEnd w:id="10"/>
     </w:p>
     <w:p>
       <w:pPr>
         <w:pStyle w:val="21"/>
         <w:rPr>
           <w:rFonts w:ascii="微軟正黑體" w:eastAsia="微軟正黑體" w:hAnsi="微軟正黑體"/>
-        </w:rPr>
-      </w:pPr>
-      <w:bookmarkStart w:id="12" w:name="后台登入方式"/>
-      <w:bookmarkStart w:id="13" w:name="_Toc244163920"/>
+          <w:lang w:eastAsia="zh-TW"/>
+        </w:rPr>
+      </w:pPr>
+      <w:bookmarkStart w:id="12" w:name="_Toc244163920"/>
+      <w:bookmarkStart w:id="13" w:name="后台登入方式"/>
       <w:r>
         <w:rPr>
           <w:rFonts w:ascii="微軟正黑體" w:eastAsia="微軟正黑體" w:hAnsi="微軟正黑體"/>
-        </w:rPr>
-        <w:t xml:space="preserve">2.1　</w:t>
+          <w:lang w:eastAsia="zh-TW"/>
+        </w:rPr>
+        <w:t>2.1　后台登入方式</w:t>
       </w:r>
-      <w:proofErr w:type="spellStart"/>
-      <w:r>
-        <w:rPr>
-          <w:rFonts w:ascii="微軟正黑體" w:eastAsia="微軟正黑體" w:hAnsi="微軟正黑體"/>
-        </w:rPr>
-        <w:t>后台登入方式</w:t>
-      </w:r>
-      <w:bookmarkEnd w:id="13"/>
-      <w:proofErr w:type="spellEnd"/>
+      <w:bookmarkEnd w:id="12"/>
     </w:p>
     <w:p>
+      <w:pPr>
+        <w:rPr>
+          <w:lang w:eastAsia="zh-TW"/>
+        </w:rPr>
+      </w:pPr>
       <w:r>
+        <w:rPr>
+          <w:lang w:eastAsia="zh-TW"/>
+        </w:rPr>
         <w:t>后台（管理员、人资、评卷人共用同一入口）支援两种登入方式：</w:t>
       </w:r>
     </w:p>
@@ -3751,14 +3791,12 @@
             <w:shd w:val="clear" w:color="auto" w:fill="D9ECEA"/>
           </w:tcPr>
           <w:p>
-            <w:proofErr w:type="spellStart"/>
             <w:r>
               <w:rPr>
                 <w:b/>
               </w:rPr>
               <w:t>登入方式</w:t>
             </w:r>
-            <w:proofErr w:type="spellEnd"/>
           </w:p>
         </w:tc>
         <w:tc>
@@ -3808,17 +3846,8 @@
                 <w:b/>
                 <w:bCs/>
               </w:rPr>
-              <w:t xml:space="preserve">AD </w:t>
-            </w:r>
-            <w:proofErr w:type="spellStart"/>
-            <w:r>
-              <w:rPr>
-                <w:b/>
-                <w:bCs/>
-              </w:rPr>
-              <w:t>工号登入</w:t>
-            </w:r>
-            <w:proofErr w:type="spellEnd"/>
+              <w:t>AD 工号登入</w:t>
+            </w:r>
           </w:p>
           <w:p>
             <w:pPr>
@@ -3844,14 +3873,23 @@
                 <w:lang w:eastAsia="zh-TW"/>
               </w:rPr>
             </w:pPr>
-            <w:proofErr w:type="spellStart"/>
-            <w:r>
+            <w:r>
+              <w:rPr>
+                <w:lang w:eastAsia="zh-TW"/>
+              </w:rPr>
               <w:t>已有公司网域</w:t>
             </w:r>
-            <w:proofErr w:type="spellEnd"/>
           </w:p>
           <w:p>
-            <w:r>
+            <w:pPr>
+              <w:rPr>
+                <w:lang w:eastAsia="zh-TW"/>
+              </w:rPr>
+            </w:pPr>
+            <w:r>
+              <w:rPr>
+                <w:lang w:eastAsia="zh-TW"/>
+              </w:rPr>
               <w:t>（AD）账号者</w:t>
             </w:r>
           </w:p>
@@ -3862,27 +3900,41 @@
           </w:tcPr>
           <w:p>
             <w:r>
+              <w:rPr>
+                <w:lang w:eastAsia="zh-TW"/>
+              </w:rPr>
               <w:t xml:space="preserve">选择「组织」（厂区 / 公司，如 强茂徐州、PANJIT 台湾、无锡强茂…）→ 输入 </w:t>
             </w:r>
             <w:r>
               <w:rPr>
                 <w:b/>
                 <w:bCs/>
+                <w:lang w:eastAsia="zh-TW"/>
               </w:rPr>
               <w:t>AD 工号</w:t>
             </w:r>
             <w:r>
+              <w:rPr>
+                <w:lang w:eastAsia="zh-TW"/>
+              </w:rPr>
               <w:t xml:space="preserve"> 与 </w:t>
             </w:r>
             <w:r>
               <w:rPr>
                 <w:b/>
                 <w:bCs/>
+                <w:lang w:eastAsia="zh-TW"/>
               </w:rPr>
               <w:t>密码</w:t>
             </w:r>
             <w:r>
-              <w:t xml:space="preserve"> → 点「登录」。密码由公司网域验证</w:t>
+              <w:rPr>
+                <w:lang w:eastAsia="zh-TW"/>
+              </w:rPr>
+              <w:t xml:space="preserve"> → 点「登录」。</w:t>
+            </w:r>
+            <w:r>
+              <w:t>密码由公司网域验证</w:t>
             </w:r>
           </w:p>
         </w:tc>
@@ -3945,17 +3997,8 @@
       </w:tr>
     </w:tbl>
     <w:p>
-      <w:proofErr w:type="spellStart"/>
       <w:r>
-        <w:t>登入页默认显示</w:t>
-      </w:r>
-      <w:proofErr w:type="spellEnd"/>
-      <w:r>
-        <w:t xml:space="preserve"> AD </w:t>
-      </w:r>
-      <w:proofErr w:type="spellStart"/>
-      <w:r>
-        <w:t>工号登入；评卷人可用上述任一方式登入。评卷人登入后，导览仅显示「</w:t>
+        <w:t>登入页默认显示 AD 工号登入；评卷人可用上述任一方式登入。评卷人登入后，导览仅显示「</w:t>
       </w:r>
       <w:r>
         <w:rPr>
@@ -3965,11 +4008,7 @@
         <w:t>简答题评卷</w:t>
       </w:r>
       <w:r>
-        <w:t>」一项</w:t>
-      </w:r>
-      <w:proofErr w:type="spellEnd"/>
-      <w:r>
-        <w:t>。</w:t>
+        <w:t>」一项。</w:t>
       </w:r>
     </w:p>
     <w:tbl>
@@ -4001,12 +4040,12 @@
             <w:pPr>
               <w:jc w:val="center"/>
               <w:rPr>
-                <w:rFonts w:hint="eastAsia"/>
                 <w:lang w:eastAsia="zh-TW"/>
               </w:rPr>
             </w:pPr>
             <w:r>
               <w:rPr>
+                <w:noProof/>
                 <w:lang w:eastAsia="zh-TW"/>
               </w:rPr>
               <w:drawing>
@@ -4047,6 +4086,7 @@
             </w:r>
             <w:r>
               <w:rPr>
+                <w:noProof/>
                 <w:lang w:eastAsia="zh-TW"/>
               </w:rPr>
               <w:drawing>
@@ -4095,9 +4135,9 @@
           <w:lang w:eastAsia="zh-TW"/>
         </w:rPr>
       </w:pPr>
-      <w:bookmarkStart w:id="14" w:name="建立或绑定评卷人账号管理员操作"/>
-      <w:bookmarkStart w:id="15" w:name="_Toc244163921"/>
-      <w:bookmarkEnd w:id="12"/>
+      <w:bookmarkStart w:id="14" w:name="_Toc244163921"/>
+      <w:bookmarkStart w:id="15" w:name="建立或绑定评卷人账号管理员操作"/>
+      <w:bookmarkEnd w:id="13"/>
     </w:p>
     <w:p>
       <w:pPr>
@@ -4122,51 +4162,46 @@
         <w:lastRenderedPageBreak/>
         <w:t>2.2　建立或绑定评卷人账号（管理员操作）</w:t>
       </w:r>
-      <w:bookmarkEnd w:id="15"/>
+      <w:bookmarkEnd w:id="14"/>
     </w:p>
     <w:p>
-      <w:proofErr w:type="spellStart"/>
+      <w:pPr>
+        <w:rPr>
+          <w:lang w:eastAsia="zh-TW"/>
+        </w:rPr>
+      </w:pPr>
       <w:r>
+        <w:rPr>
+          <w:lang w:eastAsia="zh-TW"/>
+        </w:rPr>
         <w:t>评卷人账号由系统管理员于「</w:t>
       </w:r>
       <w:r>
         <w:rPr>
           <w:b/>
           <w:bCs/>
-        </w:rPr>
-        <w:t>系统设置</w:t>
+          <w:lang w:eastAsia="zh-TW"/>
+        </w:rPr>
+        <w:t>系统设置 → 账号管理</w:t>
       </w:r>
-      <w:proofErr w:type="spellEnd"/>
+      <w:r>
+        <w:rPr>
+          <w:lang w:eastAsia="zh-TW"/>
+        </w:rPr>
+        <w:t>」建立。进入后点「新建账号」，角色选「</w:t>
+      </w:r>
       <w:r>
         <w:rPr>
           <w:b/>
           <w:bCs/>
-        </w:rPr>
-        <w:t xml:space="preserve"> → </w:t>
-      </w:r>
-      <w:proofErr w:type="spellStart"/>
-      <w:r>
-        <w:rPr>
-          <w:b/>
-          <w:bCs/>
-        </w:rPr>
-        <w:t>账号管理</w:t>
-      </w:r>
-      <w:r>
-        <w:t>」建立。进入后点「新建账号</w:t>
-      </w:r>
-      <w:proofErr w:type="spellEnd"/>
-      <w:r>
-        <w:t>」，角色选「</w:t>
-      </w:r>
-      <w:r>
-        <w:rPr>
-          <w:b/>
-          <w:bCs/>
+          <w:lang w:eastAsia="zh-TW"/>
         </w:rPr>
         <w:t>评卷人</w:t>
       </w:r>
       <w:r>
+        <w:rPr>
+          <w:lang w:eastAsia="zh-TW"/>
+        </w:rPr>
         <w:t>」，再依下表择一方式建立：</w:t>
       </w:r>
     </w:p>
@@ -4188,14 +4223,12 @@
             <w:shd w:val="clear" w:color="auto" w:fill="D9ECEA"/>
           </w:tcPr>
           <w:p>
-            <w:proofErr w:type="spellStart"/>
             <w:r>
               <w:rPr>
                 <w:b/>
               </w:rPr>
               <w:t>建立方式</w:t>
             </w:r>
-            <w:proofErr w:type="spellEnd"/>
           </w:p>
         </w:tc>
         <w:tc>
@@ -4304,7 +4337,6 @@
       <w:pPr>
         <w:pStyle w:val="af"/>
       </w:pPr>
-      <w:proofErr w:type="spellStart"/>
       <w:r>
         <w:rPr>
           <w:b/>
@@ -4313,11 +4345,7 @@
         <w:t>账号类型</w:t>
       </w:r>
       <w:r>
-        <w:t>（仅系统自建的评卷人适用</w:t>
-      </w:r>
-      <w:proofErr w:type="spellEnd"/>
-      <w:r>
-        <w:t>）：</w:t>
+        <w:t>（仅系统自建的评卷人适用）：</w:t>
       </w:r>
     </w:p>
     <w:tbl>
@@ -4453,6 +4481,7 @@
               <w:rPr>
                 <w:rFonts w:ascii="Cambria Math" w:hAnsi="Cambria Math" w:cs="Cambria Math"/>
                 <w:b/>
+                <w:noProof/>
                 <w:color w:val="6B7280"/>
                 <w:sz w:val="22"/>
               </w:rPr>
@@ -4497,7 +4526,6 @@
             <w:pPr>
               <w:jc w:val="center"/>
               <w:rPr>
-                <w:rFonts w:hint="eastAsia"/>
                 <w:lang w:eastAsia="zh-TW"/>
               </w:rPr>
             </w:pPr>
@@ -4536,6 +4564,7 @@
               <w:rPr>
                 <w:rFonts w:ascii="Cambria Math" w:hAnsi="Cambria Math" w:cs="Cambria Math"/>
                 <w:b/>
+                <w:noProof/>
                 <w:color w:val="6B7280"/>
                 <w:sz w:val="22"/>
               </w:rPr>
@@ -4581,7 +4610,7 @@
             <w:pPr>
               <w:jc w:val="center"/>
               <w:rPr>
-                <w:rFonts w:ascii="Cambria Math" w:hAnsi="Cambria Math" w:cs="Cambria Math" w:hint="eastAsia"/>
+                <w:rFonts w:ascii="Cambria Math" w:hAnsi="Cambria Math" w:cs="Cambria Math"/>
                 <w:b/>
                 <w:color w:val="6B7280"/>
                 <w:sz w:val="22"/>
@@ -4593,28 +4622,7 @@
                 <w:rFonts w:hint="eastAsia"/>
                 <w:lang w:eastAsia="zh-TW"/>
               </w:rPr>
-              <w:t xml:space="preserve">步驟 </w:t>
-            </w:r>
-            <w:r>
-              <w:rPr>
-                <w:rFonts w:hint="eastAsia"/>
-                <w:lang w:eastAsia="zh-TW"/>
-              </w:rPr>
-              <w:t>2</w:t>
-            </w:r>
-            <w:r>
-              <w:rPr>
-                <w:rFonts w:hint="eastAsia"/>
-                <w:lang w:eastAsia="zh-TW"/>
-              </w:rPr>
-              <w:t xml:space="preserve"> : </w:t>
-            </w:r>
-            <w:r>
-              <w:rPr>
-                <w:rFonts w:hint="eastAsia"/>
-                <w:lang w:eastAsia="zh-TW"/>
-              </w:rPr>
-              <w:t>按下右上角的新增帳號</w:t>
+              <w:t>步驟 2 : 按下右上角的新增帳號</w:t>
             </w:r>
           </w:p>
           <w:p>
@@ -4632,6 +4640,7 @@
               <w:rPr>
                 <w:rFonts w:ascii="Cambria Math" w:hAnsi="Cambria Math" w:cs="Cambria Math"/>
                 <w:b/>
+                <w:noProof/>
                 <w:color w:val="6B7280"/>
                 <w:sz w:val="22"/>
                 <w:lang w:eastAsia="zh-TW"/>
@@ -4676,6 +4685,7 @@
               <w:rPr>
                 <w:rFonts w:ascii="Cambria Math" w:hAnsi="Cambria Math" w:cs="Cambria Math"/>
                 <w:b/>
+                <w:noProof/>
                 <w:color w:val="6B7280"/>
                 <w:sz w:val="22"/>
                 <w:lang w:eastAsia="zh-TW"/>
@@ -4729,28 +4739,7 @@
                 <w:rFonts w:hint="eastAsia"/>
                 <w:lang w:eastAsia="zh-TW"/>
               </w:rPr>
-              <w:t xml:space="preserve">步驟 </w:t>
-            </w:r>
-            <w:r>
-              <w:rPr>
-                <w:rFonts w:hint="eastAsia"/>
-                <w:lang w:eastAsia="zh-TW"/>
-              </w:rPr>
-              <w:t>3</w:t>
-            </w:r>
-            <w:r>
-              <w:rPr>
-                <w:rFonts w:hint="eastAsia"/>
-                <w:lang w:eastAsia="zh-TW"/>
-              </w:rPr>
-              <w:t xml:space="preserve"> :</w:t>
-            </w:r>
-            <w:r>
-              <w:rPr>
-                <w:rFonts w:hint="eastAsia"/>
-                <w:lang w:eastAsia="zh-TW"/>
-              </w:rPr>
-              <w:t xml:space="preserve"> 可依據個人需求並以 AD 帳號綁定評卷人，還是系統獨立建立共用帳號</w:t>
+              <w:t>步驟 3 : 可依據個人需求並以 AD 帳號綁定評卷人，還是系統獨立建立共用帳號</w:t>
             </w:r>
           </w:p>
           <w:p>
@@ -4768,6 +4757,7 @@
               <w:rPr>
                 <w:rFonts w:ascii="Cambria Math" w:hAnsi="Cambria Math" w:cs="Cambria Math"/>
                 <w:b/>
+                <w:noProof/>
                 <w:color w:val="6B7280"/>
                 <w:sz w:val="22"/>
                 <w:lang w:val="en-US" w:eastAsia="zh-TW"/>
@@ -4813,37 +4803,15 @@
             <w:pPr>
               <w:jc w:val="center"/>
               <w:rPr>
+                <w:lang w:eastAsia="zh-TW"/>
+              </w:rPr>
+            </w:pPr>
+            <w:r>
+              <w:rPr>
                 <w:rFonts w:hint="eastAsia"/>
                 <w:lang w:eastAsia="zh-TW"/>
               </w:rPr>
-            </w:pPr>
-            <w:r>
-              <w:rPr>
-                <w:rFonts w:hint="eastAsia"/>
-                <w:lang w:eastAsia="zh-TW"/>
-              </w:rPr>
-              <w:t xml:space="preserve">步驟 </w:t>
-            </w:r>
-            <w:r>
-              <w:rPr>
-                <w:rFonts w:hint="eastAsia"/>
-                <w:lang w:eastAsia="zh-TW"/>
-              </w:rPr>
-              <w:t>4</w:t>
-            </w:r>
-            <w:r>
-              <w:rPr>
-                <w:rFonts w:hint="eastAsia"/>
-                <w:lang w:eastAsia="zh-TW"/>
-              </w:rPr>
-              <w:t xml:space="preserve"> : </w:t>
-            </w:r>
-            <w:r>
-              <w:rPr>
-                <w:rFonts w:hint="eastAsia"/>
-                <w:lang w:eastAsia="zh-TW"/>
-              </w:rPr>
-              <w:t>建立完成帳號皆可在帳號管理頁面進行管理</w:t>
+              <w:t>步驟 4 : 建立完成帳號皆可在帳號管理頁面進行管理</w:t>
             </w:r>
           </w:p>
         </w:tc>
@@ -4854,30 +4822,32 @@
         <w:pStyle w:val="21"/>
         <w:rPr>
           <w:rFonts w:ascii="微軟正黑體" w:eastAsia="微軟正黑體" w:hAnsi="微軟正黑體"/>
-        </w:rPr>
-      </w:pPr>
-      <w:bookmarkStart w:id="16" w:name="维护评卷人账号"/>
-      <w:bookmarkStart w:id="17" w:name="_Toc244163922"/>
-      <w:bookmarkEnd w:id="14"/>
+          <w:lang w:eastAsia="zh-TW"/>
+        </w:rPr>
+      </w:pPr>
+      <w:bookmarkStart w:id="16" w:name="_Toc244163922"/>
+      <w:bookmarkStart w:id="17" w:name="维护评卷人账号"/>
+      <w:bookmarkEnd w:id="15"/>
       <w:r>
         <w:rPr>
           <w:rFonts w:ascii="微軟正黑體" w:eastAsia="微軟正黑體" w:hAnsi="微軟正黑體"/>
+          <w:lang w:eastAsia="zh-TW"/>
         </w:rPr>
         <w:lastRenderedPageBreak/>
-        <w:t xml:space="preserve">2.3　</w:t>
+        <w:t>2.3　维护评卷人账号</w:t>
       </w:r>
-      <w:proofErr w:type="spellStart"/>
-      <w:r>
-        <w:rPr>
-          <w:rFonts w:ascii="微軟正黑體" w:eastAsia="微軟正黑體" w:hAnsi="微軟正黑體"/>
-        </w:rPr>
-        <w:t>维护评卷人账号</w:t>
-      </w:r>
-      <w:bookmarkEnd w:id="17"/>
-      <w:proofErr w:type="spellEnd"/>
+      <w:bookmarkEnd w:id="16"/>
     </w:p>
     <w:p>
+      <w:pPr>
+        <w:rPr>
+          <w:lang w:eastAsia="zh-TW"/>
+        </w:rPr>
+      </w:pPr>
       <w:r>
+        <w:rPr>
+          <w:lang w:eastAsia="zh-TW"/>
+        </w:rPr>
         <w:t>于「账号管理」列表点该账号「编辑」：</w:t>
       </w:r>
     </w:p>
@@ -4887,15 +4857,22 @@
           <w:ilvl w:val="0"/>
           <w:numId w:val="12"/>
         </w:numPr>
+        <w:rPr>
+          <w:lang w:eastAsia="zh-TW"/>
+        </w:rPr>
       </w:pPr>
       <w:r>
         <w:rPr>
           <w:b/>
           <w:bCs/>
+          <w:lang w:eastAsia="zh-TW"/>
         </w:rPr>
         <w:t>调整负责工序</w:t>
       </w:r>
       <w:r>
+        <w:rPr>
+          <w:lang w:eastAsia="zh-TW"/>
+        </w:rPr>
         <w:t>：勾选 / 取消该评卷人负责的工序。</w:t>
       </w:r>
     </w:p>
@@ -4905,15 +4882,22 @@
           <w:ilvl w:val="0"/>
           <w:numId w:val="12"/>
         </w:numPr>
+        <w:rPr>
+          <w:lang w:eastAsia="zh-TW"/>
+        </w:rPr>
       </w:pPr>
       <w:r>
         <w:rPr>
           <w:b/>
           <w:bCs/>
+          <w:lang w:eastAsia="zh-TW"/>
         </w:rPr>
         <w:t>重设密码</w:t>
       </w:r>
       <w:r>
+        <w:rPr>
+          <w:lang w:eastAsia="zh-TW"/>
+        </w:rPr>
         <w:t>：系统自建账号可重设密码；AD 账号的密码由公司网域管理，系统不提供重设。</w:t>
       </w:r>
     </w:p>
@@ -4923,37 +4907,23 @@
           <w:ilvl w:val="0"/>
           <w:numId w:val="12"/>
         </w:numPr>
-      </w:pPr>
-      <w:proofErr w:type="spellStart"/>
+        <w:rPr>
+          <w:lang w:eastAsia="zh-TW"/>
+        </w:rPr>
+      </w:pPr>
       <w:r>
         <w:rPr>
           <w:b/>
           <w:bCs/>
-        </w:rPr>
-        <w:t>停用</w:t>
-      </w:r>
-      <w:proofErr w:type="spellEnd"/>
-      <w:r>
-        <w:rPr>
-          <w:b/>
-          <w:bCs/>
-        </w:rPr>
-        <w:t xml:space="preserve"> / </w:t>
-      </w:r>
-      <w:proofErr w:type="spellStart"/>
-      <w:r>
-        <w:rPr>
-          <w:b/>
-          <w:bCs/>
-        </w:rPr>
-        <w:t>启用</w:t>
+          <w:lang w:eastAsia="zh-TW"/>
+        </w:rPr>
+        <w:t>停用 / 启用</w:t>
       </w:r>
       <w:r>
-        <w:t>：离职或轮调时可停用账号</w:t>
-      </w:r>
-      <w:proofErr w:type="spellEnd"/>
-      <w:r>
-        <w:t>。</w:t>
+        <w:rPr>
+          <w:lang w:eastAsia="zh-TW"/>
+        </w:rPr>
+        <w:t>：离职或轮调时可停用账号。</w:t>
       </w:r>
     </w:p>
     <w:p>
@@ -4963,6 +4933,9 @@
         </w:rPr>
       </w:pPr>
       <w:r>
+        <w:rPr>
+          <w:noProof/>
+        </w:rPr>
         <w:drawing>
           <wp:inline distT="0" distB="0" distL="0" distR="0" wp14:anchorId="21D6E347" wp14:editId="482030D0">
             <wp:extent cx="5976620" cy="1960880"/>
@@ -5012,28 +4985,7 @@
           <w:rFonts w:hint="eastAsia"/>
           <w:lang w:eastAsia="zh-TW"/>
         </w:rPr>
-        <w:t xml:space="preserve">步驟 </w:t>
-      </w:r>
-      <w:r>
-        <w:rPr>
-          <w:rFonts w:hint="eastAsia"/>
-          <w:lang w:eastAsia="zh-TW"/>
-        </w:rPr>
-        <w:t>1</w:t>
-      </w:r>
-      <w:r>
-        <w:rPr>
-          <w:rFonts w:hint="eastAsia"/>
-          <w:lang w:eastAsia="zh-TW"/>
-        </w:rPr>
-        <w:t xml:space="preserve"> : </w:t>
-      </w:r>
-      <w:r>
-        <w:rPr>
-          <w:rFonts w:hint="eastAsia"/>
-          <w:lang w:eastAsia="zh-TW"/>
-        </w:rPr>
-        <w:t>可藉由左邊操作按鈕進行帳號密碼重設、調整工序評卷範圍、停用/啟用帳號</w:t>
+        <w:t>步驟 1 : 可藉由左邊操作按鈕進行帳號密碼重設、調整工序評卷範圍、停用/啟用帳號</w:t>
       </w:r>
     </w:p>
     <w:p>
@@ -5045,6 +4997,7 @@
       </w:pPr>
       <w:r>
         <w:rPr>
+          <w:noProof/>
           <w:lang w:val="en-US" w:eastAsia="zh-TW"/>
         </w:rPr>
         <w:drawing>
@@ -5096,28 +5049,7 @@
           <w:rFonts w:hint="eastAsia"/>
           <w:lang w:eastAsia="zh-TW"/>
         </w:rPr>
-        <w:t xml:space="preserve">步驟 </w:t>
-      </w:r>
-      <w:r>
-        <w:rPr>
-          <w:rFonts w:hint="eastAsia"/>
-          <w:lang w:eastAsia="zh-TW"/>
-        </w:rPr>
-        <w:t>2</w:t>
-      </w:r>
-      <w:r>
-        <w:rPr>
-          <w:rFonts w:hint="eastAsia"/>
-          <w:lang w:eastAsia="zh-TW"/>
-        </w:rPr>
-        <w:t xml:space="preserve"> :</w:t>
-      </w:r>
-      <w:r>
-        <w:rPr>
-          <w:rFonts w:hint="eastAsia"/>
-          <w:lang w:eastAsia="zh-TW"/>
-        </w:rPr>
-        <w:t xml:space="preserve"> 編輯表單</w:t>
+        <w:t>步驟 2 : 編輯表單</w:t>
       </w:r>
     </w:p>
     <w:p>
@@ -5132,7 +5064,6 @@
       <w:pPr>
         <w:jc w:val="center"/>
         <w:rPr>
-          <w:rFonts w:hint="eastAsia"/>
           <w:lang w:val="en-US" w:eastAsia="zh-TW"/>
         </w:rPr>
       </w:pPr>
@@ -5145,10 +5076,10 @@
           <w:lang w:eastAsia="zh-TW"/>
         </w:rPr>
       </w:pPr>
-      <w:bookmarkStart w:id="18" w:name="第三章-简答题入库管理员"/>
-      <w:bookmarkStart w:id="19" w:name="_Toc244163923"/>
-      <w:bookmarkEnd w:id="10"/>
-      <w:bookmarkEnd w:id="16"/>
+      <w:bookmarkStart w:id="18" w:name="_Toc244163923"/>
+      <w:bookmarkStart w:id="19" w:name="第三章-简答题入库管理员"/>
+      <w:bookmarkEnd w:id="11"/>
+      <w:bookmarkEnd w:id="17"/>
       <w:r>
         <w:rPr>
           <w:rFonts w:ascii="微軟正黑體" w:eastAsia="微軟正黑體" w:hAnsi="微軟正黑體"/>
@@ -5157,16 +5088,19 @@
         <w:lastRenderedPageBreak/>
         <w:t>第三章　简答题入库（管理员）</w:t>
       </w:r>
-      <w:bookmarkEnd w:id="19"/>
+      <w:bookmarkEnd w:id="18"/>
     </w:p>
     <w:p>
-      <w:proofErr w:type="spellStart"/>
+      <w:pPr>
+        <w:rPr>
+          <w:lang w:eastAsia="zh-TW"/>
+        </w:rPr>
+      </w:pPr>
       <w:r>
-        <w:t>简答题与客观题共用同一套题库。入库方式有「新建单一题目」与「批量导入」两种</w:t>
-      </w:r>
-      <w:proofErr w:type="spellEnd"/>
-      <w:r>
-        <w:t>。</w:t>
+        <w:rPr>
+          <w:lang w:eastAsia="zh-TW"/>
+        </w:rPr>
+        <w:t>简答题与客观题共用同一套题库。入库方式有「新建单一题目」与「批量导入」两种。</w:t>
       </w:r>
     </w:p>
     <w:p>
@@ -5176,15 +5110,15 @@
           <w:rFonts w:ascii="微軟正黑體" w:eastAsia="微軟正黑體" w:hAnsi="微軟正黑體"/>
         </w:rPr>
       </w:pPr>
-      <w:bookmarkStart w:id="20" w:name="简答题关键字段"/>
-      <w:bookmarkStart w:id="21" w:name="_Toc244163924"/>
+      <w:bookmarkStart w:id="20" w:name="_Toc244163924"/>
+      <w:bookmarkStart w:id="21" w:name="简答题关键字段"/>
       <w:r>
         <w:rPr>
           <w:rFonts w:ascii="微軟正黑體" w:eastAsia="微軟正黑體" w:hAnsi="微軟正黑體"/>
         </w:rPr>
         <w:t>3.1　简答题关键字段</w:t>
       </w:r>
-      <w:bookmarkEnd w:id="21"/>
+      <w:bookmarkEnd w:id="20"/>
     </w:p>
     <w:tbl>
       <w:tblPr>
@@ -5193,13 +5127,13 @@
         <w:tblLook w:val="0020" w:firstRow="1" w:lastRow="0" w:firstColumn="0" w:lastColumn="0" w:noHBand="0" w:noVBand="0"/>
       </w:tblPr>
       <w:tblGrid>
-        <w:gridCol w:w="1832"/>
-        <w:gridCol w:w="7796"/>
+        <w:gridCol w:w="2236"/>
+        <w:gridCol w:w="7392"/>
       </w:tblGrid>
       <w:tr>
         <w:tc>
           <w:tcPr>
-            <w:tcW w:w="0" w:type="auto"/>
+            <w:tcW w:w="1161" w:type="pct"/>
             <w:shd w:val="clear" w:color="auto" w:fill="D9ECEA"/>
           </w:tcPr>
           <w:p>
@@ -5213,7 +5147,7 @@
         </w:tc>
         <w:tc>
           <w:tcPr>
-            <w:tcW w:w="0" w:type="auto"/>
+            <w:tcW w:w="3839" w:type="pct"/>
             <w:shd w:val="clear" w:color="auto" w:fill="D9ECEA"/>
           </w:tcPr>
           <w:p>
@@ -5229,7 +5163,7 @@
       <w:tr>
         <w:tc>
           <w:tcPr>
-            <w:tcW w:w="0" w:type="auto"/>
+            <w:tcW w:w="1161" w:type="pct"/>
           </w:tcPr>
           <w:p>
             <w:r>
@@ -5239,7 +5173,7 @@
         </w:tc>
         <w:tc>
           <w:tcPr>
-            <w:tcW w:w="0" w:type="auto"/>
+            <w:tcW w:w="3839" w:type="pct"/>
           </w:tcPr>
           <w:p>
             <w:r>
@@ -5251,7 +5185,7 @@
       <w:tr>
         <w:tc>
           <w:tcPr>
-            <w:tcW w:w="0" w:type="auto"/>
+            <w:tcW w:w="1161" w:type="pct"/>
           </w:tcPr>
           <w:p>
             <w:r>
@@ -5265,7 +5199,7 @@
         </w:tc>
         <w:tc>
           <w:tcPr>
-            <w:tcW w:w="0" w:type="auto"/>
+            <w:tcW w:w="3839" w:type="pct"/>
           </w:tcPr>
           <w:p>
             <w:r>
@@ -5297,7 +5231,7 @@
       <w:tr>
         <w:tc>
           <w:tcPr>
-            <w:tcW w:w="0" w:type="auto"/>
+            <w:tcW w:w="1161" w:type="pct"/>
           </w:tcPr>
           <w:p>
             <w:r>
@@ -5307,7 +5241,7 @@
         </w:tc>
         <w:tc>
           <w:tcPr>
-            <w:tcW w:w="0" w:type="auto"/>
+            <w:tcW w:w="3839" w:type="pct"/>
           </w:tcPr>
           <w:p>
             <w:r>
@@ -5319,7 +5253,7 @@
       <w:tr>
         <w:tc>
           <w:tcPr>
-            <w:tcW w:w="0" w:type="auto"/>
+            <w:tcW w:w="1161" w:type="pct"/>
           </w:tcPr>
           <w:p>
             <w:r>
@@ -5329,7 +5263,7 @@
         </w:tc>
         <w:tc>
           <w:tcPr>
-            <w:tcW w:w="0" w:type="auto"/>
+            <w:tcW w:w="3839" w:type="pct"/>
           </w:tcPr>
           <w:p>
             <w:r>
@@ -5341,7 +5275,7 @@
       <w:tr>
         <w:tc>
           <w:tcPr>
-            <w:tcW w:w="0" w:type="auto"/>
+            <w:tcW w:w="1161" w:type="pct"/>
           </w:tcPr>
           <w:p>
             <w:r>
@@ -5351,7 +5285,7 @@
         </w:tc>
         <w:tc>
           <w:tcPr>
-            <w:tcW w:w="0" w:type="auto"/>
+            <w:tcW w:w="3839" w:type="pct"/>
           </w:tcPr>
           <w:p>
             <w:r>
@@ -5363,21 +5297,28 @@
     </w:tbl>
     <w:p>
       <w:pPr>
+        <w:rPr>
+          <w:lang w:eastAsia="zh-TW"/>
+        </w:rPr>
+      </w:pPr>
+      <w:bookmarkStart w:id="22" w:name="_Toc244163925"/>
+      <w:bookmarkStart w:id="23" w:name="新建单一简答题"/>
+      <w:bookmarkEnd w:id="21"/>
+    </w:p>
+    <w:p>
+      <w:pPr>
         <w:pStyle w:val="21"/>
         <w:rPr>
           <w:rFonts w:ascii="微軟正黑體" w:eastAsia="微軟正黑體" w:hAnsi="微軟正黑體"/>
         </w:rPr>
       </w:pPr>
-      <w:bookmarkStart w:id="22" w:name="新建单一简答题"/>
-      <w:bookmarkStart w:id="23" w:name="_Toc244163925"/>
-      <w:bookmarkEnd w:id="20"/>
       <w:r>
         <w:rPr>
           <w:rFonts w:ascii="微軟正黑體" w:eastAsia="微軟正黑體" w:hAnsi="微軟正黑體"/>
         </w:rPr>
         <w:t>3.2　新建单一简答题</w:t>
       </w:r>
-      <w:bookmarkEnd w:id="23"/>
+      <w:bookmarkEnd w:id="22"/>
     </w:p>
     <w:p>
       <w:pPr>
@@ -5452,6 +5393,924 @@
       </w:pPr>
       <w:r>
         <w:t>确认后保存。</w:t>
+      </w:r>
+    </w:p>
+    <w:p>
+      <w:pPr>
+        <w:ind w:left="240"/>
+        <w:rPr>
+          <w:lang w:eastAsia="zh-TW"/>
+        </w:rPr>
+      </w:pPr>
+      <w:r>
+        <w:drawing>
+          <wp:inline distT="0" distB="0" distL="0" distR="0" wp14:anchorId="73BF43BA" wp14:editId="5F9F5FB7">
+            <wp:extent cx="5806440" cy="1611393"/>
+            <wp:effectExtent l="0" t="0" r="0" b="0"/>
+            <wp:docPr id="1070868521" name="圖片 1"/>
+            <wp:cNvGraphicFramePr>
+              <a:graphicFrameLocks xmlns:a="http://schemas.openxmlformats.org/drawingml/2006/main" noChangeAspect="1"/>
+            </wp:cNvGraphicFramePr>
+            <a:graphic xmlns:a="http://schemas.openxmlformats.org/drawingml/2006/main">
+              <a:graphicData uri="http://schemas.openxmlformats.org/drawingml/2006/picture">
+                <pic:pic xmlns:pic="http://schemas.openxmlformats.org/drawingml/2006/picture">
+                  <pic:nvPicPr>
+                    <pic:cNvPr id="1070868521" name=""/>
+                    <pic:cNvPicPr/>
+                  </pic:nvPicPr>
+                  <pic:blipFill>
+                    <a:blip r:embed="rId17"/>
+                    <a:stretch>
+                      <a:fillRect/>
+                    </a:stretch>
+                  </pic:blipFill>
+                  <pic:spPr>
+                    <a:xfrm>
+                      <a:off x="0" y="0"/>
+                      <a:ext cx="5843996" cy="1621816"/>
+                    </a:xfrm>
+                    <a:prstGeom prst="rect">
+                      <a:avLst/>
+                    </a:prstGeom>
+                  </pic:spPr>
+                </pic:pic>
+              </a:graphicData>
+            </a:graphic>
+          </wp:inline>
+        </w:drawing>
+      </w:r>
+    </w:p>
+    <w:p>
+      <w:pPr>
+        <w:pStyle w:val="ae"/>
+        <w:jc w:val="center"/>
+        <w:rPr>
+          <w:lang w:val="en-US" w:eastAsia="zh-TW"/>
+        </w:rPr>
+      </w:pPr>
+      <w:r>
+        <w:rPr>
+          <w:rFonts w:hint="eastAsia"/>
+          <w:lang w:eastAsia="zh-TW"/>
+        </w:rPr>
+        <w:t>步驟 1 : 選擇題庫管理，可依據需求選擇單一題目建立</w:t>
+      </w:r>
+      <w:r>
+        <w:rPr>
+          <w:lang w:val="en-US" w:eastAsia="zh-TW"/>
+        </w:rPr>
+        <w:t>/</w:t>
+      </w:r>
+      <w:r>
+        <w:rPr>
+          <w:rFonts w:hint="eastAsia"/>
+          <w:lang w:val="en-US" w:eastAsia="zh-TW"/>
+        </w:rPr>
+        <w:t>批次檔案上傳</w:t>
+      </w:r>
+    </w:p>
+    <w:p>
+      <w:pPr>
+        <w:jc w:val="center"/>
+        <w:rPr>
+          <w:lang w:val="en-US" w:eastAsia="zh-TW"/>
+        </w:rPr>
+      </w:pPr>
+      <w:r>
+        <w:rPr>
+          <w:lang w:val="en-US" w:eastAsia="zh-TW"/>
+        </w:rPr>
+        <w:lastRenderedPageBreak/>
+        <w:drawing>
+          <wp:inline distT="0" distB="0" distL="0" distR="0" wp14:anchorId="1C992D5C" wp14:editId="63EEDD8D">
+            <wp:extent cx="5295900" cy="3058702"/>
+            <wp:effectExtent l="0" t="0" r="0" b="0"/>
+            <wp:docPr id="1320750940" name="圖片 1"/>
+            <wp:cNvGraphicFramePr>
+              <a:graphicFrameLocks xmlns:a="http://schemas.openxmlformats.org/drawingml/2006/main" noChangeAspect="1"/>
+            </wp:cNvGraphicFramePr>
+            <a:graphic xmlns:a="http://schemas.openxmlformats.org/drawingml/2006/main">
+              <a:graphicData uri="http://schemas.openxmlformats.org/drawingml/2006/picture">
+                <pic:pic xmlns:pic="http://schemas.openxmlformats.org/drawingml/2006/picture">
+                  <pic:nvPicPr>
+                    <pic:cNvPr id="1320750940" name=""/>
+                    <pic:cNvPicPr/>
+                  </pic:nvPicPr>
+                  <pic:blipFill>
+                    <a:blip r:embed="rId18"/>
+                    <a:stretch>
+                      <a:fillRect/>
+                    </a:stretch>
+                  </pic:blipFill>
+                  <pic:spPr>
+                    <a:xfrm>
+                      <a:off x="0" y="0"/>
+                      <a:ext cx="5306685" cy="3064931"/>
+                    </a:xfrm>
+                    <a:prstGeom prst="rect">
+                      <a:avLst/>
+                    </a:prstGeom>
+                  </pic:spPr>
+                </pic:pic>
+              </a:graphicData>
+            </a:graphic>
+          </wp:inline>
+        </w:drawing>
+      </w:r>
+    </w:p>
+    <w:p>
+      <w:pPr>
+        <w:jc w:val="center"/>
+        <w:rPr>
+          <w:rFonts w:hint="eastAsia"/>
+          <w:lang w:eastAsia="zh-TW"/>
+        </w:rPr>
+      </w:pPr>
+      <w:r>
+        <w:rPr>
+          <w:rFonts w:hint="eastAsia"/>
+          <w:lang w:val="en-US" w:eastAsia="zh-TW"/>
+        </w:rPr>
+        <w:t>步驟 2 : 單一題目建立方式</w:t>
+      </w:r>
+    </w:p>
+    <w:p>
+      <w:pPr>
+        <w:pStyle w:val="21"/>
+        <w:rPr>
+          <w:rFonts w:ascii="微軟正黑體" w:eastAsia="微軟正黑體" w:hAnsi="微軟正黑體"/>
+          <w:lang w:eastAsia="zh-TW"/>
+        </w:rPr>
+      </w:pPr>
+      <w:bookmarkStart w:id="24" w:name="_Toc244163926"/>
+      <w:bookmarkStart w:id="25" w:name="批量导入简答题"/>
+      <w:bookmarkEnd w:id="23"/>
+      <w:r>
+        <w:rPr>
+          <w:rFonts w:ascii="微軟正黑體" w:eastAsia="微軟正黑體" w:hAnsi="微軟正黑體"/>
+          <w:lang w:eastAsia="zh-TW"/>
+        </w:rPr>
+        <w:t>3.3　批量导入简答题</w:t>
+      </w:r>
+      <w:bookmarkEnd w:id="24"/>
+    </w:p>
+    <w:p>
+      <w:pPr>
+        <w:numPr>
+          <w:ilvl w:val="0"/>
+          <w:numId w:val="14"/>
+        </w:numPr>
+      </w:pPr>
+      <w:r>
+        <w:t>于「题库管理」点「导入题库」。</w:t>
+      </w:r>
+    </w:p>
+    <w:p>
+      <w:pPr>
+        <w:numPr>
+          <w:ilvl w:val="0"/>
+          <w:numId w:val="14"/>
+        </w:numPr>
+      </w:pPr>
+      <w:r>
+        <w:t>上传 Excel（支持 .xls / .xlsx）。简答题的 Excel 应包含「试题描述」与「正确答案」两列，</w:t>
+      </w:r>
+      <w:r>
+        <w:rPr>
+          <w:b/>
+          <w:bCs/>
+        </w:rPr>
+        <w:t>「正确答案」列会作为参考答案导入</w:t>
+      </w:r>
+      <w:r>
+        <w:t>。</w:t>
+      </w:r>
+    </w:p>
+    <w:p>
+      <w:pPr>
+        <w:numPr>
+          <w:ilvl w:val="0"/>
+          <w:numId w:val="14"/>
+        </w:numPr>
+      </w:pPr>
+      <w:r>
+        <w:t>系统自动从文件名解析部门 / 工序 / 级别；无法判断时会弹出窗口，请为该档选择「基本题」或「专业题」。</w:t>
+      </w:r>
+    </w:p>
+    <w:p>
+      <w:pPr>
+        <w:numPr>
+          <w:ilvl w:val="0"/>
+          <w:numId w:val="14"/>
+        </w:numPr>
+      </w:pPr>
+      <w:r>
+        <w:t>确认解析结果后送出。</w:t>
+      </w:r>
+    </w:p>
+    <w:p>
+      <w:pPr>
+        <w:rPr>
+          <w:lang w:eastAsia="zh-TW"/>
+        </w:rPr>
+      </w:pPr>
+      <w:r>
+        <w:rPr>
+          <w:b/>
+          <w:bCs/>
+        </w:rPr>
+        <w:t>重要提醒</w:t>
+      </w:r>
+      <w:r>
+        <w:t>：没有参考答案的简答题，初评会一律偏低（接近 0 分），须由评卷人全部人工批改。入库时请尽量补齐参考答案。</w:t>
+      </w:r>
+    </w:p>
+    <w:p>
+      <w:pPr>
+        <w:jc w:val="center"/>
+        <w:rPr>
+          <w:lang w:eastAsia="zh-TW"/>
+        </w:rPr>
+      </w:pPr>
+      <w:r>
+        <w:rPr>
+          <w:lang w:eastAsia="zh-TW"/>
+        </w:rPr>
+        <w:drawing>
+          <wp:inline distT="0" distB="0" distL="0" distR="0" wp14:anchorId="5FFA9A2E" wp14:editId="3E08B8B6">
+            <wp:extent cx="5448300" cy="2025457"/>
+            <wp:effectExtent l="0" t="0" r="0" b="0"/>
+            <wp:docPr id="483159227" name="圖片 1"/>
+            <wp:cNvGraphicFramePr>
+              <a:graphicFrameLocks xmlns:a="http://schemas.openxmlformats.org/drawingml/2006/main" noChangeAspect="1"/>
+            </wp:cNvGraphicFramePr>
+            <a:graphic xmlns:a="http://schemas.openxmlformats.org/drawingml/2006/main">
+              <a:graphicData uri="http://schemas.openxmlformats.org/drawingml/2006/picture">
+                <pic:pic xmlns:pic="http://schemas.openxmlformats.org/drawingml/2006/picture">
+                  <pic:nvPicPr>
+                    <pic:cNvPr id="483159227" name=""/>
+                    <pic:cNvPicPr/>
+                  </pic:nvPicPr>
+                  <pic:blipFill>
+                    <a:blip r:embed="rId19"/>
+                    <a:stretch>
+                      <a:fillRect/>
+                    </a:stretch>
+                  </pic:blipFill>
+                  <pic:spPr>
+                    <a:xfrm>
+                      <a:off x="0" y="0"/>
+                      <a:ext cx="5455836" cy="2028259"/>
+                    </a:xfrm>
+                    <a:prstGeom prst="rect">
+                      <a:avLst/>
+                    </a:prstGeom>
+                  </pic:spPr>
+                </pic:pic>
+              </a:graphicData>
+            </a:graphic>
+          </wp:inline>
+        </w:drawing>
+      </w:r>
+    </w:p>
+    <w:p>
+      <w:pPr>
+        <w:jc w:val="center"/>
+        <w:rPr>
+          <w:rFonts w:hint="eastAsia"/>
+          <w:lang w:eastAsia="zh-TW"/>
+        </w:rPr>
+      </w:pPr>
+      <w:r>
+        <w:rPr>
+          <w:lang w:eastAsia="zh-TW"/>
+        </w:rPr>
+        <w:t xml:space="preserve">步驟 </w:t>
+      </w:r>
+      <w:r>
+        <w:rPr>
+          <w:rFonts w:hint="eastAsia"/>
+          <w:lang w:eastAsia="zh-TW"/>
+        </w:rPr>
+        <w:t>3</w:t>
+      </w:r>
+      <w:r>
+        <w:rPr>
+          <w:lang w:eastAsia="zh-TW"/>
+        </w:rPr>
+        <w:t xml:space="preserve"> : </w:t>
+      </w:r>
+      <w:r>
+        <w:rPr>
+          <w:rFonts w:hint="eastAsia"/>
+          <w:lang w:eastAsia="zh-TW"/>
+        </w:rPr>
+        <w:t>批次上傳表單，可選擇需要放入考試關聯</w:t>
+      </w:r>
+    </w:p>
+    <w:p>
+      <w:pPr>
+        <w:pStyle w:val="1"/>
+        <w:rPr>
+          <w:rFonts w:ascii="微軟正黑體" w:eastAsia="微軟正黑體" w:hAnsi="微軟正黑體"/>
+        </w:rPr>
+      </w:pPr>
+      <w:bookmarkStart w:id="26" w:name="_Toc244163927"/>
+      <w:bookmarkStart w:id="27" w:name="第四章-建立含简答题的考试"/>
+      <w:bookmarkEnd w:id="19"/>
+      <w:bookmarkEnd w:id="25"/>
+      <w:r>
+        <w:rPr>
+          <w:rFonts w:ascii="微軟正黑體" w:eastAsia="微軟正黑體" w:hAnsi="微軟正黑體"/>
+        </w:rPr>
+        <w:lastRenderedPageBreak/>
+        <w:t>第四章　建立含简答题的考试</w:t>
+      </w:r>
+      <w:bookmarkEnd w:id="26"/>
+    </w:p>
+    <w:p>
+      <w:pPr>
+        <w:pStyle w:val="21"/>
+        <w:rPr>
+          <w:rFonts w:ascii="微軟正黑體" w:eastAsia="微軟正黑體" w:hAnsi="微軟正黑體"/>
+        </w:rPr>
+      </w:pPr>
+      <w:bookmarkStart w:id="28" w:name="_Toc244163928"/>
+      <w:bookmarkStart w:id="29" w:name="在出题规则中加入简答题"/>
+      <w:r>
+        <w:rPr>
+          <w:rFonts w:ascii="微軟正黑體" w:eastAsia="微軟正黑體" w:hAnsi="微軟正黑體"/>
+        </w:rPr>
+        <w:t>4.1　在出题规则中加入简答题</w:t>
+      </w:r>
+      <w:bookmarkEnd w:id="28"/>
+    </w:p>
+    <w:p>
+      <w:pPr>
+        <w:numPr>
+          <w:ilvl w:val="0"/>
+          <w:numId w:val="15"/>
+        </w:numPr>
+      </w:pPr>
+      <w:r>
+        <w:t>创建考试进入「考试规则」步骤，点「添加规则」。</w:t>
+      </w:r>
+    </w:p>
+    <w:p>
+      <w:pPr>
+        <w:numPr>
+          <w:ilvl w:val="0"/>
+          <w:numId w:val="15"/>
+        </w:numPr>
+      </w:pPr>
+      <w:r>
+        <w:t>新增一列规则，题型选择</w:t>
+      </w:r>
+      <w:r>
+        <w:rPr>
+          <w:b/>
+          <w:bCs/>
+        </w:rPr>
+        <w:t>简答题</w:t>
+      </w:r>
+      <w:r>
+        <w:t>，填入「数量」与「每题分值」。</w:t>
+      </w:r>
+    </w:p>
+    <w:p>
+      <w:pPr>
+        <w:numPr>
+          <w:ilvl w:val="0"/>
+          <w:numId w:val="15"/>
+        </w:numPr>
+      </w:pPr>
+      <w:r>
+        <w:t>画面右下角即时显示试卷总分。</w:t>
+      </w:r>
+    </w:p>
+    <w:p>
+      <w:r>
+        <w:t>抽题会依「部门 + 工序 + 级别」归属题库抽取：一场「工务部 SAW I 级」考试只会抽到工务部的简答题，不会混入其他部门同工序的题。</w:t>
+      </w:r>
+    </w:p>
+    <w:p>
+      <w:pPr>
+        <w:rPr>
+          <w:rFonts w:hint="eastAsia"/>
+          <w:lang w:eastAsia="zh-TW"/>
+        </w:rPr>
+      </w:pPr>
+      <w:r>
+        <w:rPr>
+          <w:lang w:eastAsia="zh-TW"/>
+        </w:rPr>
+        <w:drawing>
+          <wp:inline distT="0" distB="0" distL="0" distR="0" wp14:anchorId="6FA3E1A9" wp14:editId="66833684">
+            <wp:extent cx="5976620" cy="1421765"/>
+            <wp:effectExtent l="0" t="0" r="0" b="0"/>
+            <wp:docPr id="995411072" name="圖片 1"/>
+            <wp:cNvGraphicFramePr>
+              <a:graphicFrameLocks xmlns:a="http://schemas.openxmlformats.org/drawingml/2006/main" noChangeAspect="1"/>
+            </wp:cNvGraphicFramePr>
+            <a:graphic xmlns:a="http://schemas.openxmlformats.org/drawingml/2006/main">
+              <a:graphicData uri="http://schemas.openxmlformats.org/drawingml/2006/picture">
+                <pic:pic xmlns:pic="http://schemas.openxmlformats.org/drawingml/2006/picture">
+                  <pic:nvPicPr>
+                    <pic:cNvPr id="995411072" name=""/>
+                    <pic:cNvPicPr/>
+                  </pic:nvPicPr>
+                  <pic:blipFill>
+                    <a:blip r:embed="rId20"/>
+                    <a:stretch>
+                      <a:fillRect/>
+                    </a:stretch>
+                  </pic:blipFill>
+                  <pic:spPr>
+                    <a:xfrm>
+                      <a:off x="0" y="0"/>
+                      <a:ext cx="5976620" cy="1421765"/>
+                    </a:xfrm>
+                    <a:prstGeom prst="rect">
+                      <a:avLst/>
+                    </a:prstGeom>
+                  </pic:spPr>
+                </pic:pic>
+              </a:graphicData>
+            </a:graphic>
+          </wp:inline>
+        </w:drawing>
+      </w:r>
+    </w:p>
+    <w:p>
+      <w:pPr>
+        <w:pStyle w:val="21"/>
+        <w:rPr>
+          <w:rFonts w:ascii="微軟正黑體" w:eastAsia="微軟正黑體" w:hAnsi="微軟正黑體"/>
+        </w:rPr>
+      </w:pPr>
+      <w:bookmarkStart w:id="30" w:name="_Toc244163929"/>
+      <w:bookmarkStart w:id="31" w:name="两段式成绩控制立即出分-vs-解析开放"/>
+      <w:bookmarkEnd w:id="29"/>
+      <w:r>
+        <w:rPr>
+          <w:rFonts w:ascii="微軟正黑體" w:eastAsia="微軟正黑體" w:hAnsi="微軟正黑體"/>
+        </w:rPr>
+        <w:t>4.2　两段式成绩控制：立即出分 vs 解析开放</w:t>
+      </w:r>
+      <w:bookmarkEnd w:id="30"/>
+    </w:p>
+    <w:p>
+      <w:r>
+        <w:t>考试「基本信息 → 时间设置」中有两组独立控制：</w:t>
+      </w:r>
+    </w:p>
+    <w:tbl>
+      <w:tblPr>
+        <w:tblStyle w:val="aff2"/>
+        <w:tblW w:w="5136" w:type="pct"/>
+        <w:tblLook w:val="0020" w:firstRow="1" w:lastRow="0" w:firstColumn="0" w:lastColumn="0" w:noHBand="0" w:noVBand="0"/>
+      </w:tblPr>
+      <w:tblGrid>
+        <w:gridCol w:w="2661"/>
+        <w:gridCol w:w="3827"/>
+        <w:gridCol w:w="3402"/>
+      </w:tblGrid>
+      <w:tr>
+        <w:tc>
+          <w:tcPr>
+            <w:tcW w:w="1345" w:type="pct"/>
+            <w:shd w:val="clear" w:color="auto" w:fill="D9ECEA"/>
+          </w:tcPr>
+          <w:p>
+            <w:r>
+              <w:rPr>
+                <w:b/>
+              </w:rPr>
+              <w:t>设定</w:t>
+            </w:r>
+          </w:p>
+        </w:tc>
+        <w:tc>
+          <w:tcPr>
+            <w:tcW w:w="1935" w:type="pct"/>
+            <w:shd w:val="clear" w:color="auto" w:fill="D9ECEA"/>
+          </w:tcPr>
+          <w:p>
+            <w:r>
+              <w:rPr>
+                <w:b/>
+              </w:rPr>
+              <w:t>控制内容</w:t>
+            </w:r>
+          </w:p>
+        </w:tc>
+        <w:tc>
+          <w:tcPr>
+            <w:tcW w:w="1720" w:type="pct"/>
+            <w:shd w:val="clear" w:color="auto" w:fill="D9ECEA"/>
+          </w:tcPr>
+          <w:p>
+            <w:r>
+              <w:rPr>
+                <w:b/>
+              </w:rPr>
+              <w:t>不设定时</w:t>
+            </w:r>
+          </w:p>
+        </w:tc>
+      </w:tr>
+      <w:tr>
+        <w:tc>
+          <w:tcPr>
+            <w:tcW w:w="1345" w:type="pct"/>
+          </w:tcPr>
+          <w:p>
+            <w:r>
+              <w:rPr>
+                <w:b/>
+                <w:bCs/>
+              </w:rPr>
+              <w:t>立即出分</w:t>
+            </w:r>
+            <w:r>
+              <w:t>（开关）</w:t>
+            </w:r>
+          </w:p>
+        </w:tc>
+        <w:tc>
+          <w:tcPr>
+            <w:tcW w:w="1935" w:type="pct"/>
+          </w:tcPr>
+          <w:p>
+            <w:r>
+              <w:rPr>
+                <w:b/>
+                <w:bCs/>
+              </w:rPr>
+              <w:t>总分</w:t>
+            </w:r>
+            <w:r>
+              <w:t>是否一产生即对考生可见</w:t>
+            </w:r>
+          </w:p>
+        </w:tc>
+        <w:tc>
+          <w:tcPr>
+            <w:tcW w:w="1720" w:type="pct"/>
+          </w:tcPr>
+          <w:p>
+            <w:r>
+              <w:t>关闭：总分于解析开放时才公布</w:t>
+            </w:r>
+          </w:p>
+        </w:tc>
+      </w:tr>
+      <w:tr>
+        <w:tc>
+          <w:tcPr>
+            <w:tcW w:w="1345" w:type="pct"/>
+          </w:tcPr>
+          <w:p>
+            <w:r>
+              <w:rPr>
+                <w:b/>
+                <w:bCs/>
+              </w:rPr>
+              <w:t>解析开放时间 / 截止时间</w:t>
+            </w:r>
+          </w:p>
+        </w:tc>
+        <w:tc>
+          <w:tcPr>
+            <w:tcW w:w="1935" w:type="pct"/>
+          </w:tcPr>
+          <w:p>
+            <w:r>
+              <w:t>「错题解析 / 正确答案 / 个人报告」的可见时段</w:t>
+            </w:r>
+          </w:p>
+        </w:tc>
+        <w:tc>
+          <w:tcPr>
+            <w:tcW w:w="1720" w:type="pct"/>
+          </w:tcPr>
+          <w:p>
+            <w:r>
+              <w:t>不开放考生查看解析</w:t>
+            </w:r>
+          </w:p>
+        </w:tc>
+      </w:tr>
+    </w:tbl>
+    <w:p>
+      <w:pPr>
+        <w:rPr>
+          <w:b/>
+          <w:bCs/>
+          <w:lang w:eastAsia="zh-TW"/>
+        </w:rPr>
+      </w:pPr>
+      <w:r>
+        <w:rPr>
+          <w:b/>
+          <w:bCs/>
+          <w:lang w:eastAsia="zh-TW"/>
+        </w:rPr>
+        <w:drawing>
+          <wp:inline distT="0" distB="0" distL="0" distR="0" wp14:anchorId="49CEE1D1" wp14:editId="454C3FB7">
+            <wp:extent cx="5976620" cy="1528445"/>
+            <wp:effectExtent l="0" t="0" r="0" b="0"/>
+            <wp:docPr id="1939460299" name="圖片 1"/>
+            <wp:cNvGraphicFramePr>
+              <a:graphicFrameLocks xmlns:a="http://schemas.openxmlformats.org/drawingml/2006/main" noChangeAspect="1"/>
+            </wp:cNvGraphicFramePr>
+            <a:graphic xmlns:a="http://schemas.openxmlformats.org/drawingml/2006/main">
+              <a:graphicData uri="http://schemas.openxmlformats.org/drawingml/2006/picture">
+                <pic:pic xmlns:pic="http://schemas.openxmlformats.org/drawingml/2006/picture">
+                  <pic:nvPicPr>
+                    <pic:cNvPr id="1939460299" name=""/>
+                    <pic:cNvPicPr/>
+                  </pic:nvPicPr>
+                  <pic:blipFill>
+                    <a:blip r:embed="rId21"/>
+                    <a:stretch>
+                      <a:fillRect/>
+                    </a:stretch>
+                  </pic:blipFill>
+                  <pic:spPr>
+                    <a:xfrm>
+                      <a:off x="0" y="0"/>
+                      <a:ext cx="5976620" cy="1528445"/>
+                    </a:xfrm>
+                    <a:prstGeom prst="rect">
+                      <a:avLst/>
+                    </a:prstGeom>
+                  </pic:spPr>
+                </pic:pic>
+              </a:graphicData>
+            </a:graphic>
+          </wp:inline>
+        </w:drawing>
+      </w:r>
+    </w:p>
+    <w:p>
+      <w:pPr>
+        <w:jc w:val="center"/>
+        <w:rPr>
+          <w:rFonts w:hint="eastAsia"/>
+          <w:lang w:val="en-US" w:eastAsia="zh-TW"/>
+        </w:rPr>
+      </w:pPr>
+      <w:r>
+        <w:rPr>
+          <w:rFonts w:hint="eastAsia"/>
+          <w:lang w:eastAsia="zh-TW"/>
+        </w:rPr>
+        <w:t>圖 : 立即出題的開關、是否開放強制交卷開關</w:t>
+      </w:r>
+    </w:p>
+    <w:p>
+      <w:pPr>
+        <w:rPr>
+          <w:b/>
+          <w:bCs/>
+          <w:lang w:eastAsia="zh-TW"/>
+        </w:rPr>
+      </w:pPr>
+      <w:r>
+        <w:rPr>
+          <w:b/>
+          <w:bCs/>
+          <w:lang w:eastAsia="zh-TW"/>
+        </w:rPr>
+        <w:lastRenderedPageBreak/>
+        <w:drawing>
+          <wp:inline distT="0" distB="0" distL="0" distR="0" wp14:anchorId="1750BE98" wp14:editId="306C11F2">
+            <wp:extent cx="5976620" cy="765810"/>
+            <wp:effectExtent l="0" t="0" r="0" b="0"/>
+            <wp:docPr id="719490998" name="圖片 1"/>
+            <wp:cNvGraphicFramePr>
+              <a:graphicFrameLocks xmlns:a="http://schemas.openxmlformats.org/drawingml/2006/main" noChangeAspect="1"/>
+            </wp:cNvGraphicFramePr>
+            <a:graphic xmlns:a="http://schemas.openxmlformats.org/drawingml/2006/main">
+              <a:graphicData uri="http://schemas.openxmlformats.org/drawingml/2006/picture">
+                <pic:pic xmlns:pic="http://schemas.openxmlformats.org/drawingml/2006/picture">
+                  <pic:nvPicPr>
+                    <pic:cNvPr id="719490998" name=""/>
+                    <pic:cNvPicPr/>
+                  </pic:nvPicPr>
+                  <pic:blipFill>
+                    <a:blip r:embed="rId22"/>
+                    <a:stretch>
+                      <a:fillRect/>
+                    </a:stretch>
+                  </pic:blipFill>
+                  <pic:spPr>
+                    <a:xfrm>
+                      <a:off x="0" y="0"/>
+                      <a:ext cx="5976620" cy="765810"/>
+                    </a:xfrm>
+                    <a:prstGeom prst="rect">
+                      <a:avLst/>
+                    </a:prstGeom>
+                  </pic:spPr>
+                </pic:pic>
+              </a:graphicData>
+            </a:graphic>
+          </wp:inline>
+        </w:drawing>
+      </w:r>
+    </w:p>
+    <w:p>
+      <w:pPr>
+        <w:jc w:val="center"/>
+        <w:rPr>
+          <w:rFonts w:hint="eastAsia"/>
+          <w:lang w:val="en-US" w:eastAsia="zh-TW"/>
+        </w:rPr>
+      </w:pPr>
+      <w:r>
+        <w:rPr>
+          <w:rFonts w:hint="eastAsia"/>
+          <w:lang w:eastAsia="zh-TW"/>
+        </w:rPr>
+        <w:t xml:space="preserve">圖 : </w:t>
+      </w:r>
+      <w:r>
+        <w:rPr>
+          <w:rFonts w:hint="eastAsia"/>
+          <w:lang w:eastAsia="zh-TW"/>
+        </w:rPr>
+        <w:t>解放開放時間</w:t>
+      </w:r>
+    </w:p>
+    <w:p>
+      <w:r>
+        <w:rPr>
+          <w:b/>
+          <w:bCs/>
+          <w:lang w:eastAsia="zh-TW"/>
+        </w:rPr>
+        <w:t>全简答题考试提醒</w:t>
+      </w:r>
+      <w:r>
+        <w:rPr>
+          <w:lang w:eastAsia="zh-TW"/>
+        </w:rPr>
+        <w:t>：若开启「立即出分」，考生交卷当下简答题尚未评完，成绩会显示「</w:t>
+      </w:r>
+      <w:r>
+        <w:rPr>
+          <w:b/>
+          <w:bCs/>
+          <w:lang w:eastAsia="zh-TW"/>
+        </w:rPr>
+        <w:t>评分中</w:t>
+      </w:r>
+      <w:r>
+        <w:rPr>
+          <w:lang w:eastAsia="zh-TW"/>
+        </w:rPr>
+        <w:t>」而非 0 分；待评卷人评完后总分才会显示。</w:t>
+      </w:r>
+      <w:r>
+        <w:t>这是正常状况。</w:t>
+      </w:r>
+    </w:p>
+    <w:p>
+      <w:pPr>
+        <w:pStyle w:val="21"/>
+        <w:rPr>
+          <w:rFonts w:ascii="微軟正黑體" w:eastAsia="微軟正黑體" w:hAnsi="微軟正黑體"/>
+        </w:rPr>
+      </w:pPr>
+      <w:bookmarkStart w:id="32" w:name="_Toc244163930"/>
+      <w:bookmarkStart w:id="33" w:name="时间设定规则"/>
+      <w:bookmarkEnd w:id="31"/>
+      <w:r>
+        <w:rPr>
+          <w:rFonts w:ascii="微軟正黑體" w:eastAsia="微軟正黑體" w:hAnsi="微軟正黑體"/>
+        </w:rPr>
+        <w:t>4.3　时间设定规则</w:t>
+      </w:r>
+      <w:bookmarkEnd w:id="32"/>
+    </w:p>
+    <w:p>
+      <w:r>
+        <w:t xml:space="preserve">考试开放、截止、解析开放、解析截止四个时间须满足：不能设为过去，且先后顺序为 </w:t>
+      </w:r>
+      <w:r>
+        <w:rPr>
+          <w:b/>
+          <w:bCs/>
+        </w:rPr>
+        <w:t xml:space="preserve">开放 </w:t>
+      </w:r>
+      <w:r>
+        <w:rPr>
+          <w:rFonts w:ascii="Cambria Math" w:hAnsi="Cambria Math" w:cs="Cambria Math"/>
+          <w:b/>
+          <w:bCs/>
+        </w:rPr>
+        <w:t>≤</w:t>
+      </w:r>
+      <w:r>
+        <w:rPr>
+          <w:b/>
+          <w:bCs/>
+        </w:rPr>
+        <w:t xml:space="preserve"> 截止 </w:t>
+      </w:r>
+      <w:r>
+        <w:rPr>
+          <w:rFonts w:ascii="Cambria Math" w:hAnsi="Cambria Math" w:cs="Cambria Math"/>
+          <w:b/>
+          <w:bCs/>
+        </w:rPr>
+        <w:t>≤</w:t>
+      </w:r>
+      <w:r>
+        <w:rPr>
+          <w:b/>
+          <w:bCs/>
+        </w:rPr>
+        <w:t xml:space="preserve"> 解析开放 </w:t>
+      </w:r>
+      <w:r>
+        <w:rPr>
+          <w:rFonts w:ascii="Cambria Math" w:hAnsi="Cambria Math" w:cs="Cambria Math"/>
+          <w:b/>
+          <w:bCs/>
+        </w:rPr>
+        <w:t>≤</w:t>
+      </w:r>
+      <w:r>
+        <w:rPr>
+          <w:b/>
+          <w:bCs/>
+        </w:rPr>
+        <w:t xml:space="preserve"> 解析截止</w:t>
+      </w:r>
+      <w:r>
+        <w:t>。</w:t>
+      </w:r>
+    </w:p>
+    <w:p>
+      <w:pPr>
+        <w:pStyle w:val="1"/>
+        <w:rPr>
+          <w:rFonts w:ascii="微軟正黑體" w:eastAsia="微軟正黑體" w:hAnsi="微軟正黑體"/>
+        </w:rPr>
+      </w:pPr>
+      <w:bookmarkStart w:id="34" w:name="_Toc244163931"/>
+      <w:bookmarkStart w:id="35" w:name="第五章-考生作答与交卷"/>
+      <w:bookmarkEnd w:id="27"/>
+      <w:bookmarkEnd w:id="33"/>
+      <w:r>
+        <w:rPr>
+          <w:rFonts w:ascii="微軟正黑體" w:eastAsia="微軟正黑體" w:hAnsi="微軟正黑體"/>
+        </w:rPr>
+        <w:t>第五章　考生作答与交卷</w:t>
+      </w:r>
+      <w:bookmarkEnd w:id="34"/>
+    </w:p>
+    <w:p>
+      <w:pPr>
+        <w:pStyle w:val="21"/>
+        <w:rPr>
+          <w:rFonts w:ascii="微軟正黑體" w:eastAsia="微軟正黑體" w:hAnsi="微軟正黑體"/>
+        </w:rPr>
+      </w:pPr>
+      <w:bookmarkStart w:id="36" w:name="_Toc244163932"/>
+      <w:bookmarkStart w:id="37" w:name="作答"/>
+      <w:r>
+        <w:rPr>
+          <w:rFonts w:ascii="微軟正黑體" w:eastAsia="微軟正黑體" w:hAnsi="微軟正黑體"/>
+        </w:rPr>
+        <w:t>5.1　作答</w:t>
+      </w:r>
+      <w:bookmarkEnd w:id="36"/>
+    </w:p>
+    <w:p>
+      <w:pPr>
+        <w:numPr>
+          <w:ilvl w:val="0"/>
+          <w:numId w:val="16"/>
+        </w:numPr>
+      </w:pPr>
+      <w:r>
+        <w:t>考生完成身份验证后进入考试。</w:t>
+      </w:r>
+    </w:p>
+    <w:p>
+      <w:pPr>
+        <w:numPr>
+          <w:ilvl w:val="0"/>
+          <w:numId w:val="16"/>
+        </w:numPr>
+      </w:pPr>
+      <w:r>
+        <w:t>简答题以文字输入框呈现，考生直接键入答案（右下角显示字数，上限 2000 字）。</w:t>
       </w:r>
     </w:p>
     <w:tbl>
@@ -5490,7 +6349,6 @@
                 <w:color w:val="6B7280"/>
                 <w:sz w:val="22"/>
               </w:rPr>
-              <w:lastRenderedPageBreak/>
               <w:t>▣</w:t>
             </w:r>
             <w:r>
@@ -5499,7 +6357,7 @@
                 <w:color w:val="6B7280"/>
                 <w:sz w:val="22"/>
               </w:rPr>
-              <w:t xml:space="preserve">  截图：题库管理 — 新建简答题（含参考答案填写）</w:t>
+              <w:t xml:space="preserve">  截图：考生端 — 简答题作答界面</w:t>
             </w:r>
           </w:p>
           <w:p>
@@ -5524,189 +6382,223 @@
           <w:rFonts w:ascii="微軟正黑體" w:eastAsia="微軟正黑體" w:hAnsi="微軟正黑體"/>
         </w:rPr>
       </w:pPr>
-      <w:bookmarkStart w:id="24" w:name="批量导入简答题"/>
-      <w:bookmarkStart w:id="25" w:name="_Toc244163926"/>
-      <w:bookmarkEnd w:id="22"/>
+      <w:bookmarkStart w:id="38" w:name="_Toc244163933"/>
+      <w:bookmarkStart w:id="39" w:name="交卷"/>
+      <w:bookmarkEnd w:id="37"/>
       <w:r>
         <w:rPr>
           <w:rFonts w:ascii="微軟正黑體" w:eastAsia="微軟正黑體" w:hAnsi="微軟正黑體"/>
         </w:rPr>
-        <w:t>3.3　批量导入简答题</w:t>
+        <w:t>5.2　交卷</w:t>
       </w:r>
-      <w:bookmarkEnd w:id="25"/>
+      <w:bookmarkEnd w:id="38"/>
     </w:p>
     <w:p>
       <w:pPr>
         <w:numPr>
           <w:ilvl w:val="0"/>
-          <w:numId w:val="14"/>
+          <w:numId w:val="17"/>
         </w:numPr>
       </w:pPr>
       <w:r>
-        <w:t>于「题库管理」点「导入题库」。</w:t>
+        <w:t>考生点「交卷」（或到时自动交卷）。</w:t>
       </w:r>
     </w:p>
     <w:p>
       <w:pPr>
         <w:numPr>
           <w:ilvl w:val="0"/>
-          <w:numId w:val="14"/>
+          <w:numId w:val="17"/>
         </w:numPr>
       </w:pPr>
       <w:r>
-        <w:t>上传 Excel（支持 .xls / .xlsx）。简答题的 Excel 应包含「试题描述」与「正确答案」两列，</w:t>
-      </w:r>
-      <w:r>
-        <w:rPr>
-          <w:b/>
-          <w:bCs/>
-        </w:rPr>
-        <w:t>「正确答案」列会作为参考答案导入</w:t>
-      </w:r>
-      <w:r>
-        <w:t>。</w:t>
+        <w:t>交卷后系统即自动为每道简答题产生 AI 建议分数，等待评卷人确认。</w:t>
       </w:r>
     </w:p>
     <w:p>
       <w:pPr>
         <w:numPr>
           <w:ilvl w:val="0"/>
-          <w:numId w:val="14"/>
+          <w:numId w:val="17"/>
         </w:numPr>
       </w:pPr>
       <w:r>
-        <w:t>系统自动从文件名解析部门 / 工序 / 级别；无法判断时会弹出窗口，请为该档选择「基本题」或「专业题」。</w:t>
+        <w:t>若该场为全简答题考试，考生成绩页会显示「</w:t>
+      </w:r>
+      <w:r>
+        <w:rPr>
+          <w:b/>
+          <w:bCs/>
+        </w:rPr>
+        <w:t>简答题评分中</w:t>
+      </w:r>
+      <w:r>
+        <w:t>」，待评卷人完成后公布成绩。</w:t>
       </w:r>
     </w:p>
     <w:p>
       <w:pPr>
-        <w:numPr>
-          <w:ilvl w:val="0"/>
-          <w:numId w:val="14"/>
-        </w:numPr>
-      </w:pPr>
+        <w:pStyle w:val="1"/>
+        <w:rPr>
+          <w:rFonts w:ascii="微軟正黑體" w:eastAsia="微軟正黑體" w:hAnsi="微軟正黑體"/>
+        </w:rPr>
+      </w:pPr>
+      <w:bookmarkStart w:id="40" w:name="_Toc244163934"/>
+      <w:bookmarkStart w:id="41" w:name="第六章-ai-初评说明"/>
+      <w:bookmarkEnd w:id="35"/>
+      <w:bookmarkEnd w:id="39"/>
       <w:r>
-        <w:t>确认解析结果后送出。</w:t>
+        <w:rPr>
+          <w:rFonts w:ascii="微軟正黑體" w:eastAsia="微軟正黑體" w:hAnsi="微軟正黑體"/>
+        </w:rPr>
+        <w:lastRenderedPageBreak/>
+        <w:t>第六章　AI 初评说明</w:t>
       </w:r>
+      <w:bookmarkEnd w:id="40"/>
+    </w:p>
+    <w:p>
+      <w:pPr>
+        <w:pStyle w:val="21"/>
+        <w:rPr>
+          <w:rFonts w:ascii="微軟正黑體" w:eastAsia="微軟正黑體" w:hAnsi="微軟正黑體"/>
+        </w:rPr>
+      </w:pPr>
+      <w:bookmarkStart w:id="42" w:name="_Toc244163935"/>
+      <w:bookmarkStart w:id="43" w:name="ai-什么时候评"/>
+      <w:r>
+        <w:rPr>
+          <w:rFonts w:ascii="微軟正黑體" w:eastAsia="微軟正黑體" w:hAnsi="微軟正黑體"/>
+        </w:rPr>
+        <w:t>6.1　AI 什么时候评</w:t>
+      </w:r>
+      <w:bookmarkEnd w:id="42"/>
+    </w:p>
+    <w:tbl>
+      <w:tblPr>
+        <w:tblStyle w:val="aff2"/>
+        <w:tblW w:w="5000" w:type="pct"/>
+        <w:tblLook w:val="0020" w:firstRow="1" w:lastRow="0" w:firstColumn="0" w:lastColumn="0" w:noHBand="0" w:noVBand="0"/>
+      </w:tblPr>
+      <w:tblGrid>
+        <w:gridCol w:w="1232"/>
+        <w:gridCol w:w="8396"/>
+      </w:tblGrid>
+      <w:tr>
+        <w:tc>
+          <w:tcPr>
+            <w:tcW w:w="0" w:type="auto"/>
+            <w:shd w:val="clear" w:color="auto" w:fill="D9ECEA"/>
+          </w:tcPr>
+          <w:p>
+            <w:r>
+              <w:rPr>
+                <w:b/>
+              </w:rPr>
+              <w:t>方式</w:t>
+            </w:r>
+          </w:p>
+        </w:tc>
+        <w:tc>
+          <w:tcPr>
+            <w:tcW w:w="0" w:type="auto"/>
+            <w:shd w:val="clear" w:color="auto" w:fill="D9ECEA"/>
+          </w:tcPr>
+          <w:p>
+            <w:r>
+              <w:rPr>
+                <w:b/>
+              </w:rPr>
+              <w:t>触发时机</w:t>
+            </w:r>
+          </w:p>
+        </w:tc>
+      </w:tr>
+      <w:tr>
+        <w:tc>
+          <w:tcPr>
+            <w:tcW w:w="0" w:type="auto"/>
+          </w:tcPr>
+          <w:p>
+            <w:r>
+              <w:t>自动</w:t>
+            </w:r>
+          </w:p>
+        </w:tc>
+        <w:tc>
+          <w:tcPr>
+            <w:tcW w:w="0" w:type="auto"/>
+          </w:tcPr>
+          <w:p>
+            <w:r>
+              <w:t>考生交卷后立即产生建议，无需人工操作</w:t>
+            </w:r>
+          </w:p>
+        </w:tc>
+      </w:tr>
+      <w:tr>
+        <w:tc>
+          <w:tcPr>
+            <w:tcW w:w="0" w:type="auto"/>
+          </w:tcPr>
+          <w:p>
+            <w:r>
+              <w:t>手动补评</w:t>
+            </w:r>
+          </w:p>
+        </w:tc>
+        <w:tc>
+          <w:tcPr>
+            <w:tcW w:w="0" w:type="auto"/>
+          </w:tcPr>
+          <w:p>
+            <w:r>
+              <w:t>评卷人可在评卷页点「AI 初评待评分题目」，为尚无建议的题目补产生建议</w:t>
+            </w:r>
+          </w:p>
+        </w:tc>
+      </w:tr>
+    </w:tbl>
+    <w:p>
+      <w:pPr>
+        <w:pStyle w:val="21"/>
+        <w:rPr>
+          <w:rFonts w:ascii="微軟正黑體" w:eastAsia="微軟正黑體" w:hAnsi="微軟正黑體"/>
+        </w:rPr>
+      </w:pPr>
+      <w:bookmarkStart w:id="44" w:name="_Toc244163936"/>
+      <w:bookmarkStart w:id="45" w:name="ai-如何给分"/>
+      <w:bookmarkEnd w:id="43"/>
+      <w:r>
+        <w:rPr>
+          <w:rFonts w:ascii="微軟正黑體" w:eastAsia="微軟正黑體" w:hAnsi="微軟正黑體"/>
+        </w:rPr>
+        <w:t>6.2　AI 如何给分</w:t>
+      </w:r>
+      <w:bookmarkEnd w:id="44"/>
     </w:p>
     <w:p>
       <w:r>
+        <w:t>AI 会对照「参考答案」逐一判断考生是否答到各个</w:t>
+      </w:r>
+      <w:r>
         <w:rPr>
           <w:b/>
           <w:bCs/>
         </w:rPr>
-        <w:t>重要提醒</w:t>
+        <w:t>得分点</w:t>
       </w:r>
       <w:r>
-        <w:t>：没有参考答案的简答题，初评会一律偏低（接近 0 分），须由评卷人全部人工批改。入库时请尽量补齐参考答案。</w:t>
-      </w:r>
-    </w:p>
-    <w:p>
-      <w:pPr>
-        <w:pStyle w:val="1"/>
-        <w:rPr>
-          <w:rFonts w:ascii="微軟正黑體" w:eastAsia="微軟正黑體" w:hAnsi="微軟正黑體"/>
-        </w:rPr>
-      </w:pPr>
-      <w:bookmarkStart w:id="26" w:name="第四章-建立含简答题的考试"/>
-      <w:bookmarkStart w:id="27" w:name="_Toc244163927"/>
-      <w:bookmarkEnd w:id="18"/>
-      <w:bookmarkEnd w:id="24"/>
-      <w:r>
-        <w:rPr>
-          <w:rFonts w:ascii="微軟正黑體" w:eastAsia="微軟正黑體" w:hAnsi="微軟正黑體"/>
-        </w:rPr>
-        <w:t>第四章　建立含简答题的考试</w:t>
-      </w:r>
-      <w:bookmarkEnd w:id="27"/>
-    </w:p>
-    <w:p>
-      <w:pPr>
-        <w:pStyle w:val="21"/>
-        <w:rPr>
-          <w:rFonts w:ascii="微軟正黑體" w:eastAsia="微軟正黑體" w:hAnsi="微軟正黑體"/>
-        </w:rPr>
-      </w:pPr>
-      <w:bookmarkStart w:id="28" w:name="在出题规则中加入简答题"/>
-      <w:bookmarkStart w:id="29" w:name="_Toc244163928"/>
-      <w:r>
-        <w:rPr>
-          <w:rFonts w:ascii="微軟正黑體" w:eastAsia="微軟正黑體" w:hAnsi="微軟正黑體"/>
-        </w:rPr>
-        <w:t>4.1　在出题规则中加入简答题</w:t>
-      </w:r>
-      <w:bookmarkEnd w:id="29"/>
-    </w:p>
-    <w:p>
-      <w:pPr>
-        <w:numPr>
-          <w:ilvl w:val="0"/>
-          <w:numId w:val="15"/>
-        </w:numPr>
-      </w:pPr>
-      <w:r>
-        <w:t>创建考试进入「考试规则」步骤，点「添加规则」。</w:t>
-      </w:r>
-    </w:p>
-    <w:p>
-      <w:pPr>
-        <w:numPr>
-          <w:ilvl w:val="0"/>
-          <w:numId w:val="15"/>
-        </w:numPr>
-      </w:pPr>
-      <w:r>
-        <w:t>新增一列规则，题型选择</w:t>
+        <w:t>（意思对即可，错别字不扣分），再依答对比例给分，</w:t>
       </w:r>
       <w:r>
         <w:rPr>
           <w:b/>
           <w:bCs/>
         </w:rPr>
-        <w:t>简答题</w:t>
+        <w:t>允许部分得分</w:t>
       </w:r>
       <w:r>
-        <w:t>，填入「数量」与「每题分值」。</w:t>
-      </w:r>
-    </w:p>
-    <w:p>
-      <w:pPr>
-        <w:numPr>
-          <w:ilvl w:val="0"/>
-          <w:numId w:val="15"/>
-        </w:numPr>
-      </w:pPr>
-      <w:r>
-        <w:t>画面右下角即时显示试卷总分。</w:t>
-      </w:r>
-    </w:p>
-    <w:p>
-      <w:r>
-        <w:t>抽题会依「部门 + 工序 + 级别」归属题库抽取：一场「工务部 SAW I 级」考试只会抽到工务部的简答题，不会混入其他部门同工序的题。</w:t>
-      </w:r>
-    </w:p>
-    <w:p>
-      <w:pPr>
-        <w:pStyle w:val="21"/>
-        <w:rPr>
-          <w:rFonts w:ascii="微軟正黑體" w:eastAsia="微軟正黑體" w:hAnsi="微軟正黑體"/>
-        </w:rPr>
-      </w:pPr>
-      <w:bookmarkStart w:id="30" w:name="两段式成绩控制立即出分-vs-解析开放"/>
-      <w:bookmarkStart w:id="31" w:name="_Toc244163929"/>
-      <w:bookmarkEnd w:id="28"/>
-      <w:r>
-        <w:rPr>
-          <w:rFonts w:ascii="微軟正黑體" w:eastAsia="微軟正黑體" w:hAnsi="微軟正黑體"/>
-        </w:rPr>
-        <w:lastRenderedPageBreak/>
-        <w:t>4.2　两段式成绩控制：立即出分 vs 解析开放</w:t>
-      </w:r>
-      <w:bookmarkEnd w:id="31"/>
-    </w:p>
-    <w:p>
-      <w:r>
-        <w:t>考试「基本信息 → 时间设置」中有两组独立控制：</w:t>
+        <w:t>：</w:t>
       </w:r>
     </w:p>
     <w:tbl>
@@ -5716,9 +6608,8 @@
         <w:tblLook w:val="0020" w:firstRow="1" w:lastRow="0" w:firstColumn="0" w:lastColumn="0" w:noHBand="0" w:noVBand="0"/>
       </w:tblPr>
       <w:tblGrid>
-        <w:gridCol w:w="2371"/>
-        <w:gridCol w:w="4292"/>
-        <w:gridCol w:w="2965"/>
+        <w:gridCol w:w="5341"/>
+        <w:gridCol w:w="4287"/>
       </w:tblGrid>
       <w:tr>
         <w:tc>
@@ -5731,7 +6622,7 @@
               <w:rPr>
                 <w:b/>
               </w:rPr>
-              <w:t>设定</w:t>
+              <w:t>作答情况</w:t>
             </w:r>
           </w:p>
         </w:tc>
@@ -5745,21 +6636,7 @@
               <w:rPr>
                 <w:b/>
               </w:rPr>
-              <w:t>控制内容</w:t>
-            </w:r>
-          </w:p>
-        </w:tc>
-        <w:tc>
-          <w:tcPr>
-            <w:tcW w:w="0" w:type="auto"/>
-            <w:shd w:val="clear" w:color="auto" w:fill="D9ECEA"/>
-          </w:tcPr>
-          <w:p>
-            <w:r>
-              <w:rPr>
-                <w:b/>
-              </w:rPr>
-              <w:t>不设定时</w:t>
+              <w:t>给分（以 2 分题为例）</w:t>
             </w:r>
           </w:p>
         </w:tc>
@@ -5771,14 +6648,7 @@
           </w:tcPr>
           <w:p>
             <w:r>
-              <w:rPr>
-                <w:b/>
-                <w:bCs/>
-              </w:rPr>
-              <w:t>立即出分</w:t>
-            </w:r>
-            <w:r>
-              <w:t>（开关）</w:t>
+              <w:t>得分点全部答到</w:t>
             </w:r>
           </w:p>
         </w:tc>
@@ -5788,24 +6658,7 @@
           </w:tcPr>
           <w:p>
             <w:r>
-              <w:rPr>
-                <w:b/>
-                <w:bCs/>
-              </w:rPr>
-              <w:t>总分</w:t>
-            </w:r>
-            <w:r>
-              <w:t>是否一产生即对考生可见</w:t>
-            </w:r>
-          </w:p>
-        </w:tc>
-        <w:tc>
-          <w:tcPr>
-            <w:tcW w:w="0" w:type="auto"/>
-          </w:tcPr>
-          <w:p>
-            <w:r>
-              <w:t>关闭：总分于解析开放时才公布</w:t>
+              <w:t>满分（2 分）</w:t>
             </w:r>
           </w:p>
         </w:tc>
@@ -5817,11 +6670,7 @@
           </w:tcPr>
           <w:p>
             <w:r>
-              <w:rPr>
-                <w:b/>
-                <w:bCs/>
-              </w:rPr>
-              <w:t>解析开放时间 / 截止时间</w:t>
+              <w:t>答到一部分</w:t>
             </w:r>
           </w:p>
         </w:tc>
@@ -5831,7 +6680,19 @@
           </w:tcPr>
           <w:p>
             <w:r>
-              <w:t>「错题解析 / 正确答案 / 个人报告」的可见时段</w:t>
+              <w:t>部分分（至少 1 分）</w:t>
+            </w:r>
+          </w:p>
+        </w:tc>
+      </w:tr>
+      <w:tr>
+        <w:tc>
+          <w:tcPr>
+            <w:tcW w:w="0" w:type="auto"/>
+          </w:tcPr>
+          <w:p>
+            <w:r>
+              <w:t>完全没答到 / 空白 / 答非所问</w:t>
             </w:r>
           </w:p>
         </w:tc>
@@ -5841,7 +6702,329 @@
           </w:tcPr>
           <w:p>
             <w:r>
-              <w:t>不开放考生查看解析</w:t>
+              <w:t>0 分</w:t>
+            </w:r>
+          </w:p>
+        </w:tc>
+      </w:tr>
+    </w:tbl>
+    <w:p>
+      <w:pPr>
+        <w:pStyle w:val="af"/>
+      </w:pPr>
+      <w:r>
+        <w:t>同时会给出「信心度（高 / 中 / 低）」与命中、未命中的得分点清单，供评卷人参考。</w:t>
+      </w:r>
+    </w:p>
+    <w:p>
+      <w:pPr>
+        <w:pStyle w:val="21"/>
+        <w:rPr>
+          <w:rFonts w:ascii="微軟正黑體" w:eastAsia="微軟正黑體" w:hAnsi="微軟正黑體"/>
+        </w:rPr>
+      </w:pPr>
+      <w:bookmarkStart w:id="46" w:name="_Toc244163937"/>
+      <w:bookmarkStart w:id="47" w:name="使用注意"/>
+      <w:bookmarkEnd w:id="45"/>
+      <w:r>
+        <w:rPr>
+          <w:rFonts w:ascii="微軟正黑體" w:eastAsia="微軟正黑體" w:hAnsi="微軟正黑體"/>
+        </w:rPr>
+        <w:t>6.3　使用注意</w:t>
+      </w:r>
+      <w:bookmarkEnd w:id="46"/>
+    </w:p>
+    <w:p>
+      <w:pPr>
+        <w:numPr>
+          <w:ilvl w:val="0"/>
+          <w:numId w:val="18"/>
+        </w:numPr>
+      </w:pPr>
+      <w:r>
+        <w:t>AI 建议</w:t>
+      </w:r>
+      <w:r>
+        <w:rPr>
+          <w:b/>
+          <w:bCs/>
+        </w:rPr>
+        <w:t>不计入成绩</w:t>
+      </w:r>
+      <w:r>
+        <w:t>，最终以评卷人送出分数为准。</w:t>
+      </w:r>
+    </w:p>
+    <w:p>
+      <w:pPr>
+        <w:numPr>
+          <w:ilvl w:val="0"/>
+          <w:numId w:val="18"/>
+        </w:numPr>
+      </w:pPr>
+      <w:r>
+        <w:t>题库</w:t>
+      </w:r>
+      <w:r>
+        <w:rPr>
+          <w:b/>
+          <w:bCs/>
+        </w:rPr>
+        <w:t>缺参考答案</w:t>
+      </w:r>
+      <w:r>
+        <w:t>时 AI 无从判分，会给低分，须人工批改。</w:t>
+      </w:r>
+    </w:p>
+    <w:p>
+      <w:pPr>
+        <w:numPr>
+          <w:ilvl w:val="0"/>
+          <w:numId w:val="18"/>
+        </w:numPr>
+      </w:pPr>
+      <w:r>
+        <w:t>若觉得 AI 给分不合理，评卷人可直接人工改分（见 7.4、7.5）。</w:t>
+      </w:r>
+    </w:p>
+    <w:p>
+      <w:pPr>
+        <w:pStyle w:val="1"/>
+        <w:rPr>
+          <w:rFonts w:ascii="微軟正黑體" w:eastAsia="微軟正黑體" w:hAnsi="微軟正黑體"/>
+        </w:rPr>
+      </w:pPr>
+      <w:bookmarkStart w:id="48" w:name="_Toc244163938"/>
+      <w:bookmarkStart w:id="49" w:name="第七章-评卷作业"/>
+      <w:bookmarkEnd w:id="41"/>
+      <w:bookmarkEnd w:id="47"/>
+      <w:r>
+        <w:rPr>
+          <w:rFonts w:ascii="微軟正黑體" w:eastAsia="微軟正黑體" w:hAnsi="微軟正黑體"/>
+        </w:rPr>
+        <w:t>第七章　评卷作业</w:t>
+      </w:r>
+      <w:bookmarkEnd w:id="48"/>
+    </w:p>
+    <w:p>
+      <w:pPr>
+        <w:pStyle w:val="21"/>
+        <w:rPr>
+          <w:rFonts w:ascii="微軟正黑體" w:eastAsia="微軟正黑體" w:hAnsi="微軟正黑體"/>
+        </w:rPr>
+      </w:pPr>
+      <w:bookmarkStart w:id="50" w:name="_Toc244163939"/>
+      <w:bookmarkStart w:id="51" w:name="选择考试"/>
+      <w:r>
+        <w:rPr>
+          <w:rFonts w:ascii="微軟正黑體" w:eastAsia="微軟正黑體" w:hAnsi="微軟正黑體"/>
+        </w:rPr>
+        <w:t>7.1　选择考试</w:t>
+      </w:r>
+      <w:bookmarkEnd w:id="50"/>
+    </w:p>
+    <w:p>
+      <w:pPr>
+        <w:numPr>
+          <w:ilvl w:val="0"/>
+          <w:numId w:val="19"/>
+        </w:numPr>
+      </w:pPr>
+      <w:r>
+        <w:t>评卷人登入后进入「简答题评卷」，顶部显示您负责的工序。</w:t>
+      </w:r>
+    </w:p>
+    <w:p>
+      <w:pPr>
+        <w:numPr>
+          <w:ilvl w:val="0"/>
+          <w:numId w:val="19"/>
+        </w:numPr>
+      </w:pPr>
+      <w:r>
+        <w:t>列表以表格呈现每场考试，可用搜寻、状态筛选、「只看有待评分」勾选与分页定位。</w:t>
+      </w:r>
+    </w:p>
+    <w:p>
+      <w:pPr>
+        <w:numPr>
+          <w:ilvl w:val="0"/>
+          <w:numId w:val="19"/>
+        </w:numPr>
+      </w:pPr>
+      <w:r>
+        <w:t>点该场「去评卷」进入评卷页。</w:t>
+      </w:r>
+    </w:p>
+    <w:tbl>
+      <w:tblPr>
+        <w:tblStyle w:val="aff2"/>
+        <w:tblW w:w="5000" w:type="pct"/>
+        <w:tblLook w:val="0020" w:firstRow="1" w:lastRow="0" w:firstColumn="0" w:lastColumn="0" w:noHBand="0" w:noVBand="0"/>
+      </w:tblPr>
+      <w:tblGrid>
+        <w:gridCol w:w="2396"/>
+        <w:gridCol w:w="7232"/>
+      </w:tblGrid>
+      <w:tr>
+        <w:tc>
+          <w:tcPr>
+            <w:tcW w:w="0" w:type="auto"/>
+            <w:shd w:val="clear" w:color="auto" w:fill="D9ECEA"/>
+          </w:tcPr>
+          <w:p>
+            <w:r>
+              <w:rPr>
+                <w:b/>
+              </w:rPr>
+              <w:lastRenderedPageBreak/>
+              <w:t>列表栏位</w:t>
+            </w:r>
+          </w:p>
+        </w:tc>
+        <w:tc>
+          <w:tcPr>
+            <w:tcW w:w="0" w:type="auto"/>
+            <w:shd w:val="clear" w:color="auto" w:fill="D9ECEA"/>
+          </w:tcPr>
+          <w:p>
+            <w:r>
+              <w:rPr>
+                <w:b/>
+              </w:rPr>
+              <w:t>说明</w:t>
+            </w:r>
+          </w:p>
+        </w:tc>
+      </w:tr>
+      <w:tr>
+        <w:tc>
+          <w:tcPr>
+            <w:tcW w:w="0" w:type="auto"/>
+          </w:tcPr>
+          <w:p>
+            <w:r>
+              <w:t>考试</w:t>
+            </w:r>
+          </w:p>
+        </w:tc>
+        <w:tc>
+          <w:tcPr>
+            <w:tcW w:w="0" w:type="auto"/>
+          </w:tcPr>
+          <w:p>
+            <w:r>
+              <w:t>考试名称</w:t>
+            </w:r>
+          </w:p>
+        </w:tc>
+      </w:tr>
+      <w:tr>
+        <w:tc>
+          <w:tcPr>
+            <w:tcW w:w="0" w:type="auto"/>
+          </w:tcPr>
+          <w:p>
+            <w:r>
+              <w:t>状态</w:t>
+            </w:r>
+          </w:p>
+        </w:tc>
+        <w:tc>
+          <w:tcPr>
+            <w:tcW w:w="0" w:type="auto"/>
+          </w:tcPr>
+          <w:p>
+            <w:r>
+              <w:t>考试当前状态</w:t>
+            </w:r>
+          </w:p>
+        </w:tc>
+      </w:tr>
+      <w:tr>
+        <w:tc>
+          <w:tcPr>
+            <w:tcW w:w="0" w:type="auto"/>
+          </w:tcPr>
+          <w:p>
+            <w:r>
+              <w:t>待评分</w:t>
+            </w:r>
+          </w:p>
+        </w:tc>
+        <w:tc>
+          <w:tcPr>
+            <w:tcW w:w="0" w:type="auto"/>
+          </w:tcPr>
+          <w:p>
+            <w:r>
+              <w:t>尚待您批改的题数</w:t>
+            </w:r>
+          </w:p>
+        </w:tc>
+      </w:tr>
+      <w:tr>
+        <w:tc>
+          <w:tcPr>
+            <w:tcW w:w="0" w:type="auto"/>
+          </w:tcPr>
+          <w:p>
+            <w:r>
+              <w:t>已评 / 总数</w:t>
+            </w:r>
+          </w:p>
+        </w:tc>
+        <w:tc>
+          <w:tcPr>
+            <w:tcW w:w="0" w:type="auto"/>
+          </w:tcPr>
+          <w:p>
+            <w:r>
+              <w:t>已批改 / 该场属于您工序的简答题总数</w:t>
+            </w:r>
+          </w:p>
+        </w:tc>
+      </w:tr>
+      <w:tr>
+        <w:tc>
+          <w:tcPr>
+            <w:tcW w:w="0" w:type="auto"/>
+          </w:tcPr>
+          <w:p>
+            <w:r>
+              <w:t>AI 已初评</w:t>
+            </w:r>
+          </w:p>
+        </w:tc>
+        <w:tc>
+          <w:tcPr>
+            <w:tcW w:w="0" w:type="auto"/>
+          </w:tcPr>
+          <w:p>
+            <w:r>
+              <w:t>已产生 AI 建议的题数</w:t>
+            </w:r>
+          </w:p>
+        </w:tc>
+      </w:tr>
+      <w:tr>
+        <w:tc>
+          <w:tcPr>
+            <w:tcW w:w="0" w:type="auto"/>
+          </w:tcPr>
+          <w:p>
+            <w:r>
+              <w:t>操作</w:t>
+            </w:r>
+          </w:p>
+        </w:tc>
+        <w:tc>
+          <w:tcPr>
+            <w:tcW w:w="0" w:type="auto"/>
+          </w:tcPr>
+          <w:p>
+            <w:r>
+              <w:t>「去评卷」进入批改</w:t>
             </w:r>
           </w:p>
         </w:tc>
@@ -5891,7 +7074,7 @@
                 <w:color w:val="6B7280"/>
                 <w:sz w:val="22"/>
               </w:rPr>
-              <w:t xml:space="preserve">  截图：考试时间设置 — 立即出分与解析开放时间</w:t>
+              <w:t xml:space="preserve">  截图：简答题评卷 — 考试列表</w:t>
             </w:r>
           </w:p>
           <w:p>
@@ -5910,100 +7093,240 @@
       </w:tr>
     </w:tbl>
     <w:p>
+      <w:pPr>
+        <w:pStyle w:val="21"/>
+        <w:rPr>
+          <w:rFonts w:ascii="微軟正黑體" w:eastAsia="微軟正黑體" w:hAnsi="微軟正黑體"/>
+        </w:rPr>
+      </w:pPr>
+      <w:bookmarkStart w:id="52" w:name="_Toc244163940"/>
+      <w:bookmarkStart w:id="53" w:name="评卷页"/>
+      <w:bookmarkEnd w:id="51"/>
       <w:r>
         <w:rPr>
-          <w:b/>
-          <w:bCs/>
-        </w:rPr>
-        <w:t>全简答题考试提醒</w:t>
+          <w:rFonts w:ascii="微軟正黑體" w:eastAsia="微軟正黑體" w:hAnsi="微軟正黑體"/>
+        </w:rPr>
+        <w:t>7.2　评卷页</w:t>
       </w:r>
-      <w:r>
-        <w:t>：若开启「立即出分」，考生交卷当下简答题尚未评完，成绩会显示「</w:t>
-      </w:r>
-      <w:r>
-        <w:rPr>
-          <w:b/>
-          <w:bCs/>
-        </w:rPr>
-        <w:t>评分中</w:t>
-      </w:r>
-      <w:r>
-        <w:t>」而非 0 分；待评卷人评完后总分才会显示。这是正常状况。</w:t>
-      </w:r>
-    </w:p>
-    <w:p>
-      <w:pPr>
-        <w:pStyle w:val="21"/>
-        <w:rPr>
-          <w:rFonts w:ascii="微軟正黑體" w:eastAsia="微軟正黑體" w:hAnsi="微軟正黑體"/>
-        </w:rPr>
-      </w:pPr>
-      <w:bookmarkStart w:id="32" w:name="时间设定规则"/>
-      <w:bookmarkStart w:id="33" w:name="_Toc244163930"/>
-      <w:bookmarkEnd w:id="30"/>
-      <w:r>
-        <w:rPr>
-          <w:rFonts w:ascii="微軟正黑體" w:eastAsia="微軟正黑體" w:hAnsi="微軟正黑體"/>
-        </w:rPr>
-        <w:t>4.3　时间设定规则</w:t>
-      </w:r>
-      <w:bookmarkEnd w:id="33"/>
+      <w:bookmarkEnd w:id="52"/>
     </w:p>
     <w:p>
       <w:r>
-        <w:t xml:space="preserve">考试开放、截止、解析开放、解析截止四个时间须满足：不能设为过去，且先后顺序为 </w:t>
+        <w:t>进入某场考试后，上方显示待评分 / 已评分 / 完成进度，下方为答卷表格。</w:t>
+      </w:r>
+    </w:p>
+    <w:tbl>
+      <w:tblPr>
+        <w:tblStyle w:val="aff2"/>
+        <w:tblW w:w="5000" w:type="pct"/>
+        <w:tblLook w:val="0020" w:firstRow="1" w:lastRow="0" w:firstColumn="0" w:lastColumn="0" w:noHBand="0" w:noVBand="0"/>
+      </w:tblPr>
+      <w:tblGrid>
+        <w:gridCol w:w="3527"/>
+        <w:gridCol w:w="6101"/>
+      </w:tblGrid>
+      <w:tr>
+        <w:tc>
+          <w:tcPr>
+            <w:tcW w:w="0" w:type="auto"/>
+            <w:shd w:val="clear" w:color="auto" w:fill="D9ECEA"/>
+          </w:tcPr>
+          <w:p>
+            <w:r>
+              <w:rPr>
+                <w:b/>
+              </w:rPr>
+              <w:t>评卷表格栏位</w:t>
+            </w:r>
+          </w:p>
+        </w:tc>
+        <w:tc>
+          <w:tcPr>
+            <w:tcW w:w="0" w:type="auto"/>
+            <w:shd w:val="clear" w:color="auto" w:fill="D9ECEA"/>
+          </w:tcPr>
+          <w:p>
+            <w:r>
+              <w:rPr>
+                <w:b/>
+              </w:rPr>
+              <w:t>说明</w:t>
+            </w:r>
+          </w:p>
+        </w:tc>
+      </w:tr>
+      <w:tr>
+        <w:tc>
+          <w:tcPr>
+            <w:tcW w:w="0" w:type="auto"/>
+          </w:tcPr>
+          <w:p>
+            <w:r>
+              <w:t>状态</w:t>
+            </w:r>
+          </w:p>
+        </w:tc>
+        <w:tc>
+          <w:tcPr>
+            <w:tcW w:w="0" w:type="auto"/>
+          </w:tcPr>
+          <w:p>
+            <w:r>
+              <w:t>待评 / 已评</w:t>
+            </w:r>
+          </w:p>
+        </w:tc>
+      </w:tr>
+      <w:tr>
+        <w:tc>
+          <w:tcPr>
+            <w:tcW w:w="0" w:type="auto"/>
+          </w:tcPr>
+          <w:p>
+            <w:r>
+              <w:t>考生 / 部门 / 工序</w:t>
+            </w:r>
+          </w:p>
+        </w:tc>
+        <w:tc>
+          <w:tcPr>
+            <w:tcW w:w="0" w:type="auto"/>
+          </w:tcPr>
+          <w:p>
+            <w:r>
+              <w:t>答卷归属</w:t>
+            </w:r>
+          </w:p>
+        </w:tc>
+      </w:tr>
+      <w:tr>
+        <w:tc>
+          <w:tcPr>
+            <w:tcW w:w="0" w:type="auto"/>
+          </w:tcPr>
+          <w:p>
+            <w:r>
+              <w:t>题型 / 题目摘要</w:t>
+            </w:r>
+          </w:p>
+        </w:tc>
+        <w:tc>
+          <w:tcPr>
+            <w:tcW w:w="0" w:type="auto"/>
+          </w:tcPr>
+          <w:p>
+            <w:r>
+              <w:t>题目信息</w:t>
+            </w:r>
+          </w:p>
+        </w:tc>
+      </w:tr>
+      <w:tr>
+        <w:tc>
+          <w:tcPr>
+            <w:tcW w:w="0" w:type="auto"/>
+          </w:tcPr>
+          <w:p>
+            <w:r>
+              <w:t>满分</w:t>
+            </w:r>
+          </w:p>
+        </w:tc>
+        <w:tc>
+          <w:tcPr>
+            <w:tcW w:w="0" w:type="auto"/>
+          </w:tcPr>
+          <w:p>
+            <w:r>
+              <w:t>该题配分</w:t>
+            </w:r>
+          </w:p>
+        </w:tc>
+      </w:tr>
+      <w:tr>
+        <w:tc>
+          <w:tcPr>
+            <w:tcW w:w="0" w:type="auto"/>
+          </w:tcPr>
+          <w:p>
+            <w:r>
+              <w:t>AI 建议</w:t>
+            </w:r>
+          </w:p>
+        </w:tc>
+        <w:tc>
+          <w:tcPr>
+            <w:tcW w:w="0" w:type="auto"/>
+          </w:tcPr>
+          <w:p>
+            <w:r>
+              <w:t>AI 初评分数（无则显示「—」）</w:t>
+            </w:r>
+          </w:p>
+        </w:tc>
+      </w:tr>
+      <w:tr>
+        <w:tc>
+          <w:tcPr>
+            <w:tcW w:w="0" w:type="auto"/>
+          </w:tcPr>
+          <w:p>
+            <w:r>
+              <w:t>得分</w:t>
+            </w:r>
+          </w:p>
+        </w:tc>
+        <w:tc>
+          <w:tcPr>
+            <w:tcW w:w="0" w:type="auto"/>
+          </w:tcPr>
+          <w:p>
+            <w:r>
+              <w:t>评卷人确认后的正式得分</w:t>
+            </w:r>
+          </w:p>
+        </w:tc>
+      </w:tr>
+      <w:tr>
+        <w:tc>
+          <w:tcPr>
+            <w:tcW w:w="0" w:type="auto"/>
+          </w:tcPr>
+          <w:p>
+            <w:r>
+              <w:t>操作</w:t>
+            </w:r>
+          </w:p>
+        </w:tc>
+        <w:tc>
+          <w:tcPr>
+            <w:tcW w:w="0" w:type="auto"/>
+          </w:tcPr>
+          <w:p>
+            <w:r>
+              <w:t>「采用 AI」「评分」「查看」</w:t>
+            </w:r>
+          </w:p>
+        </w:tc>
+      </w:tr>
+    </w:tbl>
+    <w:p>
+      <w:pPr>
+        <w:numPr>
+          <w:ilvl w:val="0"/>
+          <w:numId w:val="20"/>
+        </w:numPr>
+      </w:pPr>
+      <w:r>
+        <w:lastRenderedPageBreak/>
+        <w:t>分页签：</w:t>
       </w:r>
       <w:r>
         <w:rPr>
           <w:b/>
           <w:bCs/>
         </w:rPr>
-        <w:t xml:space="preserve">开放 </w:t>
-      </w:r>
-      <w:r>
-        <w:rPr>
-          <w:rFonts w:ascii="Cambria Math" w:hAnsi="Cambria Math" w:cs="Cambria Math"/>
-          <w:b/>
-          <w:bCs/>
-        </w:rPr>
-        <w:t>≤</w:t>
-      </w:r>
-      <w:r>
-        <w:rPr>
-          <w:b/>
-          <w:bCs/>
-        </w:rPr>
-        <w:t xml:space="preserve"> 截止 </w:t>
-      </w:r>
-      <w:r>
-        <w:rPr>
-          <w:rFonts w:ascii="Cambria Math" w:hAnsi="Cambria Math" w:cs="Cambria Math"/>
-          <w:b/>
-          <w:bCs/>
-        </w:rPr>
-        <w:t>≤</w:t>
-      </w:r>
-      <w:r>
-        <w:rPr>
-          <w:b/>
-          <w:bCs/>
-        </w:rPr>
-        <w:t xml:space="preserve"> 解析开放 </w:t>
-      </w:r>
-      <w:r>
-        <w:rPr>
-          <w:rFonts w:ascii="Cambria Math" w:hAnsi="Cambria Math" w:cs="Cambria Math"/>
-          <w:b/>
-          <w:bCs/>
-        </w:rPr>
-        <w:t>≤</w:t>
-      </w:r>
-      <w:r>
-        <w:rPr>
-          <w:b/>
-          <w:bCs/>
-        </w:rPr>
-        <w:t xml:space="preserve"> 解析截止</w:t>
+        <w:t>待评分 / 已评分 / 全部</w:t>
       </w:r>
       <w:r>
         <w:t>。</w:t>
@@ -6011,60 +7334,24 @@
     </w:p>
     <w:p>
       <w:pPr>
-        <w:pStyle w:val="1"/>
-        <w:rPr>
-          <w:rFonts w:ascii="微軟正黑體" w:eastAsia="微軟正黑體" w:hAnsi="微軟正黑體"/>
-        </w:rPr>
-      </w:pPr>
-      <w:bookmarkStart w:id="34" w:name="第五章-考生作答与交卷"/>
-      <w:bookmarkStart w:id="35" w:name="_Toc244163931"/>
-      <w:bookmarkEnd w:id="26"/>
-      <w:bookmarkEnd w:id="32"/>
-      <w:r>
-        <w:rPr>
-          <w:rFonts w:ascii="微軟正黑體" w:eastAsia="微軟正黑體" w:hAnsi="微軟正黑體"/>
-        </w:rPr>
-        <w:t>第五章　考生作答与交卷</w:t>
-      </w:r>
-      <w:bookmarkEnd w:id="35"/>
-    </w:p>
-    <w:p>
-      <w:pPr>
-        <w:pStyle w:val="21"/>
-        <w:rPr>
-          <w:rFonts w:ascii="微軟正黑體" w:eastAsia="微軟正黑體" w:hAnsi="微軟正黑體"/>
-        </w:rPr>
-      </w:pPr>
-      <w:bookmarkStart w:id="36" w:name="作答"/>
-      <w:bookmarkStart w:id="37" w:name="_Toc244163932"/>
-      <w:r>
-        <w:rPr>
-          <w:rFonts w:ascii="微軟正黑體" w:eastAsia="微軟正黑體" w:hAnsi="微軟正黑體"/>
-        </w:rPr>
-        <w:t>5.1　作答</w:t>
-      </w:r>
-      <w:bookmarkEnd w:id="37"/>
-    </w:p>
-    <w:p>
-      <w:pPr>
         <w:numPr>
           <w:ilvl w:val="0"/>
-          <w:numId w:val="16"/>
+          <w:numId w:val="20"/>
         </w:numPr>
       </w:pPr>
       <w:r>
-        <w:t>考生完成身份验证后进入考试。</w:t>
+        <w:t>筛选工具：考生下拉（多位考生时出现）、搜寻（姓名 / 部门 / 题目）、分页。</w:t>
       </w:r>
     </w:p>
     <w:p>
       <w:pPr>
         <w:numPr>
           <w:ilvl w:val="0"/>
-          <w:numId w:val="16"/>
+          <w:numId w:val="20"/>
         </w:numPr>
       </w:pPr>
       <w:r>
-        <w:t>简答题以文字输入框呈现，考生直接键入答案（右下角显示字数，上限 2000 字）。</w:t>
+        <w:t>评卷人只会看到自己负责工序的考生、且只看到简答题。</w:t>
       </w:r>
     </w:p>
     <w:tbl>
@@ -6103,7 +7390,6 @@
                 <w:color w:val="6B7280"/>
                 <w:sz w:val="22"/>
               </w:rPr>
-              <w:lastRenderedPageBreak/>
               <w:t>▣</w:t>
             </w:r>
             <w:r>
@@ -6112,7 +7398,7 @@
                 <w:color w:val="6B7280"/>
                 <w:sz w:val="22"/>
               </w:rPr>
-              <w:t xml:space="preserve">  截图：考生端 — 简答题作答界面</w:t>
+              <w:t xml:space="preserve">  截图：评卷页 — 答卷表格（含 AI 建议栏）</w:t>
             </w:r>
           </w:p>
           <w:p>
@@ -6137,95 +7423,16 @@
           <w:rFonts w:ascii="微軟正黑體" w:eastAsia="微軟正黑體" w:hAnsi="微軟正黑體"/>
         </w:rPr>
       </w:pPr>
-      <w:bookmarkStart w:id="38" w:name="交卷"/>
-      <w:bookmarkStart w:id="39" w:name="_Toc244163933"/>
-      <w:bookmarkEnd w:id="36"/>
+      <w:bookmarkStart w:id="54" w:name="_Toc244163941"/>
+      <w:bookmarkStart w:id="55" w:name="采用-ai-建议"/>
+      <w:bookmarkEnd w:id="53"/>
       <w:r>
         <w:rPr>
           <w:rFonts w:ascii="微軟正黑體" w:eastAsia="微軟正黑體" w:hAnsi="微軟正黑體"/>
         </w:rPr>
-        <w:t>5.2　交卷</w:t>
+        <w:t>7.3　采用 AI 建议</w:t>
       </w:r>
-      <w:bookmarkEnd w:id="39"/>
-    </w:p>
-    <w:p>
-      <w:pPr>
-        <w:numPr>
-          <w:ilvl w:val="0"/>
-          <w:numId w:val="17"/>
-        </w:numPr>
-      </w:pPr>
-      <w:r>
-        <w:t>考生点「交卷」（或到时自动交卷）。</w:t>
-      </w:r>
-    </w:p>
-    <w:p>
-      <w:pPr>
-        <w:numPr>
-          <w:ilvl w:val="0"/>
-          <w:numId w:val="17"/>
-        </w:numPr>
-      </w:pPr>
-      <w:r>
-        <w:t>交卷后系统即自动为每道简答题产生 AI 建议分数，等待评卷人确认。</w:t>
-      </w:r>
-    </w:p>
-    <w:p>
-      <w:pPr>
-        <w:numPr>
-          <w:ilvl w:val="0"/>
-          <w:numId w:val="17"/>
-        </w:numPr>
-      </w:pPr>
-      <w:r>
-        <w:t>若该场为全简答题考试，考生成绩页会显示「</w:t>
-      </w:r>
-      <w:r>
-        <w:rPr>
-          <w:b/>
-          <w:bCs/>
-        </w:rPr>
-        <w:t>简答题评分中</w:t>
-      </w:r>
-      <w:r>
-        <w:t>」，待评卷人完成后公布成绩。</w:t>
-      </w:r>
-    </w:p>
-    <w:p>
-      <w:pPr>
-        <w:pStyle w:val="1"/>
-        <w:rPr>
-          <w:rFonts w:ascii="微軟正黑體" w:eastAsia="微軟正黑體" w:hAnsi="微軟正黑體"/>
-        </w:rPr>
-      </w:pPr>
-      <w:bookmarkStart w:id="40" w:name="第六章-ai-初评说明"/>
-      <w:bookmarkStart w:id="41" w:name="_Toc244163934"/>
-      <w:bookmarkEnd w:id="34"/>
-      <w:bookmarkEnd w:id="38"/>
-      <w:r>
-        <w:rPr>
-          <w:rFonts w:ascii="微軟正黑體" w:eastAsia="微軟正黑體" w:hAnsi="微軟正黑體"/>
-        </w:rPr>
-        <w:t>第六章　AI 初评说明</w:t>
-      </w:r>
-      <w:bookmarkEnd w:id="41"/>
-    </w:p>
-    <w:p>
-      <w:pPr>
-        <w:pStyle w:val="21"/>
-        <w:rPr>
-          <w:rFonts w:ascii="微軟正黑體" w:eastAsia="微軟正黑體" w:hAnsi="微軟正黑體"/>
-        </w:rPr>
-      </w:pPr>
-      <w:bookmarkStart w:id="42" w:name="ai-什么时候评"/>
-      <w:bookmarkStart w:id="43" w:name="_Toc244163935"/>
-      <w:r>
-        <w:rPr>
-          <w:rFonts w:ascii="微軟正黑體" w:eastAsia="微軟正黑體" w:hAnsi="微軟正黑體"/>
-        </w:rPr>
-        <w:t>6.1　AI 什么时候评</w:t>
-      </w:r>
-      <w:bookmarkEnd w:id="43"/>
+      <w:bookmarkEnd w:id="54"/>
     </w:p>
     <w:tbl>
       <w:tblPr>
@@ -6234,8 +7441,9 @@
         <w:tblLook w:val="0020" w:firstRow="1" w:lastRow="0" w:firstColumn="0" w:lastColumn="0" w:noHBand="0" w:noVBand="0"/>
       </w:tblPr>
       <w:tblGrid>
-        <w:gridCol w:w="1232"/>
-        <w:gridCol w:w="8396"/>
+        <w:gridCol w:w="2479"/>
+        <w:gridCol w:w="2339"/>
+        <w:gridCol w:w="4810"/>
       </w:tblGrid>
       <w:tr>
         <w:tc>
@@ -6248,7 +7456,7 @@
               <w:rPr>
                 <w:b/>
               </w:rPr>
-              <w:t>方式</w:t>
+              <w:t>操作</w:t>
             </w:r>
           </w:p>
         </w:tc>
@@ -6262,7 +7470,21 @@
               <w:rPr>
                 <w:b/>
               </w:rPr>
-              <w:t>触发时机</w:t>
+              <w:t>位置</w:t>
+            </w:r>
+          </w:p>
+        </w:tc>
+        <w:tc>
+          <w:tcPr>
+            <w:tcW w:w="0" w:type="auto"/>
+            <w:shd w:val="clear" w:color="auto" w:fill="D9ECEA"/>
+          </w:tcPr>
+          <w:p>
+            <w:r>
+              <w:rPr>
+                <w:b/>
+              </w:rPr>
+              <w:t>效果</w:t>
             </w:r>
           </w:p>
         </w:tc>
@@ -6274,7 +7496,7 @@
           </w:tcPr>
           <w:p>
             <w:r>
-              <w:t>自动</w:t>
+              <w:t>采用 AI（单题）</w:t>
             </w:r>
           </w:p>
         </w:tc>
@@ -6284,7 +7506,17 @@
           </w:tcPr>
           <w:p>
             <w:r>
-              <w:t>考生交卷后立即产生建议，无需人工操作</w:t>
+              <w:t>该列「操作」栏</w:t>
+            </w:r>
+          </w:p>
+        </w:tc>
+        <w:tc>
+          <w:tcPr>
+            <w:tcW w:w="0" w:type="auto"/>
+          </w:tcPr>
+          <w:p>
+            <w:r>
+              <w:t>把该题 AI 建议分数确认为正式得分</w:t>
             </w:r>
           </w:p>
         </w:tc>
@@ -6296,7 +7528,7 @@
           </w:tcPr>
           <w:p>
             <w:r>
-              <w:t>手动补评</w:t>
+              <w:t>采用全部 AI 建议</w:t>
             </w:r>
           </w:p>
         </w:tc>
@@ -6306,53 +7538,513 @@
           </w:tcPr>
           <w:p>
             <w:r>
-              <w:t>评卷人可在评卷页点「AI 初评待评分题目」，为尚无建议的题目补产生建议</w:t>
+              <w:t>页面右上角</w:t>
+            </w:r>
+          </w:p>
+        </w:tc>
+        <w:tc>
+          <w:tcPr>
+            <w:tcW w:w="0" w:type="auto"/>
+          </w:tcPr>
+          <w:p>
+            <w:r>
+              <w:t>一次采用所有待评分题目的 AI 建议</w:t>
             </w:r>
           </w:p>
         </w:tc>
       </w:tr>
     </w:tbl>
     <w:p>
+      <w:r>
+        <w:t>若某题 AI 建议为 0 分且您不认同，请改用「评分」人工给分，不要直接采用。</w:t>
+      </w:r>
+    </w:p>
+    <w:p>
       <w:pPr>
         <w:pStyle w:val="21"/>
         <w:rPr>
           <w:rFonts w:ascii="微軟正黑體" w:eastAsia="微軟正黑體" w:hAnsi="微軟正黑體"/>
         </w:rPr>
       </w:pPr>
-      <w:bookmarkStart w:id="44" w:name="ai-如何给分"/>
-      <w:bookmarkStart w:id="45" w:name="_Toc244163936"/>
-      <w:bookmarkEnd w:id="42"/>
+      <w:bookmarkStart w:id="56" w:name="_Toc244163942"/>
+      <w:bookmarkStart w:id="57" w:name="人工评分"/>
+      <w:bookmarkEnd w:id="55"/>
       <w:r>
         <w:rPr>
           <w:rFonts w:ascii="微軟正黑體" w:eastAsia="微軟正黑體" w:hAnsi="微軟正黑體"/>
         </w:rPr>
-        <w:t>6.2　AI 如何给分</w:t>
+        <w:t>7.4　人工评分</w:t>
       </w:r>
-      <w:bookmarkEnd w:id="45"/>
+      <w:bookmarkEnd w:id="56"/>
+    </w:p>
+    <w:p>
+      <w:pPr>
+        <w:numPr>
+          <w:ilvl w:val="0"/>
+          <w:numId w:val="21"/>
+        </w:numPr>
+      </w:pPr>
+      <w:r>
+        <w:t>点某列「评分」开启评分窗口。</w:t>
+      </w:r>
+    </w:p>
+    <w:p>
+      <w:pPr>
+        <w:numPr>
+          <w:ilvl w:val="0"/>
+          <w:numId w:val="21"/>
+        </w:numPr>
+      </w:pPr>
+      <w:r>
+        <w:t>窗口会并列显示：题目、</w:t>
+      </w:r>
+      <w:r>
+        <w:rPr>
+          <w:b/>
+          <w:bCs/>
+        </w:rPr>
+        <w:t>参考答案</w:t>
+      </w:r>
+      <w:r>
+        <w:t>、考生作答、以及 AI 初评建议（含命中得分点）。</w:t>
+      </w:r>
+    </w:p>
+    <w:p>
+      <w:pPr>
+        <w:numPr>
+          <w:ilvl w:val="0"/>
+          <w:numId w:val="21"/>
+        </w:numPr>
+      </w:pPr>
+      <w:r>
+        <w:t>于「得分」输入分数（可用 0 分 / 半分 / 满分快捷钮），并可填写评语（选填）。</w:t>
+      </w:r>
+    </w:p>
+    <w:p>
+      <w:pPr>
+        <w:numPr>
+          <w:ilvl w:val="0"/>
+          <w:numId w:val="21"/>
+        </w:numPr>
+      </w:pPr>
+      <w:r>
+        <w:t>点「保存评分」。</w:t>
+      </w:r>
+    </w:p>
+    <w:tbl>
+      <w:tblPr>
+        <w:tblW w:w="5000" w:type="pct"/>
+        <w:jc w:val="center"/>
+        <w:tblBorders>
+          <w:top w:val="single" w:sz="8" w:space="0" w:color="BFBFBF"/>
+          <w:left w:val="single" w:sz="8" w:space="0" w:color="BFBFBF"/>
+          <w:bottom w:val="single" w:sz="8" w:space="0" w:color="BFBFBF"/>
+          <w:right w:val="single" w:sz="8" w:space="0" w:color="BFBFBF"/>
+        </w:tblBorders>
+        <w:tblLook w:val="04A0" w:firstRow="1" w:lastRow="0" w:firstColumn="1" w:lastColumn="0" w:noHBand="0" w:noVBand="1"/>
+      </w:tblPr>
+      <w:tblGrid>
+        <w:gridCol w:w="9628"/>
+      </w:tblGrid>
+      <w:tr>
+        <w:trPr>
+          <w:trHeight w:val="3969"/>
+          <w:jc w:val="center"/>
+        </w:trPr>
+        <w:tc>
+          <w:tcPr>
+            <w:tcW w:w="0" w:type="auto"/>
+            <w:vAlign w:val="center"/>
+          </w:tcPr>
+          <w:p>
+            <w:pPr>
+              <w:jc w:val="center"/>
+            </w:pPr>
+            <w:r>
+              <w:rPr>
+                <w:rFonts w:ascii="Cambria Math" w:hAnsi="Cambria Math" w:cs="Cambria Math"/>
+                <w:b/>
+                <w:color w:val="6B7280"/>
+                <w:sz w:val="22"/>
+              </w:rPr>
+              <w:lastRenderedPageBreak/>
+              <w:t>▣</w:t>
+            </w:r>
+            <w:r>
+              <w:rPr>
+                <w:b/>
+                <w:color w:val="6B7280"/>
+                <w:sz w:val="22"/>
+              </w:rPr>
+              <w:t xml:space="preserve">  截图：人工评分窗口（参考答案 / 考生作答 / AI 建议）</w:t>
+            </w:r>
+          </w:p>
+          <w:p>
+            <w:pPr>
+              <w:jc w:val="center"/>
+            </w:pPr>
+            <w:r>
+              <w:rPr>
+                <w:color w:val="9CA3AF"/>
+                <w:sz w:val="18"/>
+              </w:rPr>
+              <w:t>（请将截图贴入此框）</w:t>
+            </w:r>
+          </w:p>
+        </w:tc>
+      </w:tr>
+    </w:tbl>
+    <w:p>
+      <w:pPr>
+        <w:pStyle w:val="21"/>
+        <w:rPr>
+          <w:rFonts w:ascii="微軟正黑體" w:eastAsia="微軟正黑體" w:hAnsi="微軟正黑體"/>
+        </w:rPr>
+      </w:pPr>
+      <w:bookmarkStart w:id="58" w:name="_Toc244163943"/>
+      <w:bookmarkStart w:id="59" w:name="修改已评分须填原因"/>
+      <w:bookmarkEnd w:id="57"/>
+      <w:r>
+        <w:rPr>
+          <w:rFonts w:ascii="微軟正黑體" w:eastAsia="微軟正黑體" w:hAnsi="微軟正黑體"/>
+        </w:rPr>
+        <w:t>7.5　修改已评分（须填原因）</w:t>
+      </w:r>
+      <w:bookmarkEnd w:id="58"/>
     </w:p>
     <w:p>
       <w:r>
-        <w:t>AI 会对照「参考答案」逐一判断考生是否答到各个</w:t>
+        <w:t>对已评分的题目若需改分：</w:t>
+      </w:r>
+    </w:p>
+    <w:p>
+      <w:pPr>
+        <w:numPr>
+          <w:ilvl w:val="0"/>
+          <w:numId w:val="22"/>
+        </w:numPr>
+      </w:pPr>
+      <w:r>
+        <w:t>点该题「查看」开启评分详情。</w:t>
+      </w:r>
+    </w:p>
+    <w:p>
+      <w:pPr>
+        <w:numPr>
+          <w:ilvl w:val="0"/>
+          <w:numId w:val="22"/>
+        </w:numPr>
+      </w:pPr>
+      <w:r>
+        <w:t>点右下角「</w:t>
       </w:r>
       <w:r>
         <w:rPr>
           <w:b/>
           <w:bCs/>
         </w:rPr>
-        <w:t>得分点</w:t>
+        <w:t>修改评分</w:t>
       </w:r>
       <w:r>
-        <w:t>（意思对即可，错别字不扣分），再依答对比例给分，</w:t>
+        <w:t>」，窗口会提示原分数。</w:t>
+      </w:r>
+    </w:p>
+    <w:p>
+      <w:pPr>
+        <w:numPr>
+          <w:ilvl w:val="0"/>
+          <w:numId w:val="22"/>
+        </w:numPr>
+      </w:pPr>
+      <w:r>
+        <w:t>调整分数，并于「</w:t>
       </w:r>
       <w:r>
         <w:rPr>
           <w:b/>
           <w:bCs/>
         </w:rPr>
-        <w:t>允许部分得分</w:t>
+        <w:t>修改原因</w:t>
       </w:r>
       <w:r>
-        <w:t>：</w:t>
+        <w:t>」栏填写原因（</w:t>
+      </w:r>
+      <w:r>
+        <w:rPr>
+          <w:b/>
+          <w:bCs/>
+        </w:rPr>
+        <w:t>必填</w:t>
+      </w:r>
+      <w:r>
+        <w:t>，不填无法保存）。</w:t>
+      </w:r>
+    </w:p>
+    <w:p>
+      <w:pPr>
+        <w:numPr>
+          <w:ilvl w:val="0"/>
+          <w:numId w:val="22"/>
+        </w:numPr>
+      </w:pPr>
+      <w:r>
+        <w:t>点「保存修改」。</w:t>
+      </w:r>
+    </w:p>
+    <w:tbl>
+      <w:tblPr>
+        <w:tblW w:w="5000" w:type="pct"/>
+        <w:jc w:val="center"/>
+        <w:tblBorders>
+          <w:top w:val="single" w:sz="8" w:space="0" w:color="BFBFBF"/>
+          <w:left w:val="single" w:sz="8" w:space="0" w:color="BFBFBF"/>
+          <w:bottom w:val="single" w:sz="8" w:space="0" w:color="BFBFBF"/>
+          <w:right w:val="single" w:sz="8" w:space="0" w:color="BFBFBF"/>
+        </w:tblBorders>
+        <w:tblLook w:val="04A0" w:firstRow="1" w:lastRow="0" w:firstColumn="1" w:lastColumn="0" w:noHBand="0" w:noVBand="1"/>
+      </w:tblPr>
+      <w:tblGrid>
+        <w:gridCol w:w="9628"/>
+      </w:tblGrid>
+      <w:tr>
+        <w:trPr>
+          <w:trHeight w:val="3969"/>
+          <w:jc w:val="center"/>
+        </w:trPr>
+        <w:tc>
+          <w:tcPr>
+            <w:tcW w:w="0" w:type="auto"/>
+            <w:vAlign w:val="center"/>
+          </w:tcPr>
+          <w:p>
+            <w:pPr>
+              <w:jc w:val="center"/>
+            </w:pPr>
+            <w:r>
+              <w:rPr>
+                <w:rFonts w:ascii="Cambria Math" w:hAnsi="Cambria Math" w:cs="Cambria Math"/>
+                <w:b/>
+                <w:color w:val="6B7280"/>
+                <w:sz w:val="22"/>
+              </w:rPr>
+              <w:t>▣</w:t>
+            </w:r>
+            <w:r>
+              <w:rPr>
+                <w:b/>
+                <w:color w:val="6B7280"/>
+                <w:sz w:val="22"/>
+              </w:rPr>
+              <w:t xml:space="preserve">  截图：修改评分 — 填写修改原因</w:t>
+            </w:r>
+          </w:p>
+          <w:p>
+            <w:pPr>
+              <w:jc w:val="center"/>
+            </w:pPr>
+            <w:r>
+              <w:rPr>
+                <w:color w:val="9CA3AF"/>
+                <w:sz w:val="18"/>
+              </w:rPr>
+              <w:t>（请将截图贴入此框）</w:t>
+            </w:r>
+          </w:p>
+        </w:tc>
+      </w:tr>
+    </w:tbl>
+    <w:p>
+      <w:r>
+        <w:t>每次改分都会留下「原分数、新分数、修改原因」的纪录，以利事后查核，确保评分可追溯、可问责。</w:t>
+      </w:r>
+    </w:p>
+    <w:p>
+      <w:pPr>
+        <w:pStyle w:val="1"/>
+        <w:rPr>
+          <w:rFonts w:ascii="微軟正黑體" w:eastAsia="微軟正黑體" w:hAnsi="微軟正黑體"/>
+        </w:rPr>
+      </w:pPr>
+      <w:bookmarkStart w:id="60" w:name="_Toc244163944"/>
+      <w:bookmarkStart w:id="61" w:name="第八章-成绩公布与考生查看"/>
+      <w:bookmarkEnd w:id="49"/>
+      <w:bookmarkEnd w:id="59"/>
+      <w:r>
+        <w:rPr>
+          <w:rFonts w:ascii="微軟正黑體" w:eastAsia="微軟正黑體" w:hAnsi="微軟正黑體"/>
+        </w:rPr>
+        <w:lastRenderedPageBreak/>
+        <w:t>第八章　成绩公布与考生查看</w:t>
+      </w:r>
+      <w:bookmarkEnd w:id="60"/>
+    </w:p>
+    <w:p>
+      <w:pPr>
+        <w:pStyle w:val="21"/>
+        <w:rPr>
+          <w:rFonts w:ascii="微軟正黑體" w:eastAsia="微軟正黑體" w:hAnsi="微軟正黑體"/>
+        </w:rPr>
+      </w:pPr>
+      <w:bookmarkStart w:id="62" w:name="_Toc244163945"/>
+      <w:bookmarkStart w:id="63" w:name="何时公布"/>
+      <w:r>
+        <w:rPr>
+          <w:rFonts w:ascii="微軟正黑體" w:eastAsia="微軟正黑體" w:hAnsi="微軟正黑體"/>
+        </w:rPr>
+        <w:t>8.1　何时公布</w:t>
+      </w:r>
+      <w:bookmarkEnd w:id="62"/>
+    </w:p>
+    <w:p>
+      <w:pPr>
+        <w:numPr>
+          <w:ilvl w:val="0"/>
+          <w:numId w:val="23"/>
+        </w:numPr>
+      </w:pPr>
+      <w:r>
+        <w:t>评卷人把某考生的简答题</w:t>
+      </w:r>
+      <w:r>
+        <w:rPr>
+          <w:b/>
+          <w:bCs/>
+        </w:rPr>
+        <w:t>全部评完</w:t>
+      </w:r>
+      <w:r>
+        <w:t>后，系统自动计算该场成绩。</w:t>
+      </w:r>
+    </w:p>
+    <w:p>
+      <w:pPr>
+        <w:numPr>
+          <w:ilvl w:val="0"/>
+          <w:numId w:val="23"/>
+        </w:numPr>
+      </w:pPr>
+      <w:r>
+        <w:t>总分是否对考生可见，取决于考试的「立即出分」与「解析开放时间」设定（见 4.2）。</w:t>
+      </w:r>
+    </w:p>
+    <w:p>
+      <w:pPr>
+        <w:pStyle w:val="21"/>
+        <w:rPr>
+          <w:rFonts w:ascii="微軟正黑體" w:eastAsia="微軟正黑體" w:hAnsi="微軟正黑體"/>
+        </w:rPr>
+      </w:pPr>
+      <w:bookmarkStart w:id="64" w:name="_Toc244163946"/>
+      <w:bookmarkStart w:id="65" w:name="考生查看成绩与解析"/>
+      <w:bookmarkEnd w:id="63"/>
+      <w:r>
+        <w:rPr>
+          <w:rFonts w:ascii="微軟正黑體" w:eastAsia="微軟正黑體" w:hAnsi="微軟正黑體"/>
+        </w:rPr>
+        <w:t>8.2　考生查看成绩与解析</w:t>
+      </w:r>
+      <w:bookmarkEnd w:id="64"/>
+    </w:p>
+    <w:p>
+      <w:pPr>
+        <w:numPr>
+          <w:ilvl w:val="0"/>
+          <w:numId w:val="24"/>
+        </w:numPr>
+      </w:pPr>
+      <w:r>
+        <w:t>考生于「成绩查询」看到该场的线上分 / 实操分 / 综合分，点该列「</w:t>
+      </w:r>
+      <w:r>
+        <w:rPr>
+          <w:b/>
+          <w:bCs/>
+        </w:rPr>
+        <w:t>查看详情</w:t>
+      </w:r>
+      <w:r>
+        <w:t>」进入个人报告。</w:t>
+      </w:r>
+    </w:p>
+    <w:p>
+      <w:pPr>
+        <w:numPr>
+          <w:ilvl w:val="0"/>
+          <w:numId w:val="24"/>
+        </w:numPr>
+      </w:pPr>
+      <w:r>
+        <w:t>个人报告显示正确率、答对 / 总题、用时、分类得分，以及逐题答题明细。</w:t>
+      </w:r>
+    </w:p>
+    <w:tbl>
+      <w:tblPr>
+        <w:tblW w:w="5000" w:type="pct"/>
+        <w:jc w:val="center"/>
+        <w:tblBorders>
+          <w:top w:val="single" w:sz="8" w:space="0" w:color="BFBFBF"/>
+          <w:left w:val="single" w:sz="8" w:space="0" w:color="BFBFBF"/>
+          <w:bottom w:val="single" w:sz="8" w:space="0" w:color="BFBFBF"/>
+          <w:right w:val="single" w:sz="8" w:space="0" w:color="BFBFBF"/>
+        </w:tblBorders>
+        <w:tblLook w:val="04A0" w:firstRow="1" w:lastRow="0" w:firstColumn="1" w:lastColumn="0" w:noHBand="0" w:noVBand="1"/>
+      </w:tblPr>
+      <w:tblGrid>
+        <w:gridCol w:w="9628"/>
+      </w:tblGrid>
+      <w:tr>
+        <w:trPr>
+          <w:trHeight w:val="3969"/>
+          <w:jc w:val="center"/>
+        </w:trPr>
+        <w:tc>
+          <w:tcPr>
+            <w:tcW w:w="0" w:type="auto"/>
+            <w:vAlign w:val="center"/>
+          </w:tcPr>
+          <w:p>
+            <w:pPr>
+              <w:jc w:val="center"/>
+            </w:pPr>
+            <w:r>
+              <w:rPr>
+                <w:rFonts w:ascii="Cambria Math" w:hAnsi="Cambria Math" w:cs="Cambria Math"/>
+                <w:b/>
+                <w:color w:val="6B7280"/>
+                <w:sz w:val="22"/>
+              </w:rPr>
+              <w:t>▣</w:t>
+            </w:r>
+            <w:r>
+              <w:rPr>
+                <w:b/>
+                <w:color w:val="6B7280"/>
+                <w:sz w:val="22"/>
+              </w:rPr>
+              <w:t xml:space="preserve">  截图：考生端 — 成绩查询（查看详情入口）</w:t>
+            </w:r>
+          </w:p>
+          <w:p>
+            <w:pPr>
+              <w:jc w:val="center"/>
+            </w:pPr>
+            <w:r>
+              <w:rPr>
+                <w:color w:val="9CA3AF"/>
+                <w:sz w:val="18"/>
+              </w:rPr>
+              <w:t>（请将截图贴入此框）</w:t>
+            </w:r>
+          </w:p>
+        </w:tc>
+      </w:tr>
+    </w:tbl>
+    <w:p>
+      <w:pPr>
+        <w:pStyle w:val="af"/>
+      </w:pPr>
+      <w:r>
+        <w:t>简答题逐题卡片会依得分显示状态，并把「你的作答」与「参考答案」并列对照；若评卷人填了评语，会显示「评卷人评语 / 解析」区块，让考生了解扣分原因。</w:t>
       </w:r>
     </w:p>
     <w:tbl>
@@ -6362,8 +8054,9 @@
         <w:tblLook w:val="0020" w:firstRow="1" w:lastRow="0" w:firstColumn="0" w:lastColumn="0" w:noHBand="0" w:noVBand="0"/>
       </w:tblPr>
       <w:tblGrid>
-        <w:gridCol w:w="5341"/>
-        <w:gridCol w:w="4287"/>
+        <w:gridCol w:w="2297"/>
+        <w:gridCol w:w="1839"/>
+        <w:gridCol w:w="5492"/>
       </w:tblGrid>
       <w:tr>
         <w:tc>
@@ -6376,7 +8069,7 @@
               <w:rPr>
                 <w:b/>
               </w:rPr>
-              <w:t>作答情况</w:t>
+              <w:t>状态徽章</w:t>
             </w:r>
           </w:p>
         </w:tc>
@@ -6390,7 +8083,21 @@
               <w:rPr>
                 <w:b/>
               </w:rPr>
-              <w:t>给分（以 2 分题为例）</w:t>
+              <w:t>颜色</w:t>
+            </w:r>
+          </w:p>
+        </w:tc>
+        <w:tc>
+          <w:tcPr>
+            <w:tcW w:w="0" w:type="auto"/>
+            <w:shd w:val="clear" w:color="auto" w:fill="D9ECEA"/>
+          </w:tcPr>
+          <w:p>
+            <w:r>
+              <w:rPr>
+                <w:b/>
+              </w:rPr>
+              <w:t>含义</w:t>
             </w:r>
           </w:p>
         </w:tc>
@@ -6402,7 +8109,7 @@
           </w:tcPr>
           <w:p>
             <w:r>
-              <w:t>得分点全部答到</w:t>
+              <w:t>正确</w:t>
             </w:r>
           </w:p>
         </w:tc>
@@ -6412,7 +8119,17 @@
           </w:tcPr>
           <w:p>
             <w:r>
-              <w:t>满分（2 分）</w:t>
+              <w:t>绿色</w:t>
+            </w:r>
+          </w:p>
+        </w:tc>
+        <w:tc>
+          <w:tcPr>
+            <w:tcW w:w="0" w:type="auto"/>
+          </w:tcPr>
+          <w:p>
+            <w:r>
+              <w:t>该题得满分</w:t>
             </w:r>
           </w:p>
         </w:tc>
@@ -6424,7 +8141,7 @@
           </w:tcPr>
           <w:p>
             <w:r>
-              <w:t>答到一部分</w:t>
+              <w:t>部分得分</w:t>
             </w:r>
           </w:p>
         </w:tc>
@@ -6434,7 +8151,17 @@
           </w:tcPr>
           <w:p>
             <w:r>
-              <w:t>部分分（至少 1 分）</w:t>
+              <w:t>琥珀色</w:t>
+            </w:r>
+          </w:p>
+        </w:tc>
+        <w:tc>
+          <w:tcPr>
+            <w:tcW w:w="0" w:type="auto"/>
+          </w:tcPr>
+          <w:p>
+            <w:r>
+              <w:t>答对一部分，拿到中间分</w:t>
             </w:r>
           </w:p>
         </w:tc>
@@ -6446,8 +8173,7 @@
           </w:tcPr>
           <w:p>
             <w:r>
-              <w:lastRenderedPageBreak/>
-              <w:t>完全没答到 / 空白 / 答非所问</w:t>
+              <w:t>错误</w:t>
             </w:r>
           </w:p>
         </w:tc>
@@ -6457,196 +8183,17 @@
           </w:tcPr>
           <w:p>
             <w:r>
-              <w:t>0 分</w:t>
-            </w:r>
-          </w:p>
-        </w:tc>
-      </w:tr>
-    </w:tbl>
-    <w:p>
-      <w:pPr>
-        <w:pStyle w:val="af"/>
-      </w:pPr>
-      <w:r>
-        <w:t>同时会给出「信心度（高 / 中 / 低）」与命中、未命中的得分点清单，供评卷人参考。</w:t>
-      </w:r>
-    </w:p>
-    <w:p>
-      <w:pPr>
-        <w:pStyle w:val="21"/>
-        <w:rPr>
-          <w:rFonts w:ascii="微軟正黑體" w:eastAsia="微軟正黑體" w:hAnsi="微軟正黑體"/>
-        </w:rPr>
-      </w:pPr>
-      <w:bookmarkStart w:id="46" w:name="使用注意"/>
-      <w:bookmarkStart w:id="47" w:name="_Toc244163937"/>
-      <w:bookmarkEnd w:id="44"/>
-      <w:r>
-        <w:rPr>
-          <w:rFonts w:ascii="微軟正黑體" w:eastAsia="微軟正黑體" w:hAnsi="微軟正黑體"/>
-        </w:rPr>
-        <w:t>6.3　使用注意</w:t>
-      </w:r>
-      <w:bookmarkEnd w:id="47"/>
-    </w:p>
-    <w:p>
-      <w:pPr>
-        <w:numPr>
-          <w:ilvl w:val="0"/>
-          <w:numId w:val="18"/>
-        </w:numPr>
-      </w:pPr>
-      <w:r>
-        <w:t>AI 建议</w:t>
-      </w:r>
-      <w:r>
-        <w:rPr>
-          <w:b/>
-          <w:bCs/>
-        </w:rPr>
-        <w:t>不计入成绩</w:t>
-      </w:r>
-      <w:r>
-        <w:t>，最终以评卷人送出分数为准。</w:t>
-      </w:r>
-    </w:p>
-    <w:p>
-      <w:pPr>
-        <w:numPr>
-          <w:ilvl w:val="0"/>
-          <w:numId w:val="18"/>
-        </w:numPr>
-      </w:pPr>
-      <w:r>
-        <w:t>题库</w:t>
-      </w:r>
-      <w:r>
-        <w:rPr>
-          <w:b/>
-          <w:bCs/>
-        </w:rPr>
-        <w:t>缺参考答案</w:t>
-      </w:r>
-      <w:r>
-        <w:t>时 AI 无从判分，会给低分，须人工批改。</w:t>
-      </w:r>
-    </w:p>
-    <w:p>
-      <w:pPr>
-        <w:numPr>
-          <w:ilvl w:val="0"/>
-          <w:numId w:val="18"/>
-        </w:numPr>
-      </w:pPr>
-      <w:r>
-        <w:t>若觉得 AI 给分不合理，评卷人可直接人工改分（见 7.4、7.5）。</w:t>
-      </w:r>
-    </w:p>
-    <w:p>
-      <w:pPr>
-        <w:pStyle w:val="1"/>
-        <w:rPr>
-          <w:rFonts w:ascii="微軟正黑體" w:eastAsia="微軟正黑體" w:hAnsi="微軟正黑體"/>
-        </w:rPr>
-      </w:pPr>
-      <w:bookmarkStart w:id="48" w:name="第七章-评卷作业"/>
-      <w:bookmarkStart w:id="49" w:name="_Toc244163938"/>
-      <w:bookmarkEnd w:id="40"/>
-      <w:bookmarkEnd w:id="46"/>
-      <w:r>
-        <w:rPr>
-          <w:rFonts w:ascii="微軟正黑體" w:eastAsia="微軟正黑體" w:hAnsi="微軟正黑體"/>
-        </w:rPr>
-        <w:t>第七章　评卷作业</w:t>
-      </w:r>
-      <w:bookmarkEnd w:id="49"/>
-    </w:p>
-    <w:p>
-      <w:pPr>
-        <w:pStyle w:val="21"/>
-        <w:rPr>
-          <w:rFonts w:ascii="微軟正黑體" w:eastAsia="微軟正黑體" w:hAnsi="微軟正黑體"/>
-        </w:rPr>
-      </w:pPr>
-      <w:bookmarkStart w:id="50" w:name="选择考试"/>
-      <w:bookmarkStart w:id="51" w:name="_Toc244163939"/>
-      <w:r>
-        <w:rPr>
-          <w:rFonts w:ascii="微軟正黑體" w:eastAsia="微軟正黑體" w:hAnsi="微軟正黑體"/>
-        </w:rPr>
-        <w:t>7.1　选择考试</w:t>
-      </w:r>
-      <w:bookmarkEnd w:id="51"/>
-    </w:p>
-    <w:p>
-      <w:pPr>
-        <w:numPr>
-          <w:ilvl w:val="0"/>
-          <w:numId w:val="19"/>
-        </w:numPr>
-      </w:pPr>
-      <w:r>
-        <w:t>评卷人登入后进入「简答题评卷」，顶部显示您负责的工序。</w:t>
-      </w:r>
-    </w:p>
-    <w:p>
-      <w:pPr>
-        <w:numPr>
-          <w:ilvl w:val="0"/>
-          <w:numId w:val="19"/>
-        </w:numPr>
-      </w:pPr>
-      <w:r>
-        <w:t>列表以表格呈现每场考试，可用搜寻、状态筛选、「只看有待评分」勾选与分页定位。</w:t>
-      </w:r>
-    </w:p>
-    <w:p>
-      <w:pPr>
-        <w:numPr>
-          <w:ilvl w:val="0"/>
-          <w:numId w:val="19"/>
-        </w:numPr>
-      </w:pPr>
-      <w:r>
-        <w:t>点该场「去评卷」进入评卷页。</w:t>
-      </w:r>
-    </w:p>
-    <w:tbl>
-      <w:tblPr>
-        <w:tblStyle w:val="aff2"/>
-        <w:tblW w:w="5000" w:type="pct"/>
-        <w:tblLook w:val="0020" w:firstRow="1" w:lastRow="0" w:firstColumn="0" w:lastColumn="0" w:noHBand="0" w:noVBand="0"/>
-      </w:tblPr>
-      <w:tblGrid>
-        <w:gridCol w:w="2396"/>
-        <w:gridCol w:w="7232"/>
-      </w:tblGrid>
-      <w:tr>
-        <w:tc>
-          <w:tcPr>
-            <w:tcW w:w="0" w:type="auto"/>
-            <w:shd w:val="clear" w:color="auto" w:fill="D9ECEA"/>
-          </w:tcPr>
-          <w:p>
-            <w:r>
-              <w:rPr>
-                <w:b/>
-              </w:rPr>
-              <w:t>列表栏位</w:t>
+              <w:t>红色</w:t>
             </w:r>
           </w:p>
         </w:tc>
         <w:tc>
           <w:tcPr>
             <w:tcW w:w="0" w:type="auto"/>
-            <w:shd w:val="clear" w:color="auto" w:fill="D9ECEA"/>
           </w:tcPr>
           <w:p>
             <w:r>
-              <w:rPr>
-                <w:b/>
-              </w:rPr>
-              <w:t>说明</w:t>
+              <w:t>0 分</w:t>
             </w:r>
           </w:p>
         </w:tc>
@@ -6658,7 +8205,7 @@
           </w:tcPr>
           <w:p>
             <w:r>
-              <w:t>考试</w:t>
+              <w:t>待评分</w:t>
             </w:r>
           </w:p>
         </w:tc>
@@ -6668,19 +8215,7 @@
           </w:tcPr>
           <w:p>
             <w:r>
-              <w:t>考试名称</w:t>
-            </w:r>
-          </w:p>
-        </w:tc>
-      </w:tr>
-      <w:tr>
-        <w:tc>
-          <w:tcPr>
-            <w:tcW w:w="0" w:type="auto"/>
-          </w:tcPr>
-          <w:p>
-            <w:r>
-              <w:t>状态</w:t>
+              <w:t>琥珀色</w:t>
             </w:r>
           </w:p>
         </w:tc>
@@ -6690,95 +8225,7 @@
           </w:tcPr>
           <w:p>
             <w:r>
-              <w:t>考试当前状态</w:t>
-            </w:r>
-          </w:p>
-        </w:tc>
-      </w:tr>
-      <w:tr>
-        <w:tc>
-          <w:tcPr>
-            <w:tcW w:w="0" w:type="auto"/>
-          </w:tcPr>
-          <w:p>
-            <w:r>
-              <w:t>待评分</w:t>
-            </w:r>
-          </w:p>
-        </w:tc>
-        <w:tc>
-          <w:tcPr>
-            <w:tcW w:w="0" w:type="auto"/>
-          </w:tcPr>
-          <w:p>
-            <w:r>
-              <w:t>尚待您批改的题数</w:t>
-            </w:r>
-          </w:p>
-        </w:tc>
-      </w:tr>
-      <w:tr>
-        <w:tc>
-          <w:tcPr>
-            <w:tcW w:w="0" w:type="auto"/>
-          </w:tcPr>
-          <w:p>
-            <w:r>
-              <w:t>已评 / 总数</w:t>
-            </w:r>
-          </w:p>
-        </w:tc>
-        <w:tc>
-          <w:tcPr>
-            <w:tcW w:w="0" w:type="auto"/>
-          </w:tcPr>
-          <w:p>
-            <w:r>
-              <w:t>已批改 / 该场属于您工序的简答题总数</w:t>
-            </w:r>
-          </w:p>
-        </w:tc>
-      </w:tr>
-      <w:tr>
-        <w:tc>
-          <w:tcPr>
-            <w:tcW w:w="0" w:type="auto"/>
-          </w:tcPr>
-          <w:p>
-            <w:r>
-              <w:t>AI 已初评</w:t>
-            </w:r>
-          </w:p>
-        </w:tc>
-        <w:tc>
-          <w:tcPr>
-            <w:tcW w:w="0" w:type="auto"/>
-          </w:tcPr>
-          <w:p>
-            <w:r>
-              <w:t>已产生 AI 建议的题数</w:t>
-            </w:r>
-          </w:p>
-        </w:tc>
-      </w:tr>
-      <w:tr>
-        <w:tc>
-          <w:tcPr>
-            <w:tcW w:w="0" w:type="auto"/>
-          </w:tcPr>
-          <w:p>
-            <w:r>
-              <w:t>操作</w:t>
-            </w:r>
-          </w:p>
-        </w:tc>
-        <w:tc>
-          <w:tcPr>
-            <w:tcW w:w="0" w:type="auto"/>
-          </w:tcPr>
-          <w:p>
-            <w:r>
-              <w:t>「去评卷」进入批改</w:t>
+              <w:t>评卷人尚未评</w:t>
             </w:r>
           </w:p>
         </w:tc>
@@ -6829,1207 +8276,6 @@
                 <w:color w:val="6B7280"/>
                 <w:sz w:val="22"/>
               </w:rPr>
-              <w:t xml:space="preserve">  截图：简答题评卷 — 考试列表</w:t>
-            </w:r>
-          </w:p>
-          <w:p>
-            <w:pPr>
-              <w:jc w:val="center"/>
-            </w:pPr>
-            <w:r>
-              <w:rPr>
-                <w:color w:val="9CA3AF"/>
-                <w:sz w:val="18"/>
-              </w:rPr>
-              <w:t>（请将截图贴入此框）</w:t>
-            </w:r>
-          </w:p>
-        </w:tc>
-      </w:tr>
-    </w:tbl>
-    <w:p>
-      <w:pPr>
-        <w:pStyle w:val="21"/>
-        <w:rPr>
-          <w:rFonts w:ascii="微軟正黑體" w:eastAsia="微軟正黑體" w:hAnsi="微軟正黑體"/>
-        </w:rPr>
-      </w:pPr>
-      <w:bookmarkStart w:id="52" w:name="评卷页"/>
-      <w:bookmarkStart w:id="53" w:name="_Toc244163940"/>
-      <w:bookmarkEnd w:id="50"/>
-      <w:r>
-        <w:rPr>
-          <w:rFonts w:ascii="微軟正黑體" w:eastAsia="微軟正黑體" w:hAnsi="微軟正黑體"/>
-        </w:rPr>
-        <w:t>7.2　评卷页</w:t>
-      </w:r>
-      <w:bookmarkEnd w:id="53"/>
-    </w:p>
-    <w:p>
-      <w:r>
-        <w:t>进入某场考试后，上方显示待评分 / 已评分 / 完成进度，下方为答卷表格。</w:t>
-      </w:r>
-    </w:p>
-    <w:tbl>
-      <w:tblPr>
-        <w:tblStyle w:val="aff2"/>
-        <w:tblW w:w="5000" w:type="pct"/>
-        <w:tblLook w:val="0020" w:firstRow="1" w:lastRow="0" w:firstColumn="0" w:lastColumn="0" w:noHBand="0" w:noVBand="0"/>
-      </w:tblPr>
-      <w:tblGrid>
-        <w:gridCol w:w="3527"/>
-        <w:gridCol w:w="6101"/>
-      </w:tblGrid>
-      <w:tr>
-        <w:tc>
-          <w:tcPr>
-            <w:tcW w:w="0" w:type="auto"/>
-            <w:shd w:val="clear" w:color="auto" w:fill="D9ECEA"/>
-          </w:tcPr>
-          <w:p>
-            <w:r>
-              <w:rPr>
-                <w:b/>
-              </w:rPr>
-              <w:t>评卷表格栏位</w:t>
-            </w:r>
-          </w:p>
-        </w:tc>
-        <w:tc>
-          <w:tcPr>
-            <w:tcW w:w="0" w:type="auto"/>
-            <w:shd w:val="clear" w:color="auto" w:fill="D9ECEA"/>
-          </w:tcPr>
-          <w:p>
-            <w:r>
-              <w:rPr>
-                <w:b/>
-              </w:rPr>
-              <w:t>说明</w:t>
-            </w:r>
-          </w:p>
-        </w:tc>
-      </w:tr>
-      <w:tr>
-        <w:tc>
-          <w:tcPr>
-            <w:tcW w:w="0" w:type="auto"/>
-          </w:tcPr>
-          <w:p>
-            <w:r>
-              <w:t>状态</w:t>
-            </w:r>
-          </w:p>
-        </w:tc>
-        <w:tc>
-          <w:tcPr>
-            <w:tcW w:w="0" w:type="auto"/>
-          </w:tcPr>
-          <w:p>
-            <w:r>
-              <w:t>待评 / 已评</w:t>
-            </w:r>
-          </w:p>
-        </w:tc>
-      </w:tr>
-      <w:tr>
-        <w:tc>
-          <w:tcPr>
-            <w:tcW w:w="0" w:type="auto"/>
-          </w:tcPr>
-          <w:p>
-            <w:r>
-              <w:t>考生 / 部门 / 工序</w:t>
-            </w:r>
-          </w:p>
-        </w:tc>
-        <w:tc>
-          <w:tcPr>
-            <w:tcW w:w="0" w:type="auto"/>
-          </w:tcPr>
-          <w:p>
-            <w:r>
-              <w:t>答卷归属</w:t>
-            </w:r>
-          </w:p>
-        </w:tc>
-      </w:tr>
-      <w:tr>
-        <w:tc>
-          <w:tcPr>
-            <w:tcW w:w="0" w:type="auto"/>
-          </w:tcPr>
-          <w:p>
-            <w:r>
-              <w:t>题型 / 题目摘要</w:t>
-            </w:r>
-          </w:p>
-        </w:tc>
-        <w:tc>
-          <w:tcPr>
-            <w:tcW w:w="0" w:type="auto"/>
-          </w:tcPr>
-          <w:p>
-            <w:r>
-              <w:t>题目信息</w:t>
-            </w:r>
-          </w:p>
-        </w:tc>
-      </w:tr>
-      <w:tr>
-        <w:tc>
-          <w:tcPr>
-            <w:tcW w:w="0" w:type="auto"/>
-          </w:tcPr>
-          <w:p>
-            <w:r>
-              <w:t>满分</w:t>
-            </w:r>
-          </w:p>
-        </w:tc>
-        <w:tc>
-          <w:tcPr>
-            <w:tcW w:w="0" w:type="auto"/>
-          </w:tcPr>
-          <w:p>
-            <w:r>
-              <w:t>该题配分</w:t>
-            </w:r>
-          </w:p>
-        </w:tc>
-      </w:tr>
-      <w:tr>
-        <w:tc>
-          <w:tcPr>
-            <w:tcW w:w="0" w:type="auto"/>
-          </w:tcPr>
-          <w:p>
-            <w:r>
-              <w:t>AI 建议</w:t>
-            </w:r>
-          </w:p>
-        </w:tc>
-        <w:tc>
-          <w:tcPr>
-            <w:tcW w:w="0" w:type="auto"/>
-          </w:tcPr>
-          <w:p>
-            <w:r>
-              <w:t>AI 初评分数（无则显示「—」）</w:t>
-            </w:r>
-          </w:p>
-        </w:tc>
-      </w:tr>
-      <w:tr>
-        <w:tc>
-          <w:tcPr>
-            <w:tcW w:w="0" w:type="auto"/>
-          </w:tcPr>
-          <w:p>
-            <w:r>
-              <w:t>得分</w:t>
-            </w:r>
-          </w:p>
-        </w:tc>
-        <w:tc>
-          <w:tcPr>
-            <w:tcW w:w="0" w:type="auto"/>
-          </w:tcPr>
-          <w:p>
-            <w:r>
-              <w:t>评卷人确认后的正式得分</w:t>
-            </w:r>
-          </w:p>
-        </w:tc>
-      </w:tr>
-      <w:tr>
-        <w:tc>
-          <w:tcPr>
-            <w:tcW w:w="0" w:type="auto"/>
-          </w:tcPr>
-          <w:p>
-            <w:r>
-              <w:t>操作</w:t>
-            </w:r>
-          </w:p>
-        </w:tc>
-        <w:tc>
-          <w:tcPr>
-            <w:tcW w:w="0" w:type="auto"/>
-          </w:tcPr>
-          <w:p>
-            <w:r>
-              <w:t>「采用 AI」「评分」「查看」</w:t>
-            </w:r>
-          </w:p>
-        </w:tc>
-      </w:tr>
-    </w:tbl>
-    <w:p>
-      <w:pPr>
-        <w:numPr>
-          <w:ilvl w:val="0"/>
-          <w:numId w:val="20"/>
-        </w:numPr>
-      </w:pPr>
-      <w:r>
-        <w:t>分页签：</w:t>
-      </w:r>
-      <w:r>
-        <w:rPr>
-          <w:b/>
-          <w:bCs/>
-        </w:rPr>
-        <w:t>待评分 / 已评分 / 全部</w:t>
-      </w:r>
-      <w:r>
-        <w:t>。</w:t>
-      </w:r>
-    </w:p>
-    <w:p>
-      <w:pPr>
-        <w:numPr>
-          <w:ilvl w:val="0"/>
-          <w:numId w:val="20"/>
-        </w:numPr>
-      </w:pPr>
-      <w:r>
-        <w:t>筛选工具：考生下拉（多位考生时出现）、搜寻（姓名 / 部门 / 题目）、分页。</w:t>
-      </w:r>
-    </w:p>
-    <w:p>
-      <w:pPr>
-        <w:numPr>
-          <w:ilvl w:val="0"/>
-          <w:numId w:val="20"/>
-        </w:numPr>
-      </w:pPr>
-      <w:r>
-        <w:t>评卷人只会看到自己负责工序的考生、且只看到简答题。</w:t>
-      </w:r>
-    </w:p>
-    <w:tbl>
-      <w:tblPr>
-        <w:tblW w:w="5000" w:type="pct"/>
-        <w:jc w:val="center"/>
-        <w:tblBorders>
-          <w:top w:val="single" w:sz="8" w:space="0" w:color="BFBFBF"/>
-          <w:left w:val="single" w:sz="8" w:space="0" w:color="BFBFBF"/>
-          <w:bottom w:val="single" w:sz="8" w:space="0" w:color="BFBFBF"/>
-          <w:right w:val="single" w:sz="8" w:space="0" w:color="BFBFBF"/>
-        </w:tblBorders>
-        <w:tblLook w:val="04A0" w:firstRow="1" w:lastRow="0" w:firstColumn="1" w:lastColumn="0" w:noHBand="0" w:noVBand="1"/>
-      </w:tblPr>
-      <w:tblGrid>
-        <w:gridCol w:w="9628"/>
-      </w:tblGrid>
-      <w:tr>
-        <w:trPr>
-          <w:trHeight w:val="3969"/>
-          <w:jc w:val="center"/>
-        </w:trPr>
-        <w:tc>
-          <w:tcPr>
-            <w:tcW w:w="0" w:type="auto"/>
-            <w:vAlign w:val="center"/>
-          </w:tcPr>
-          <w:p>
-            <w:pPr>
-              <w:jc w:val="center"/>
-            </w:pPr>
-            <w:r>
-              <w:rPr>
-                <w:rFonts w:ascii="Cambria Math" w:hAnsi="Cambria Math" w:cs="Cambria Math"/>
-                <w:b/>
-                <w:color w:val="6B7280"/>
-                <w:sz w:val="22"/>
-              </w:rPr>
-              <w:lastRenderedPageBreak/>
-              <w:t>▣</w:t>
-            </w:r>
-            <w:r>
-              <w:rPr>
-                <w:b/>
-                <w:color w:val="6B7280"/>
-                <w:sz w:val="22"/>
-              </w:rPr>
-              <w:t xml:space="preserve">  截图：评卷页 — 答卷表格（含 AI 建议栏）</w:t>
-            </w:r>
-          </w:p>
-          <w:p>
-            <w:pPr>
-              <w:jc w:val="center"/>
-            </w:pPr>
-            <w:r>
-              <w:rPr>
-                <w:color w:val="9CA3AF"/>
-                <w:sz w:val="18"/>
-              </w:rPr>
-              <w:t>（请将截图贴入此框）</w:t>
-            </w:r>
-          </w:p>
-        </w:tc>
-      </w:tr>
-    </w:tbl>
-    <w:p>
-      <w:pPr>
-        <w:pStyle w:val="21"/>
-        <w:rPr>
-          <w:rFonts w:ascii="微軟正黑體" w:eastAsia="微軟正黑體" w:hAnsi="微軟正黑體"/>
-        </w:rPr>
-      </w:pPr>
-      <w:bookmarkStart w:id="54" w:name="采用-ai-建议"/>
-      <w:bookmarkStart w:id="55" w:name="_Toc244163941"/>
-      <w:bookmarkEnd w:id="52"/>
-      <w:r>
-        <w:rPr>
-          <w:rFonts w:ascii="微軟正黑體" w:eastAsia="微軟正黑體" w:hAnsi="微軟正黑體"/>
-        </w:rPr>
-        <w:t>7.3　采用 AI 建议</w:t>
-      </w:r>
-      <w:bookmarkEnd w:id="55"/>
-    </w:p>
-    <w:tbl>
-      <w:tblPr>
-        <w:tblStyle w:val="aff2"/>
-        <w:tblW w:w="5000" w:type="pct"/>
-        <w:tblLook w:val="0020" w:firstRow="1" w:lastRow="0" w:firstColumn="0" w:lastColumn="0" w:noHBand="0" w:noVBand="0"/>
-      </w:tblPr>
-      <w:tblGrid>
-        <w:gridCol w:w="2479"/>
-        <w:gridCol w:w="2339"/>
-        <w:gridCol w:w="4810"/>
-      </w:tblGrid>
-      <w:tr>
-        <w:tc>
-          <w:tcPr>
-            <w:tcW w:w="0" w:type="auto"/>
-            <w:shd w:val="clear" w:color="auto" w:fill="D9ECEA"/>
-          </w:tcPr>
-          <w:p>
-            <w:r>
-              <w:rPr>
-                <w:b/>
-              </w:rPr>
-              <w:t>操作</w:t>
-            </w:r>
-          </w:p>
-        </w:tc>
-        <w:tc>
-          <w:tcPr>
-            <w:tcW w:w="0" w:type="auto"/>
-            <w:shd w:val="clear" w:color="auto" w:fill="D9ECEA"/>
-          </w:tcPr>
-          <w:p>
-            <w:r>
-              <w:rPr>
-                <w:b/>
-              </w:rPr>
-              <w:t>位置</w:t>
-            </w:r>
-          </w:p>
-        </w:tc>
-        <w:tc>
-          <w:tcPr>
-            <w:tcW w:w="0" w:type="auto"/>
-            <w:shd w:val="clear" w:color="auto" w:fill="D9ECEA"/>
-          </w:tcPr>
-          <w:p>
-            <w:r>
-              <w:rPr>
-                <w:b/>
-              </w:rPr>
-              <w:t>效果</w:t>
-            </w:r>
-          </w:p>
-        </w:tc>
-      </w:tr>
-      <w:tr>
-        <w:tc>
-          <w:tcPr>
-            <w:tcW w:w="0" w:type="auto"/>
-          </w:tcPr>
-          <w:p>
-            <w:r>
-              <w:t>采用 AI（单题）</w:t>
-            </w:r>
-          </w:p>
-        </w:tc>
-        <w:tc>
-          <w:tcPr>
-            <w:tcW w:w="0" w:type="auto"/>
-          </w:tcPr>
-          <w:p>
-            <w:r>
-              <w:t>该列「操作」栏</w:t>
-            </w:r>
-          </w:p>
-        </w:tc>
-        <w:tc>
-          <w:tcPr>
-            <w:tcW w:w="0" w:type="auto"/>
-          </w:tcPr>
-          <w:p>
-            <w:r>
-              <w:t>把该题 AI 建议分数确认为正式得分</w:t>
-            </w:r>
-          </w:p>
-        </w:tc>
-      </w:tr>
-      <w:tr>
-        <w:tc>
-          <w:tcPr>
-            <w:tcW w:w="0" w:type="auto"/>
-          </w:tcPr>
-          <w:p>
-            <w:r>
-              <w:t>采用全部 AI 建议</w:t>
-            </w:r>
-          </w:p>
-        </w:tc>
-        <w:tc>
-          <w:tcPr>
-            <w:tcW w:w="0" w:type="auto"/>
-          </w:tcPr>
-          <w:p>
-            <w:r>
-              <w:t>页面右上角</w:t>
-            </w:r>
-          </w:p>
-        </w:tc>
-        <w:tc>
-          <w:tcPr>
-            <w:tcW w:w="0" w:type="auto"/>
-          </w:tcPr>
-          <w:p>
-            <w:r>
-              <w:t>一次采用所有待评分题目的 AI 建议</w:t>
-            </w:r>
-          </w:p>
-        </w:tc>
-      </w:tr>
-    </w:tbl>
-    <w:p>
-      <w:r>
-        <w:t>若某题 AI 建议为 0 分且您不认同，请改用「评分」人工给分，不要直接采用。</w:t>
-      </w:r>
-    </w:p>
-    <w:p>
-      <w:pPr>
-        <w:pStyle w:val="21"/>
-        <w:rPr>
-          <w:rFonts w:ascii="微軟正黑體" w:eastAsia="微軟正黑體" w:hAnsi="微軟正黑體"/>
-        </w:rPr>
-      </w:pPr>
-      <w:bookmarkStart w:id="56" w:name="人工评分"/>
-      <w:bookmarkStart w:id="57" w:name="_Toc244163942"/>
-      <w:bookmarkEnd w:id="54"/>
-      <w:r>
-        <w:rPr>
-          <w:rFonts w:ascii="微軟正黑體" w:eastAsia="微軟正黑體" w:hAnsi="微軟正黑體"/>
-        </w:rPr>
-        <w:t>7.4　人工评分</w:t>
-      </w:r>
-      <w:bookmarkEnd w:id="57"/>
-    </w:p>
-    <w:p>
-      <w:pPr>
-        <w:numPr>
-          <w:ilvl w:val="0"/>
-          <w:numId w:val="21"/>
-        </w:numPr>
-      </w:pPr>
-      <w:r>
-        <w:t>点某列「评分」开启评分窗口。</w:t>
-      </w:r>
-    </w:p>
-    <w:p>
-      <w:pPr>
-        <w:numPr>
-          <w:ilvl w:val="0"/>
-          <w:numId w:val="21"/>
-        </w:numPr>
-      </w:pPr>
-      <w:r>
-        <w:t>窗口会并列显示：题目、</w:t>
-      </w:r>
-      <w:r>
-        <w:rPr>
-          <w:b/>
-          <w:bCs/>
-        </w:rPr>
-        <w:t>参考答案</w:t>
-      </w:r>
-      <w:r>
-        <w:t>、考生作答、以及 AI 初评建议（含命中得分点）。</w:t>
-      </w:r>
-    </w:p>
-    <w:p>
-      <w:pPr>
-        <w:numPr>
-          <w:ilvl w:val="0"/>
-          <w:numId w:val="21"/>
-        </w:numPr>
-      </w:pPr>
-      <w:r>
-        <w:t>于「得分」输入分数（可用 0 分 / 半分 / 满分快捷钮），并可填写评语（选填）。</w:t>
-      </w:r>
-    </w:p>
-    <w:p>
-      <w:pPr>
-        <w:numPr>
-          <w:ilvl w:val="0"/>
-          <w:numId w:val="21"/>
-        </w:numPr>
-      </w:pPr>
-      <w:r>
-        <w:t>点「保存评分」。</w:t>
-      </w:r>
-    </w:p>
-    <w:tbl>
-      <w:tblPr>
-        <w:tblW w:w="5000" w:type="pct"/>
-        <w:jc w:val="center"/>
-        <w:tblBorders>
-          <w:top w:val="single" w:sz="8" w:space="0" w:color="BFBFBF"/>
-          <w:left w:val="single" w:sz="8" w:space="0" w:color="BFBFBF"/>
-          <w:bottom w:val="single" w:sz="8" w:space="0" w:color="BFBFBF"/>
-          <w:right w:val="single" w:sz="8" w:space="0" w:color="BFBFBF"/>
-        </w:tblBorders>
-        <w:tblLook w:val="04A0" w:firstRow="1" w:lastRow="0" w:firstColumn="1" w:lastColumn="0" w:noHBand="0" w:noVBand="1"/>
-      </w:tblPr>
-      <w:tblGrid>
-        <w:gridCol w:w="9628"/>
-      </w:tblGrid>
-      <w:tr>
-        <w:trPr>
-          <w:trHeight w:val="3969"/>
-          <w:jc w:val="center"/>
-        </w:trPr>
-        <w:tc>
-          <w:tcPr>
-            <w:tcW w:w="0" w:type="auto"/>
-            <w:vAlign w:val="center"/>
-          </w:tcPr>
-          <w:p>
-            <w:pPr>
-              <w:jc w:val="center"/>
-            </w:pPr>
-            <w:r>
-              <w:rPr>
-                <w:rFonts w:ascii="Cambria Math" w:hAnsi="Cambria Math" w:cs="Cambria Math"/>
-                <w:b/>
-                <w:color w:val="6B7280"/>
-                <w:sz w:val="22"/>
-              </w:rPr>
-              <w:t>▣</w:t>
-            </w:r>
-            <w:r>
-              <w:rPr>
-                <w:b/>
-                <w:color w:val="6B7280"/>
-                <w:sz w:val="22"/>
-              </w:rPr>
-              <w:t xml:space="preserve">  截图：人工评分窗口（参考答案 / 考生作答 / AI 建议）</w:t>
-            </w:r>
-          </w:p>
-          <w:p>
-            <w:pPr>
-              <w:jc w:val="center"/>
-            </w:pPr>
-            <w:r>
-              <w:rPr>
-                <w:color w:val="9CA3AF"/>
-                <w:sz w:val="18"/>
-              </w:rPr>
-              <w:t>（请将截图贴入此框）</w:t>
-            </w:r>
-          </w:p>
-        </w:tc>
-      </w:tr>
-    </w:tbl>
-    <w:p>
-      <w:pPr>
-        <w:pStyle w:val="21"/>
-        <w:rPr>
-          <w:rFonts w:ascii="微軟正黑體" w:eastAsia="微軟正黑體" w:hAnsi="微軟正黑體"/>
-        </w:rPr>
-      </w:pPr>
-      <w:bookmarkStart w:id="58" w:name="修改已评分须填原因"/>
-      <w:bookmarkStart w:id="59" w:name="_Toc244163943"/>
-      <w:bookmarkEnd w:id="56"/>
-      <w:r>
-        <w:rPr>
-          <w:rFonts w:ascii="微軟正黑體" w:eastAsia="微軟正黑體" w:hAnsi="微軟正黑體"/>
-        </w:rPr>
-        <w:lastRenderedPageBreak/>
-        <w:t>7.5　修改已评分（须填原因）</w:t>
-      </w:r>
-      <w:bookmarkEnd w:id="59"/>
-    </w:p>
-    <w:p>
-      <w:r>
-        <w:t>对已评分的题目若需改分：</w:t>
-      </w:r>
-    </w:p>
-    <w:p>
-      <w:pPr>
-        <w:numPr>
-          <w:ilvl w:val="0"/>
-          <w:numId w:val="22"/>
-        </w:numPr>
-      </w:pPr>
-      <w:r>
-        <w:t>点该题「查看」开启评分详情。</w:t>
-      </w:r>
-    </w:p>
-    <w:p>
-      <w:pPr>
-        <w:numPr>
-          <w:ilvl w:val="0"/>
-          <w:numId w:val="22"/>
-        </w:numPr>
-      </w:pPr>
-      <w:r>
-        <w:t>点右下角「</w:t>
-      </w:r>
-      <w:r>
-        <w:rPr>
-          <w:b/>
-          <w:bCs/>
-        </w:rPr>
-        <w:t>修改评分</w:t>
-      </w:r>
-      <w:r>
-        <w:t>」，窗口会提示原分数。</w:t>
-      </w:r>
-    </w:p>
-    <w:p>
-      <w:pPr>
-        <w:numPr>
-          <w:ilvl w:val="0"/>
-          <w:numId w:val="22"/>
-        </w:numPr>
-      </w:pPr>
-      <w:r>
-        <w:t>调整分数，并于「</w:t>
-      </w:r>
-      <w:r>
-        <w:rPr>
-          <w:b/>
-          <w:bCs/>
-        </w:rPr>
-        <w:t>修改原因</w:t>
-      </w:r>
-      <w:r>
-        <w:t>」栏填写原因（</w:t>
-      </w:r>
-      <w:r>
-        <w:rPr>
-          <w:b/>
-          <w:bCs/>
-        </w:rPr>
-        <w:t>必填</w:t>
-      </w:r>
-      <w:r>
-        <w:t>，不填无法保存）。</w:t>
-      </w:r>
-    </w:p>
-    <w:p>
-      <w:pPr>
-        <w:numPr>
-          <w:ilvl w:val="0"/>
-          <w:numId w:val="22"/>
-        </w:numPr>
-      </w:pPr>
-      <w:r>
-        <w:t>点「保存修改」。</w:t>
-      </w:r>
-    </w:p>
-    <w:tbl>
-      <w:tblPr>
-        <w:tblW w:w="5000" w:type="pct"/>
-        <w:jc w:val="center"/>
-        <w:tblBorders>
-          <w:top w:val="single" w:sz="8" w:space="0" w:color="BFBFBF"/>
-          <w:left w:val="single" w:sz="8" w:space="0" w:color="BFBFBF"/>
-          <w:bottom w:val="single" w:sz="8" w:space="0" w:color="BFBFBF"/>
-          <w:right w:val="single" w:sz="8" w:space="0" w:color="BFBFBF"/>
-        </w:tblBorders>
-        <w:tblLook w:val="04A0" w:firstRow="1" w:lastRow="0" w:firstColumn="1" w:lastColumn="0" w:noHBand="0" w:noVBand="1"/>
-      </w:tblPr>
-      <w:tblGrid>
-        <w:gridCol w:w="9628"/>
-      </w:tblGrid>
-      <w:tr>
-        <w:trPr>
-          <w:trHeight w:val="3969"/>
-          <w:jc w:val="center"/>
-        </w:trPr>
-        <w:tc>
-          <w:tcPr>
-            <w:tcW w:w="0" w:type="auto"/>
-            <w:vAlign w:val="center"/>
-          </w:tcPr>
-          <w:p>
-            <w:pPr>
-              <w:jc w:val="center"/>
-            </w:pPr>
-            <w:r>
-              <w:rPr>
-                <w:rFonts w:ascii="Cambria Math" w:hAnsi="Cambria Math" w:cs="Cambria Math"/>
-                <w:b/>
-                <w:color w:val="6B7280"/>
-                <w:sz w:val="22"/>
-              </w:rPr>
-              <w:t>▣</w:t>
-            </w:r>
-            <w:r>
-              <w:rPr>
-                <w:b/>
-                <w:color w:val="6B7280"/>
-                <w:sz w:val="22"/>
-              </w:rPr>
-              <w:t xml:space="preserve">  截图：修改评分 — 填写修改原因</w:t>
-            </w:r>
-          </w:p>
-          <w:p>
-            <w:pPr>
-              <w:jc w:val="center"/>
-            </w:pPr>
-            <w:r>
-              <w:rPr>
-                <w:color w:val="9CA3AF"/>
-                <w:sz w:val="18"/>
-              </w:rPr>
-              <w:t>（请将截图贴入此框）</w:t>
-            </w:r>
-          </w:p>
-        </w:tc>
-      </w:tr>
-    </w:tbl>
-    <w:p>
-      <w:r>
-        <w:t>每次改分都会留下「原分数、新分数、修改原因」的纪录，以利事后查核，确保评分可追溯、可问责。</w:t>
-      </w:r>
-    </w:p>
-    <w:p>
-      <w:pPr>
-        <w:pStyle w:val="1"/>
-        <w:rPr>
-          <w:rFonts w:ascii="微軟正黑體" w:eastAsia="微軟正黑體" w:hAnsi="微軟正黑體"/>
-        </w:rPr>
-      </w:pPr>
-      <w:bookmarkStart w:id="60" w:name="第八章-成绩公布与考生查看"/>
-      <w:bookmarkStart w:id="61" w:name="_Toc244163944"/>
-      <w:bookmarkEnd w:id="48"/>
-      <w:bookmarkEnd w:id="58"/>
-      <w:r>
-        <w:rPr>
-          <w:rFonts w:ascii="微軟正黑體" w:eastAsia="微軟正黑體" w:hAnsi="微軟正黑體"/>
-        </w:rPr>
-        <w:t>第八章　成绩公布与考生查看</w:t>
-      </w:r>
-      <w:bookmarkEnd w:id="61"/>
-    </w:p>
-    <w:p>
-      <w:pPr>
-        <w:pStyle w:val="21"/>
-        <w:rPr>
-          <w:rFonts w:ascii="微軟正黑體" w:eastAsia="微軟正黑體" w:hAnsi="微軟正黑體"/>
-        </w:rPr>
-      </w:pPr>
-      <w:bookmarkStart w:id="62" w:name="何时公布"/>
-      <w:bookmarkStart w:id="63" w:name="_Toc244163945"/>
-      <w:r>
-        <w:rPr>
-          <w:rFonts w:ascii="微軟正黑體" w:eastAsia="微軟正黑體" w:hAnsi="微軟正黑體"/>
-        </w:rPr>
-        <w:t>8.1　何时公布</w:t>
-      </w:r>
-      <w:bookmarkEnd w:id="63"/>
-    </w:p>
-    <w:p>
-      <w:pPr>
-        <w:numPr>
-          <w:ilvl w:val="0"/>
-          <w:numId w:val="23"/>
-        </w:numPr>
-      </w:pPr>
-      <w:r>
-        <w:t>评卷人把某考生的简答题</w:t>
-      </w:r>
-      <w:r>
-        <w:rPr>
-          <w:b/>
-          <w:bCs/>
-        </w:rPr>
-        <w:t>全部评完</w:t>
-      </w:r>
-      <w:r>
-        <w:t>后，系统自动计算该场成绩。</w:t>
-      </w:r>
-    </w:p>
-    <w:p>
-      <w:pPr>
-        <w:numPr>
-          <w:ilvl w:val="0"/>
-          <w:numId w:val="23"/>
-        </w:numPr>
-      </w:pPr>
-      <w:r>
-        <w:t>总分是否对考生可见，取决于考试的「立即出分」与「解析开放时间」设定（见 4.2）。</w:t>
-      </w:r>
-    </w:p>
-    <w:p>
-      <w:pPr>
-        <w:pStyle w:val="21"/>
-        <w:rPr>
-          <w:rFonts w:ascii="微軟正黑體" w:eastAsia="微軟正黑體" w:hAnsi="微軟正黑體"/>
-        </w:rPr>
-      </w:pPr>
-      <w:bookmarkStart w:id="64" w:name="考生查看成绩与解析"/>
-      <w:bookmarkStart w:id="65" w:name="_Toc244163946"/>
-      <w:bookmarkEnd w:id="62"/>
-      <w:r>
-        <w:rPr>
-          <w:rFonts w:ascii="微軟正黑體" w:eastAsia="微軟正黑體" w:hAnsi="微軟正黑體"/>
-        </w:rPr>
-        <w:t>8.2　考生查看成绩与解析</w:t>
-      </w:r>
-      <w:bookmarkEnd w:id="65"/>
-    </w:p>
-    <w:p>
-      <w:pPr>
-        <w:numPr>
-          <w:ilvl w:val="0"/>
-          <w:numId w:val="24"/>
-        </w:numPr>
-      </w:pPr>
-      <w:r>
-        <w:t>考生于「成绩查询」看到该场的线上分 / 实操分 / 综合分，点该列「</w:t>
-      </w:r>
-      <w:r>
-        <w:rPr>
-          <w:b/>
-          <w:bCs/>
-        </w:rPr>
-        <w:t>查看详情</w:t>
-      </w:r>
-      <w:r>
-        <w:t>」进入个人报告。</w:t>
-      </w:r>
-    </w:p>
-    <w:p>
-      <w:pPr>
-        <w:numPr>
-          <w:ilvl w:val="0"/>
-          <w:numId w:val="24"/>
-        </w:numPr>
-      </w:pPr>
-      <w:r>
-        <w:t>个人报告显示正确率、答对 / 总题、用时、分类得分，以及逐题答题明细。</w:t>
-      </w:r>
-    </w:p>
-    <w:tbl>
-      <w:tblPr>
-        <w:tblW w:w="5000" w:type="pct"/>
-        <w:jc w:val="center"/>
-        <w:tblBorders>
-          <w:top w:val="single" w:sz="8" w:space="0" w:color="BFBFBF"/>
-          <w:left w:val="single" w:sz="8" w:space="0" w:color="BFBFBF"/>
-          <w:bottom w:val="single" w:sz="8" w:space="0" w:color="BFBFBF"/>
-          <w:right w:val="single" w:sz="8" w:space="0" w:color="BFBFBF"/>
-        </w:tblBorders>
-        <w:tblLook w:val="04A0" w:firstRow="1" w:lastRow="0" w:firstColumn="1" w:lastColumn="0" w:noHBand="0" w:noVBand="1"/>
-      </w:tblPr>
-      <w:tblGrid>
-        <w:gridCol w:w="9628"/>
-      </w:tblGrid>
-      <w:tr>
-        <w:trPr>
-          <w:trHeight w:val="3969"/>
-          <w:jc w:val="center"/>
-        </w:trPr>
-        <w:tc>
-          <w:tcPr>
-            <w:tcW w:w="0" w:type="auto"/>
-            <w:vAlign w:val="center"/>
-          </w:tcPr>
-          <w:p>
-            <w:pPr>
-              <w:jc w:val="center"/>
-            </w:pPr>
-            <w:r>
-              <w:rPr>
-                <w:rFonts w:ascii="Cambria Math" w:hAnsi="Cambria Math" w:cs="Cambria Math"/>
-                <w:b/>
-                <w:color w:val="6B7280"/>
-                <w:sz w:val="22"/>
-              </w:rPr>
-              <w:lastRenderedPageBreak/>
-              <w:t>▣</w:t>
-            </w:r>
-            <w:r>
-              <w:rPr>
-                <w:b/>
-                <w:color w:val="6B7280"/>
-                <w:sz w:val="22"/>
-              </w:rPr>
-              <w:t xml:space="preserve">  截图：考生端 — 成绩查询（查看详情入口）</w:t>
-            </w:r>
-          </w:p>
-          <w:p>
-            <w:pPr>
-              <w:jc w:val="center"/>
-            </w:pPr>
-            <w:r>
-              <w:rPr>
-                <w:color w:val="9CA3AF"/>
-                <w:sz w:val="18"/>
-              </w:rPr>
-              <w:t>（请将截图贴入此框）</w:t>
-            </w:r>
-          </w:p>
-        </w:tc>
-      </w:tr>
-    </w:tbl>
-    <w:p>
-      <w:pPr>
-        <w:pStyle w:val="af"/>
-      </w:pPr>
-      <w:r>
-        <w:t>简答题逐题卡片会依得分显示状态，并把「你的作答」与「参考答案」并列对照；若评卷人填了评语，会显示「评卷人评语 / 解析」区块，让考生了解扣分原因。</w:t>
-      </w:r>
-    </w:p>
-    <w:tbl>
-      <w:tblPr>
-        <w:tblStyle w:val="aff2"/>
-        <w:tblW w:w="5000" w:type="pct"/>
-        <w:tblLook w:val="0020" w:firstRow="1" w:lastRow="0" w:firstColumn="0" w:lastColumn="0" w:noHBand="0" w:noVBand="0"/>
-      </w:tblPr>
-      <w:tblGrid>
-        <w:gridCol w:w="2297"/>
-        <w:gridCol w:w="1839"/>
-        <w:gridCol w:w="5492"/>
-      </w:tblGrid>
-      <w:tr>
-        <w:tc>
-          <w:tcPr>
-            <w:tcW w:w="0" w:type="auto"/>
-            <w:shd w:val="clear" w:color="auto" w:fill="D9ECEA"/>
-          </w:tcPr>
-          <w:p>
-            <w:r>
-              <w:rPr>
-                <w:b/>
-              </w:rPr>
-              <w:t>状态徽章</w:t>
-            </w:r>
-          </w:p>
-        </w:tc>
-        <w:tc>
-          <w:tcPr>
-            <w:tcW w:w="0" w:type="auto"/>
-            <w:shd w:val="clear" w:color="auto" w:fill="D9ECEA"/>
-          </w:tcPr>
-          <w:p>
-            <w:r>
-              <w:rPr>
-                <w:b/>
-              </w:rPr>
-              <w:t>颜色</w:t>
-            </w:r>
-          </w:p>
-        </w:tc>
-        <w:tc>
-          <w:tcPr>
-            <w:tcW w:w="0" w:type="auto"/>
-            <w:shd w:val="clear" w:color="auto" w:fill="D9ECEA"/>
-          </w:tcPr>
-          <w:p>
-            <w:r>
-              <w:rPr>
-                <w:b/>
-              </w:rPr>
-              <w:t>含义</w:t>
-            </w:r>
-          </w:p>
-        </w:tc>
-      </w:tr>
-      <w:tr>
-        <w:tc>
-          <w:tcPr>
-            <w:tcW w:w="0" w:type="auto"/>
-          </w:tcPr>
-          <w:p>
-            <w:r>
-              <w:t>正确</w:t>
-            </w:r>
-          </w:p>
-        </w:tc>
-        <w:tc>
-          <w:tcPr>
-            <w:tcW w:w="0" w:type="auto"/>
-          </w:tcPr>
-          <w:p>
-            <w:r>
-              <w:t>绿色</w:t>
-            </w:r>
-          </w:p>
-        </w:tc>
-        <w:tc>
-          <w:tcPr>
-            <w:tcW w:w="0" w:type="auto"/>
-          </w:tcPr>
-          <w:p>
-            <w:r>
-              <w:t>该题得满分</w:t>
-            </w:r>
-          </w:p>
-        </w:tc>
-      </w:tr>
-      <w:tr>
-        <w:tc>
-          <w:tcPr>
-            <w:tcW w:w="0" w:type="auto"/>
-          </w:tcPr>
-          <w:p>
-            <w:r>
-              <w:t>部分得分</w:t>
-            </w:r>
-          </w:p>
-        </w:tc>
-        <w:tc>
-          <w:tcPr>
-            <w:tcW w:w="0" w:type="auto"/>
-          </w:tcPr>
-          <w:p>
-            <w:r>
-              <w:t>琥珀色</w:t>
-            </w:r>
-          </w:p>
-        </w:tc>
-        <w:tc>
-          <w:tcPr>
-            <w:tcW w:w="0" w:type="auto"/>
-          </w:tcPr>
-          <w:p>
-            <w:r>
-              <w:t>答对一部分，拿到中间分</w:t>
-            </w:r>
-          </w:p>
-        </w:tc>
-      </w:tr>
-      <w:tr>
-        <w:tc>
-          <w:tcPr>
-            <w:tcW w:w="0" w:type="auto"/>
-          </w:tcPr>
-          <w:p>
-            <w:r>
-              <w:t>错误</w:t>
-            </w:r>
-          </w:p>
-        </w:tc>
-        <w:tc>
-          <w:tcPr>
-            <w:tcW w:w="0" w:type="auto"/>
-          </w:tcPr>
-          <w:p>
-            <w:r>
-              <w:t>红色</w:t>
-            </w:r>
-          </w:p>
-        </w:tc>
-        <w:tc>
-          <w:tcPr>
-            <w:tcW w:w="0" w:type="auto"/>
-          </w:tcPr>
-          <w:p>
-            <w:r>
-              <w:t>0 分</w:t>
-            </w:r>
-          </w:p>
-        </w:tc>
-      </w:tr>
-      <w:tr>
-        <w:tc>
-          <w:tcPr>
-            <w:tcW w:w="0" w:type="auto"/>
-          </w:tcPr>
-          <w:p>
-            <w:r>
-              <w:t>待评分</w:t>
-            </w:r>
-          </w:p>
-        </w:tc>
-        <w:tc>
-          <w:tcPr>
-            <w:tcW w:w="0" w:type="auto"/>
-          </w:tcPr>
-          <w:p>
-            <w:r>
-              <w:t>琥珀色</w:t>
-            </w:r>
-          </w:p>
-        </w:tc>
-        <w:tc>
-          <w:tcPr>
-            <w:tcW w:w="0" w:type="auto"/>
-          </w:tcPr>
-          <w:p>
-            <w:r>
-              <w:t>评卷人尚未评</w:t>
-            </w:r>
-          </w:p>
-        </w:tc>
-      </w:tr>
-    </w:tbl>
-    <w:tbl>
-      <w:tblPr>
-        <w:tblW w:w="5000" w:type="pct"/>
-        <w:jc w:val="center"/>
-        <w:tblBorders>
-          <w:top w:val="single" w:sz="8" w:space="0" w:color="BFBFBF"/>
-          <w:left w:val="single" w:sz="8" w:space="0" w:color="BFBFBF"/>
-          <w:bottom w:val="single" w:sz="8" w:space="0" w:color="BFBFBF"/>
-          <w:right w:val="single" w:sz="8" w:space="0" w:color="BFBFBF"/>
-        </w:tblBorders>
-        <w:tblLook w:val="04A0" w:firstRow="1" w:lastRow="0" w:firstColumn="1" w:lastColumn="0" w:noHBand="0" w:noVBand="1"/>
-      </w:tblPr>
-      <w:tblGrid>
-        <w:gridCol w:w="9628"/>
-      </w:tblGrid>
-      <w:tr>
-        <w:trPr>
-          <w:trHeight w:val="3969"/>
-          <w:jc w:val="center"/>
-        </w:trPr>
-        <w:tc>
-          <w:tcPr>
-            <w:tcW w:w="0" w:type="auto"/>
-            <w:vAlign w:val="center"/>
-          </w:tcPr>
-          <w:p>
-            <w:pPr>
-              <w:jc w:val="center"/>
-            </w:pPr>
-            <w:r>
-              <w:rPr>
-                <w:rFonts w:ascii="Cambria Math" w:hAnsi="Cambria Math" w:cs="Cambria Math"/>
-                <w:b/>
-                <w:color w:val="6B7280"/>
-                <w:sz w:val="22"/>
-              </w:rPr>
-              <w:t>▣</w:t>
-            </w:r>
-            <w:r>
-              <w:rPr>
-                <w:b/>
-                <w:color w:val="6B7280"/>
-                <w:sz w:val="22"/>
-              </w:rPr>
               <w:t xml:space="preserve">  截图：个人报告 — 简答题答题明细（含评卷人评语）</w:t>
             </w:r>
           </w:p>
@@ -8060,18 +8306,17 @@
           <w:rFonts w:ascii="微軟正黑體" w:eastAsia="微軟正黑體" w:hAnsi="微軟正黑體"/>
         </w:rPr>
       </w:pPr>
-      <w:bookmarkStart w:id="66" w:name="第九章-常见问题faq"/>
-      <w:bookmarkStart w:id="67" w:name="_Toc244163947"/>
-      <w:bookmarkEnd w:id="60"/>
-      <w:bookmarkEnd w:id="64"/>
+      <w:bookmarkStart w:id="66" w:name="_Toc244163947"/>
+      <w:bookmarkStart w:id="67" w:name="第九章-常见问题faq"/>
+      <w:bookmarkEnd w:id="61"/>
+      <w:bookmarkEnd w:id="65"/>
       <w:r>
         <w:rPr>
           <w:rFonts w:ascii="微軟正黑體" w:eastAsia="微軟正黑體" w:hAnsi="微軟正黑體"/>
         </w:rPr>
-        <w:lastRenderedPageBreak/>
         <w:t>第九章　常见问题（FAQ）</w:t>
       </w:r>
-      <w:bookmarkEnd w:id="67"/>
+      <w:bookmarkEnd w:id="66"/>
     </w:p>
     <w:tbl>
       <w:tblPr>
@@ -8243,7 +8488,7 @@
           </w:p>
         </w:tc>
       </w:tr>
-      <w:bookmarkEnd w:id="66"/>
+      <w:bookmarkEnd w:id="67"/>
     </w:tbl>
     <w:p/>
     <w:sectPr>

--- a/docs/操作手册-简答题线上评卷 - 複製.docx
+++ b/docs/操作手册-简答题线上评卷 - 複製.docx
@@ -6313,68 +6313,51 @@
         <w:t>简答题以文字输入框呈现，考生直接键入答案（右下角显示字数，上限 2000 字）。</w:t>
       </w:r>
     </w:p>
-    <w:tbl>
-      <w:tblPr>
-        <w:tblW w:w="5000" w:type="pct"/>
+    <w:p>
+      <w:pPr>
         <w:jc w:val="center"/>
-        <w:tblBorders>
-          <w:top w:val="single" w:sz="8" w:space="0" w:color="BFBFBF"/>
-          <w:left w:val="single" w:sz="8" w:space="0" w:color="BFBFBF"/>
-          <w:bottom w:val="single" w:sz="8" w:space="0" w:color="BFBFBF"/>
-          <w:right w:val="single" w:sz="8" w:space="0" w:color="BFBFBF"/>
-        </w:tblBorders>
-        <w:tblLook w:val="04A0" w:firstRow="1" w:lastRow="0" w:firstColumn="1" w:lastColumn="0" w:noHBand="0" w:noVBand="1"/>
-      </w:tblPr>
-      <w:tblGrid>
-        <w:gridCol w:w="9628"/>
-      </w:tblGrid>
-      <w:tr>
-        <w:trPr>
-          <w:trHeight w:val="3969"/>
-          <w:jc w:val="center"/>
-        </w:trPr>
-        <w:tc>
-          <w:tcPr>
-            <w:tcW w:w="0" w:type="auto"/>
-            <w:vAlign w:val="center"/>
-          </w:tcPr>
-          <w:p>
-            <w:pPr>
-              <w:jc w:val="center"/>
-            </w:pPr>
-            <w:r>
-              <w:rPr>
-                <w:rFonts w:ascii="Cambria Math" w:hAnsi="Cambria Math" w:cs="Cambria Math"/>
-                <w:b/>
-                <w:color w:val="6B7280"/>
-                <w:sz w:val="22"/>
-              </w:rPr>
-              <w:t>▣</w:t>
-            </w:r>
-            <w:r>
-              <w:rPr>
-                <w:b/>
-                <w:color w:val="6B7280"/>
-                <w:sz w:val="22"/>
-              </w:rPr>
-              <w:t xml:space="preserve">  截图：考生端 — 简答题作答界面</w:t>
-            </w:r>
-          </w:p>
-          <w:p>
-            <w:pPr>
-              <w:jc w:val="center"/>
-            </w:pPr>
-            <w:r>
-              <w:rPr>
-                <w:color w:val="9CA3AF"/>
-                <w:sz w:val="18"/>
-              </w:rPr>
-              <w:t>（请将截图贴入此框）</w:t>
-            </w:r>
-          </w:p>
-        </w:tc>
-      </w:tr>
-    </w:tbl>
+        <w:rPr>
+          <w:rFonts w:hint="eastAsia"/>
+        </w:rPr>
+      </w:pPr>
+      <w:r>
+        <w:drawing>
+          <wp:inline distT="0" distB="0" distL="0" distR="0" wp14:anchorId="423D9FE4" wp14:editId="72DAF0FF">
+            <wp:extent cx="5359400" cy="2347158"/>
+            <wp:effectExtent l="0" t="0" r="0" b="0"/>
+            <wp:docPr id="1583029519" name="圖片 1"/>
+            <wp:cNvGraphicFramePr>
+              <a:graphicFrameLocks xmlns:a="http://schemas.openxmlformats.org/drawingml/2006/main" noChangeAspect="1"/>
+            </wp:cNvGraphicFramePr>
+            <a:graphic xmlns:a="http://schemas.openxmlformats.org/drawingml/2006/main">
+              <a:graphicData uri="http://schemas.openxmlformats.org/drawingml/2006/picture">
+                <pic:pic xmlns:pic="http://schemas.openxmlformats.org/drawingml/2006/picture">
+                  <pic:nvPicPr>
+                    <pic:cNvPr id="1583029519" name=""/>
+                    <pic:cNvPicPr/>
+                  </pic:nvPicPr>
+                  <pic:blipFill>
+                    <a:blip r:embed="rId23"/>
+                    <a:stretch>
+                      <a:fillRect/>
+                    </a:stretch>
+                  </pic:blipFill>
+                  <pic:spPr>
+                    <a:xfrm>
+                      <a:off x="0" y="0"/>
+                      <a:ext cx="5371048" cy="2352259"/>
+                    </a:xfrm>
+                    <a:prstGeom prst="rect">
+                      <a:avLst/>
+                    </a:prstGeom>
+                  </pic:spPr>
+                </pic:pic>
+              </a:graphicData>
+            </a:graphic>
+          </wp:inline>
+        </w:drawing>
+      </w:r>
+    </w:p>
     <w:p>
       <w:pPr>
         <w:pStyle w:val="21"/>
@@ -6711,6 +6694,9 @@
     <w:p>
       <w:pPr>
         <w:pStyle w:val="af"/>
+        <w:rPr>
+          <w:lang w:eastAsia="zh-TW"/>
+        </w:rPr>
       </w:pPr>
       <w:r>
         <w:t>同时会给出「信心度（高 / 中 / 低）」与命中、未命中的得分点清单，供评卷人参考。</w:t>
@@ -6718,6 +6704,56 @@
     </w:p>
     <w:p>
       <w:pPr>
+        <w:pStyle w:val="af"/>
+        <w:jc w:val="center"/>
+        <w:rPr>
+          <w:rFonts w:hint="eastAsia"/>
+          <w:lang w:eastAsia="zh-TW"/>
+        </w:rPr>
+      </w:pPr>
+      <w:r>
+        <w:rPr>
+          <w:lang w:eastAsia="zh-TW"/>
+        </w:rPr>
+        <w:drawing>
+          <wp:inline distT="0" distB="0" distL="0" distR="0" wp14:anchorId="227E96C8" wp14:editId="4D4C2798">
+            <wp:extent cx="3179618" cy="3431378"/>
+            <wp:effectExtent l="0" t="0" r="0" b="0"/>
+            <wp:docPr id="2010352542" name="圖片 1"/>
+            <wp:cNvGraphicFramePr>
+              <a:graphicFrameLocks xmlns:a="http://schemas.openxmlformats.org/drawingml/2006/main" noChangeAspect="1"/>
+            </wp:cNvGraphicFramePr>
+            <a:graphic xmlns:a="http://schemas.openxmlformats.org/drawingml/2006/main">
+              <a:graphicData uri="http://schemas.openxmlformats.org/drawingml/2006/picture">
+                <pic:pic xmlns:pic="http://schemas.openxmlformats.org/drawingml/2006/picture">
+                  <pic:nvPicPr>
+                    <pic:cNvPr id="2010352542" name=""/>
+                    <pic:cNvPicPr/>
+                  </pic:nvPicPr>
+                  <pic:blipFill>
+                    <a:blip r:embed="rId24"/>
+                    <a:stretch>
+                      <a:fillRect/>
+                    </a:stretch>
+                  </pic:blipFill>
+                  <pic:spPr>
+                    <a:xfrm>
+                      <a:off x="0" y="0"/>
+                      <a:ext cx="3191291" cy="3443975"/>
+                    </a:xfrm>
+                    <a:prstGeom prst="rect">
+                      <a:avLst/>
+                    </a:prstGeom>
+                  </pic:spPr>
+                </pic:pic>
+              </a:graphicData>
+            </a:graphic>
+          </wp:inline>
+        </w:drawing>
+      </w:r>
+    </w:p>
+    <w:p>
+      <w:pPr>
         <w:pStyle w:val="21"/>
         <w:rPr>
           <w:rFonts w:ascii="微軟正黑體" w:eastAsia="微軟正黑體" w:hAnsi="微軟正黑體"/>
@@ -6730,6 +6766,7 @@
         <w:rPr>
           <w:rFonts w:ascii="微軟正黑體" w:eastAsia="微軟正黑體" w:hAnsi="微軟正黑體"/>
         </w:rPr>
+        <w:lastRenderedPageBreak/>
         <w:t>6.3　使用注意</w:t>
       </w:r>
       <w:bookmarkEnd w:id="46"/>
@@ -6877,7 +6914,6 @@
               <w:rPr>
                 <w:b/>
               </w:rPr>
-              <w:lastRenderedPageBreak/>
               <w:t>列表栏位</w:t>
             </w:r>
           </w:p>
@@ -7030,78 +7066,64 @@
         </w:tc>
       </w:tr>
     </w:tbl>
-    <w:tbl>
-      <w:tblPr>
-        <w:tblW w:w="5000" w:type="pct"/>
-        <w:jc w:val="center"/>
-        <w:tblBorders>
-          <w:top w:val="single" w:sz="8" w:space="0" w:color="BFBFBF"/>
-          <w:left w:val="single" w:sz="8" w:space="0" w:color="BFBFBF"/>
-          <w:bottom w:val="single" w:sz="8" w:space="0" w:color="BFBFBF"/>
-          <w:right w:val="single" w:sz="8" w:space="0" w:color="BFBFBF"/>
-        </w:tblBorders>
-        <w:tblLook w:val="04A0" w:firstRow="1" w:lastRow="0" w:firstColumn="1" w:lastColumn="0" w:noHBand="0" w:noVBand="1"/>
-      </w:tblPr>
-      <w:tblGrid>
-        <w:gridCol w:w="9628"/>
-      </w:tblGrid>
-      <w:tr>
-        <w:trPr>
-          <w:trHeight w:val="3969"/>
-          <w:jc w:val="center"/>
-        </w:trPr>
-        <w:tc>
-          <w:tcPr>
-            <w:tcW w:w="0" w:type="auto"/>
-            <w:vAlign w:val="center"/>
-          </w:tcPr>
-          <w:p>
-            <w:pPr>
-              <w:jc w:val="center"/>
-            </w:pPr>
-            <w:r>
-              <w:rPr>
-                <w:rFonts w:ascii="Cambria Math" w:hAnsi="Cambria Math" w:cs="Cambria Math"/>
-                <w:b/>
-                <w:color w:val="6B7280"/>
-                <w:sz w:val="22"/>
-              </w:rPr>
-              <w:t>▣</w:t>
-            </w:r>
-            <w:r>
-              <w:rPr>
-                <w:b/>
-                <w:color w:val="6B7280"/>
-                <w:sz w:val="22"/>
-              </w:rPr>
-              <w:t xml:space="preserve">  截图：简答题评卷 — 考试列表</w:t>
-            </w:r>
-          </w:p>
-          <w:p>
-            <w:pPr>
-              <w:jc w:val="center"/>
-            </w:pPr>
-            <w:r>
-              <w:rPr>
-                <w:color w:val="9CA3AF"/>
-                <w:sz w:val="18"/>
-              </w:rPr>
-              <w:t>（请将截图贴入此框）</w:t>
-            </w:r>
-          </w:p>
-        </w:tc>
-      </w:tr>
-    </w:tbl>
     <w:p>
       <w:pPr>
-        <w:pStyle w:val="21"/>
-        <w:rPr>
-          <w:rFonts w:ascii="微軟正黑體" w:eastAsia="微軟正黑體" w:hAnsi="微軟正黑體"/>
+        <w:rPr>
+          <w:rFonts w:hint="eastAsia"/>
+          <w:lang w:eastAsia="zh-TW"/>
         </w:rPr>
       </w:pPr>
       <w:bookmarkStart w:id="52" w:name="_Toc244163940"/>
       <w:bookmarkStart w:id="53" w:name="评卷页"/>
       <w:bookmarkEnd w:id="51"/>
+      <w:r>
+        <w:rPr>
+          <w:lang w:eastAsia="zh-TW"/>
+        </w:rPr>
+        <w:drawing>
+          <wp:inline distT="0" distB="0" distL="0" distR="0" wp14:anchorId="59E36DF9" wp14:editId="6CE8A5D5">
+            <wp:extent cx="5976620" cy="1190625"/>
+            <wp:effectExtent l="0" t="0" r="0" b="0"/>
+            <wp:docPr id="893878901" name="圖片 1"/>
+            <wp:cNvGraphicFramePr>
+              <a:graphicFrameLocks xmlns:a="http://schemas.openxmlformats.org/drawingml/2006/main" noChangeAspect="1"/>
+            </wp:cNvGraphicFramePr>
+            <a:graphic xmlns:a="http://schemas.openxmlformats.org/drawingml/2006/main">
+              <a:graphicData uri="http://schemas.openxmlformats.org/drawingml/2006/picture">
+                <pic:pic xmlns:pic="http://schemas.openxmlformats.org/drawingml/2006/picture">
+                  <pic:nvPicPr>
+                    <pic:cNvPr id="893878901" name=""/>
+                    <pic:cNvPicPr/>
+                  </pic:nvPicPr>
+                  <pic:blipFill>
+                    <a:blip r:embed="rId25"/>
+                    <a:stretch>
+                      <a:fillRect/>
+                    </a:stretch>
+                  </pic:blipFill>
+                  <pic:spPr>
+                    <a:xfrm>
+                      <a:off x="0" y="0"/>
+                      <a:ext cx="5976620" cy="1190625"/>
+                    </a:xfrm>
+                    <a:prstGeom prst="rect">
+                      <a:avLst/>
+                    </a:prstGeom>
+                  </pic:spPr>
+                </pic:pic>
+              </a:graphicData>
+            </a:graphic>
+          </wp:inline>
+        </w:drawing>
+      </w:r>
+    </w:p>
+    <w:p>
+      <w:pPr>
+        <w:pStyle w:val="21"/>
+        <w:rPr>
+          <w:rFonts w:ascii="微軟正黑體" w:eastAsia="微軟正黑體" w:hAnsi="微軟正黑體"/>
+        </w:rPr>
+      </w:pPr>
       <w:r>
         <w:rPr>
           <w:rFonts w:ascii="微軟正黑體" w:eastAsia="微軟正黑體" w:hAnsi="微軟正黑體"/>
@@ -7162,6 +7184,7 @@
           </w:tcPr>
           <w:p>
             <w:r>
+              <w:lastRenderedPageBreak/>
               <w:t>状态</w:t>
             </w:r>
           </w:p>
@@ -7318,7 +7341,6 @@
         </w:numPr>
       </w:pPr>
       <w:r>
-        <w:lastRenderedPageBreak/>
         <w:t>分页签：</w:t>
       </w:r>
       <w:r>
@@ -7354,78 +7376,64 @@
         <w:t>评卷人只会看到自己负责工序的考生、且只看到简答题。</w:t>
       </w:r>
     </w:p>
-    <w:tbl>
-      <w:tblPr>
-        <w:tblW w:w="5000" w:type="pct"/>
-        <w:jc w:val="center"/>
-        <w:tblBorders>
-          <w:top w:val="single" w:sz="8" w:space="0" w:color="BFBFBF"/>
-          <w:left w:val="single" w:sz="8" w:space="0" w:color="BFBFBF"/>
-          <w:bottom w:val="single" w:sz="8" w:space="0" w:color="BFBFBF"/>
-          <w:right w:val="single" w:sz="8" w:space="0" w:color="BFBFBF"/>
-        </w:tblBorders>
-        <w:tblLook w:val="04A0" w:firstRow="1" w:lastRow="0" w:firstColumn="1" w:lastColumn="0" w:noHBand="0" w:noVBand="1"/>
-      </w:tblPr>
-      <w:tblGrid>
-        <w:gridCol w:w="9628"/>
-      </w:tblGrid>
-      <w:tr>
-        <w:trPr>
-          <w:trHeight w:val="3969"/>
-          <w:jc w:val="center"/>
-        </w:trPr>
-        <w:tc>
-          <w:tcPr>
-            <w:tcW w:w="0" w:type="auto"/>
-            <w:vAlign w:val="center"/>
-          </w:tcPr>
-          <w:p>
-            <w:pPr>
-              <w:jc w:val="center"/>
-            </w:pPr>
-            <w:r>
-              <w:rPr>
-                <w:rFonts w:ascii="Cambria Math" w:hAnsi="Cambria Math" w:cs="Cambria Math"/>
-                <w:b/>
-                <w:color w:val="6B7280"/>
-                <w:sz w:val="22"/>
-              </w:rPr>
-              <w:t>▣</w:t>
-            </w:r>
-            <w:r>
-              <w:rPr>
-                <w:b/>
-                <w:color w:val="6B7280"/>
-                <w:sz w:val="22"/>
-              </w:rPr>
-              <w:t xml:space="preserve">  截图：评卷页 — 答卷表格（含 AI 建议栏）</w:t>
-            </w:r>
-          </w:p>
-          <w:p>
-            <w:pPr>
-              <w:jc w:val="center"/>
-            </w:pPr>
-            <w:r>
-              <w:rPr>
-                <w:color w:val="9CA3AF"/>
-                <w:sz w:val="18"/>
-              </w:rPr>
-              <w:t>（请将截图贴入此框）</w:t>
-            </w:r>
-          </w:p>
-        </w:tc>
-      </w:tr>
-    </w:tbl>
     <w:p>
       <w:pPr>
-        <w:pStyle w:val="21"/>
-        <w:rPr>
-          <w:rFonts w:ascii="微軟正黑體" w:eastAsia="微軟正黑體" w:hAnsi="微軟正黑體"/>
+        <w:rPr>
+          <w:rFonts w:hint="eastAsia"/>
+          <w:lang w:eastAsia="zh-TW"/>
         </w:rPr>
       </w:pPr>
       <w:bookmarkStart w:id="54" w:name="_Toc244163941"/>
       <w:bookmarkStart w:id="55" w:name="采用-ai-建议"/>
       <w:bookmarkEnd w:id="53"/>
+      <w:r>
+        <w:rPr>
+          <w:lang w:eastAsia="zh-TW"/>
+        </w:rPr>
+        <w:drawing>
+          <wp:inline distT="0" distB="0" distL="0" distR="0" wp14:anchorId="607AD562" wp14:editId="369A32AB">
+            <wp:extent cx="5976620" cy="2347595"/>
+            <wp:effectExtent l="0" t="0" r="0" b="0"/>
+            <wp:docPr id="792200271" name="圖片 1"/>
+            <wp:cNvGraphicFramePr>
+              <a:graphicFrameLocks xmlns:a="http://schemas.openxmlformats.org/drawingml/2006/main" noChangeAspect="1"/>
+            </wp:cNvGraphicFramePr>
+            <a:graphic xmlns:a="http://schemas.openxmlformats.org/drawingml/2006/main">
+              <a:graphicData uri="http://schemas.openxmlformats.org/drawingml/2006/picture">
+                <pic:pic xmlns:pic="http://schemas.openxmlformats.org/drawingml/2006/picture">
+                  <pic:nvPicPr>
+                    <pic:cNvPr id="792200271" name=""/>
+                    <pic:cNvPicPr/>
+                  </pic:nvPicPr>
+                  <pic:blipFill>
+                    <a:blip r:embed="rId26"/>
+                    <a:stretch>
+                      <a:fillRect/>
+                    </a:stretch>
+                  </pic:blipFill>
+                  <pic:spPr>
+                    <a:xfrm>
+                      <a:off x="0" y="0"/>
+                      <a:ext cx="5976620" cy="2347595"/>
+                    </a:xfrm>
+                    <a:prstGeom prst="rect">
+                      <a:avLst/>
+                    </a:prstGeom>
+                  </pic:spPr>
+                </pic:pic>
+              </a:graphicData>
+            </a:graphic>
+          </wp:inline>
+        </w:drawing>
+      </w:r>
+    </w:p>
+    <w:p>
+      <w:pPr>
+        <w:pStyle w:val="21"/>
+        <w:rPr>
+          <w:rFonts w:ascii="微軟正黑體" w:eastAsia="微軟正黑體" w:hAnsi="微軟正黑體"/>
+        </w:rPr>
+      </w:pPr>
       <w:r>
         <w:rPr>
           <w:rFonts w:ascii="微軟正黑體" w:eastAsia="微軟正黑體" w:hAnsi="微軟正黑體"/>
@@ -7555,8 +7563,62 @@
       </w:tr>
     </w:tbl>
     <w:p>
+      <w:pPr>
+        <w:rPr>
+          <w:lang w:eastAsia="zh-TW"/>
+        </w:rPr>
+      </w:pPr>
       <w:r>
         <w:t>若某题 AI 建议为 0 分且您不认同，请改用「评分」人工给分，不要直接采用。</w:t>
+      </w:r>
+    </w:p>
+    <w:p>
+      <w:pPr>
+        <w:rPr>
+          <w:rFonts w:hint="eastAsia"/>
+          <w:lang w:eastAsia="zh-TW"/>
+        </w:rPr>
+      </w:pPr>
+      <w:r>
+        <w:rPr>
+          <w:lang w:eastAsia="zh-TW"/>
+        </w:rPr>
+        <w:lastRenderedPageBreak/>
+        <w:drawing>
+          <wp:inline distT="0" distB="0" distL="0" distR="0" wp14:anchorId="2FC3D137" wp14:editId="2CD42163">
+            <wp:extent cx="5976620" cy="2315210"/>
+            <wp:effectExtent l="0" t="0" r="0" b="0"/>
+            <wp:docPr id="2025471349" name="圖片 1"/>
+            <wp:cNvGraphicFramePr>
+              <a:graphicFrameLocks xmlns:a="http://schemas.openxmlformats.org/drawingml/2006/main" noChangeAspect="1"/>
+            </wp:cNvGraphicFramePr>
+            <a:graphic xmlns:a="http://schemas.openxmlformats.org/drawingml/2006/main">
+              <a:graphicData uri="http://schemas.openxmlformats.org/drawingml/2006/picture">
+                <pic:pic xmlns:pic="http://schemas.openxmlformats.org/drawingml/2006/picture">
+                  <pic:nvPicPr>
+                    <pic:cNvPr id="2025471349" name=""/>
+                    <pic:cNvPicPr/>
+                  </pic:nvPicPr>
+                  <pic:blipFill>
+                    <a:blip r:embed="rId27"/>
+                    <a:stretch>
+                      <a:fillRect/>
+                    </a:stretch>
+                  </pic:blipFill>
+                  <pic:spPr>
+                    <a:xfrm>
+                      <a:off x="0" y="0"/>
+                      <a:ext cx="5976620" cy="2315210"/>
+                    </a:xfrm>
+                    <a:prstGeom prst="rect">
+                      <a:avLst/>
+                    </a:prstGeom>
+                  </pic:spPr>
+                </pic:pic>
+              </a:graphicData>
+            </a:graphic>
+          </wp:inline>
+        </w:drawing>
       </w:r>
     </w:p>
     <w:p>
@@ -7631,69 +7693,6 @@
         <w:t>点「保存评分」。</w:t>
       </w:r>
     </w:p>
-    <w:tbl>
-      <w:tblPr>
-        <w:tblW w:w="5000" w:type="pct"/>
-        <w:jc w:val="center"/>
-        <w:tblBorders>
-          <w:top w:val="single" w:sz="8" w:space="0" w:color="BFBFBF"/>
-          <w:left w:val="single" w:sz="8" w:space="0" w:color="BFBFBF"/>
-          <w:bottom w:val="single" w:sz="8" w:space="0" w:color="BFBFBF"/>
-          <w:right w:val="single" w:sz="8" w:space="0" w:color="BFBFBF"/>
-        </w:tblBorders>
-        <w:tblLook w:val="04A0" w:firstRow="1" w:lastRow="0" w:firstColumn="1" w:lastColumn="0" w:noHBand="0" w:noVBand="1"/>
-      </w:tblPr>
-      <w:tblGrid>
-        <w:gridCol w:w="9628"/>
-      </w:tblGrid>
-      <w:tr>
-        <w:trPr>
-          <w:trHeight w:val="3969"/>
-          <w:jc w:val="center"/>
-        </w:trPr>
-        <w:tc>
-          <w:tcPr>
-            <w:tcW w:w="0" w:type="auto"/>
-            <w:vAlign w:val="center"/>
-          </w:tcPr>
-          <w:p>
-            <w:pPr>
-              <w:jc w:val="center"/>
-            </w:pPr>
-            <w:r>
-              <w:rPr>
-                <w:rFonts w:ascii="Cambria Math" w:hAnsi="Cambria Math" w:cs="Cambria Math"/>
-                <w:b/>
-                <w:color w:val="6B7280"/>
-                <w:sz w:val="22"/>
-              </w:rPr>
-              <w:lastRenderedPageBreak/>
-              <w:t>▣</w:t>
-            </w:r>
-            <w:r>
-              <w:rPr>
-                <w:b/>
-                <w:color w:val="6B7280"/>
-                <w:sz w:val="22"/>
-              </w:rPr>
-              <w:t xml:space="preserve">  截图：人工评分窗口（参考答案 / 考生作答 / AI 建议）</w:t>
-            </w:r>
-          </w:p>
-          <w:p>
-            <w:pPr>
-              <w:jc w:val="center"/>
-            </w:pPr>
-            <w:r>
-              <w:rPr>
-                <w:color w:val="9CA3AF"/>
-                <w:sz w:val="18"/>
-              </w:rPr>
-              <w:t>（请将截图贴入此框）</w:t>
-            </w:r>
-          </w:p>
-        </w:tc>
-      </w:tr>
-    </w:tbl>
     <w:p>
       <w:pPr>
         <w:pStyle w:val="21"/>
@@ -7791,68 +7790,103 @@
         <w:t>点「保存修改」。</w:t>
       </w:r>
     </w:p>
-    <w:tbl>
-      <w:tblPr>
-        <w:tblW w:w="5000" w:type="pct"/>
-        <w:jc w:val="center"/>
-        <w:tblBorders>
-          <w:top w:val="single" w:sz="8" w:space="0" w:color="BFBFBF"/>
-          <w:left w:val="single" w:sz="8" w:space="0" w:color="BFBFBF"/>
-          <w:bottom w:val="single" w:sz="8" w:space="0" w:color="BFBFBF"/>
-          <w:right w:val="single" w:sz="8" w:space="0" w:color="BFBFBF"/>
-        </w:tblBorders>
-        <w:tblLook w:val="04A0" w:firstRow="1" w:lastRow="0" w:firstColumn="1" w:lastColumn="0" w:noHBand="0" w:noVBand="1"/>
-      </w:tblPr>
-      <w:tblGrid>
-        <w:gridCol w:w="9628"/>
-      </w:tblGrid>
-      <w:tr>
-        <w:trPr>
-          <w:trHeight w:val="3969"/>
-          <w:jc w:val="center"/>
-        </w:trPr>
-        <w:tc>
-          <w:tcPr>
-            <w:tcW w:w="0" w:type="auto"/>
-            <w:vAlign w:val="center"/>
-          </w:tcPr>
-          <w:p>
-            <w:pPr>
-              <w:jc w:val="center"/>
-            </w:pPr>
-            <w:r>
-              <w:rPr>
-                <w:rFonts w:ascii="Cambria Math" w:hAnsi="Cambria Math" w:cs="Cambria Math"/>
-                <w:b/>
-                <w:color w:val="6B7280"/>
-                <w:sz w:val="22"/>
-              </w:rPr>
-              <w:t>▣</w:t>
-            </w:r>
-            <w:r>
-              <w:rPr>
-                <w:b/>
-                <w:color w:val="6B7280"/>
-                <w:sz w:val="22"/>
-              </w:rPr>
-              <w:t xml:space="preserve">  截图：修改评分 — 填写修改原因</w:t>
-            </w:r>
-          </w:p>
-          <w:p>
-            <w:pPr>
-              <w:jc w:val="center"/>
-            </w:pPr>
-            <w:r>
-              <w:rPr>
-                <w:color w:val="9CA3AF"/>
-                <w:sz w:val="18"/>
-              </w:rPr>
-              <w:t>（请将截图贴入此框）</w:t>
-            </w:r>
-          </w:p>
-        </w:tc>
-      </w:tr>
-    </w:tbl>
+    <w:p>
+      <w:pPr>
+        <w:rPr>
+          <w:rFonts w:hint="eastAsia"/>
+        </w:rPr>
+      </w:pPr>
+      <w:r>
+        <w:drawing>
+          <wp:inline distT="0" distB="0" distL="0" distR="0" wp14:anchorId="7EF33239" wp14:editId="43DA7683">
+            <wp:extent cx="2911929" cy="987642"/>
+            <wp:effectExtent l="0" t="0" r="0" b="0"/>
+            <wp:docPr id="362664460" name="圖片 1"/>
+            <wp:cNvGraphicFramePr>
+              <a:graphicFrameLocks xmlns:a="http://schemas.openxmlformats.org/drawingml/2006/main" noChangeAspect="1"/>
+            </wp:cNvGraphicFramePr>
+            <a:graphic xmlns:a="http://schemas.openxmlformats.org/drawingml/2006/main">
+              <a:graphicData uri="http://schemas.openxmlformats.org/drawingml/2006/picture">
+                <pic:pic xmlns:pic="http://schemas.openxmlformats.org/drawingml/2006/picture">
+                  <pic:nvPicPr>
+                    <pic:cNvPr id="362664460" name=""/>
+                    <pic:cNvPicPr/>
+                  </pic:nvPicPr>
+                  <pic:blipFill rotWithShape="1">
+                    <a:blip r:embed="rId28"/>
+                    <a:srcRect t="70110"/>
+                    <a:stretch>
+                      <a:fillRect/>
+                    </a:stretch>
+                  </pic:blipFill>
+                  <pic:spPr bwMode="auto">
+                    <a:xfrm>
+                      <a:off x="0" y="0"/>
+                      <a:ext cx="2952873" cy="1001529"/>
+                    </a:xfrm>
+                    <a:prstGeom prst="rect">
+                      <a:avLst/>
+                    </a:prstGeom>
+                    <a:ln>
+                      <a:noFill/>
+                    </a:ln>
+                    <a:extLst>
+                      <a:ext uri="{53640926-AAD7-44D8-BBD7-CCE9431645EC}">
+                        <a14:shadowObscured xmlns:a14="http://schemas.microsoft.com/office/drawing/2010/main"/>
+                      </a:ext>
+                    </a:extLst>
+                  </pic:spPr>
+                </pic:pic>
+              </a:graphicData>
+            </a:graphic>
+          </wp:inline>
+        </w:drawing>
+      </w:r>
+      <w:r>
+        <w:rPr>
+          <w:noProof/>
+          <w:lang w:val="en-US"/>
+        </w:rPr>
+        <w:t xml:space="preserve"> </w:t>
+      </w:r>
+      <w:r>
+        <w:drawing>
+          <wp:inline distT="0" distB="0" distL="0" distR="0" wp14:anchorId="014F97E4" wp14:editId="51ABE5B9">
+            <wp:extent cx="2950028" cy="1608693"/>
+            <wp:effectExtent l="0" t="0" r="0" b="0"/>
+            <wp:docPr id="1946089773" name="圖片 1"/>
+            <wp:cNvGraphicFramePr>
+              <a:graphicFrameLocks xmlns:a="http://schemas.openxmlformats.org/drawingml/2006/main" noChangeAspect="1"/>
+            </wp:cNvGraphicFramePr>
+            <a:graphic xmlns:a="http://schemas.openxmlformats.org/drawingml/2006/main">
+              <a:graphicData uri="http://schemas.openxmlformats.org/drawingml/2006/picture">
+                <pic:pic xmlns:pic="http://schemas.openxmlformats.org/drawingml/2006/picture">
+                  <pic:nvPicPr>
+                    <pic:cNvPr id="1946089773" name=""/>
+                    <pic:cNvPicPr/>
+                  </pic:nvPicPr>
+                  <pic:blipFill>
+                    <a:blip r:embed="rId29"/>
+                    <a:stretch>
+                      <a:fillRect/>
+                    </a:stretch>
+                  </pic:blipFill>
+                  <pic:spPr>
+                    <a:xfrm>
+                      <a:off x="0" y="0"/>
+                      <a:ext cx="2978548" cy="1624246"/>
+                    </a:xfrm>
+                    <a:prstGeom prst="rect">
+                      <a:avLst/>
+                    </a:prstGeom>
+                  </pic:spPr>
+                </pic:pic>
+              </a:graphicData>
+            </a:graphic>
+          </wp:inline>
+        </w:drawing>
+      </w:r>
+    </w:p>
     <w:p>
       <w:r>
         <w:t>每次改分都会留下「原分数、新分数、修改原因」的纪录，以利事后查核，确保评分可追溯、可问责。</w:t>
